--- a/7_semester/Корпоративные информационные системы/ЛР2/ЛР2_Отчет_Буренков_КИС.docx
+++ b/7_semester/Корпоративные информационные системы/ЛР2/ЛР2_Отчет_Буренков_КИС.docx
@@ -922,18 +922,12 @@
     <w:p>
       <w:pPr>
         <w:tabs>
-          <w:tab w:val="right" w:leader="dot" w:pos="9354"/>
-          <w:tab w:pos="9354" w:val="right" w:leader="dot"/>
+          <w:tab w:val="right" w:leader="dot" w:pos="9071"/>
         </w:tabs>
         <w:spacing w:line="360" w:lineRule="auto"/>
-        <w:rPr>
-          <w:color w:val="000000"/>
-          <w:sz w:val="28"/>
-        </w:rPr>
-      </w:pPr>
-      <w:r>
-        <w:rPr>
-          <w:rFonts w:ascii="Times New Roman" w:hAnsi="Times New Roman" w:eastAsia="Times New Roman"/>
+      </w:pPr>
+      <w:r>
+        <w:rPr>
           <w:color w:val="000000"/>
           <w:sz w:val="28"/>
         </w:rPr>
@@ -941,29 +935,63 @@
       </w:r>
       <w:r>
         <w:rPr>
-          <w:rFonts w:ascii="Times New Roman" w:hAnsi="Times New Roman" w:eastAsia="Times New Roman"/>
           <w:color w:val="000000"/>
           <w:sz w:val="28"/>
         </w:rPr>
         <w:tab/>
+      </w:r>
+      <w:r>
+        <w:rPr>
+          <w:color w:val="000000"/>
+          <w:sz w:val="28"/>
+        </w:rPr>
+        <w:fldChar w:fldCharType="begin"/>
+      </w:r>
+      <w:r>
+        <w:rPr>
+          <w:color w:val="000000"/>
+          <w:sz w:val="28"/>
+        </w:rPr>
+        <w:instrText xml:space="preserve"> PAGEREF z1 \h </w:instrText>
+      </w:r>
+      <w:r>
+        <w:rPr>
+          <w:color w:val="000000"/>
+          <w:sz w:val="28"/>
+        </w:rPr>
+      </w:r>
+      <w:r>
+        <w:rPr>
+          <w:color w:val="000000"/>
+          <w:sz w:val="28"/>
+        </w:rPr>
+        <w:fldChar w:fldCharType="separate"/>
+      </w:r>
+      <w:r>
+        <w:rPr>
+          <w:noProof/>
+          <w:color w:val="000000"/>
+          <w:sz w:val="28"/>
+        </w:rPr>
         <w:t>3</w:t>
       </w:r>
+      <w:r>
+        <w:rPr>
+          <w:color w:val="000000"/>
+          <w:sz w:val="28"/>
+        </w:rPr>
+        <w:fldChar w:fldCharType="end"/>
+      </w:r>
     </w:p>
     <w:p>
       <w:pPr>
         <w:tabs>
-          <w:tab w:val="right" w:leader="dot" w:pos="9354"/>
-          <w:tab w:pos="9354" w:val="right" w:leader="dot"/>
+          <w:tab w:val="right" w:leader="dot" w:pos="9071"/>
         </w:tabs>
         <w:spacing w:line="360" w:lineRule="auto"/>
-        <w:rPr>
-          <w:color w:val="000000"/>
-          <w:sz w:val="28"/>
-        </w:rPr>
-      </w:pPr>
-      <w:r>
-        <w:rPr>
-          <w:rFonts w:ascii="Times New Roman" w:hAnsi="Times New Roman" w:eastAsia="Times New Roman"/>
+      </w:pPr>
+      <w:r>
+        <w:rPr>
           <w:color w:val="000000"/>
           <w:sz w:val="28"/>
         </w:rPr>
@@ -971,49 +999,187 @@
       </w:r>
       <w:r>
         <w:rPr>
-          <w:rFonts w:ascii="Times New Roman" w:hAnsi="Times New Roman" w:eastAsia="Times New Roman"/>
           <w:color w:val="000000"/>
           <w:sz w:val="28"/>
         </w:rPr>
         <w:tab/>
+      </w:r>
+      <w:r>
+        <w:rPr>
+          <w:color w:val="000000"/>
+          <w:sz w:val="28"/>
+        </w:rPr>
+        <w:fldChar w:fldCharType="begin"/>
+      </w:r>
+      <w:r>
+        <w:rPr>
+          <w:color w:val="000000"/>
+          <w:sz w:val="28"/>
+        </w:rPr>
+        <w:instrText xml:space="preserve"> PAGEREF z2 \h </w:instrText>
+      </w:r>
+      <w:r>
+        <w:rPr>
+          <w:color w:val="000000"/>
+          <w:sz w:val="28"/>
+        </w:rPr>
+      </w:r>
+      <w:r>
+        <w:rPr>
+          <w:color w:val="000000"/>
+          <w:sz w:val="28"/>
+        </w:rPr>
+        <w:fldChar w:fldCharType="separate"/>
+      </w:r>
+      <w:r>
+        <w:rPr>
+          <w:noProof/>
+          <w:color w:val="000000"/>
+          <w:sz w:val="28"/>
+        </w:rPr>
         <w:t>4</w:t>
       </w:r>
+      <w:r>
+        <w:rPr>
+          <w:color w:val="000000"/>
+          <w:sz w:val="28"/>
+        </w:rPr>
+        <w:fldChar w:fldCharType="end"/>
+      </w:r>
     </w:p>
     <w:p>
       <w:pPr>
         <w:tabs>
-          <w:tab w:val="right" w:leader="dot" w:pos="9354"/>
-          <w:tab w:pos="9354" w:val="right" w:leader="dot"/>
+          <w:tab w:val="right" w:leader="dot" w:pos="9071"/>
+        </w:tabs>
+        <w:spacing w:line="360" w:lineRule="auto"/>
+      </w:pPr>
+      <w:r>
+        <w:rPr>
+          <w:color w:val="000000"/>
+          <w:sz w:val="28"/>
+        </w:rPr>
+        <w:t>3 Модель IDEF0</w:t>
+      </w:r>
+      <w:r>
+        <w:rPr>
+          <w:color w:val="000000"/>
+          <w:sz w:val="28"/>
+        </w:rPr>
+        <w:tab/>
+      </w:r>
+      <w:r>
+        <w:rPr>
+          <w:color w:val="000000"/>
+          <w:sz w:val="28"/>
+        </w:rPr>
+        <w:fldChar w:fldCharType="begin"/>
+      </w:r>
+      <w:r>
+        <w:rPr>
+          <w:color w:val="000000"/>
+          <w:sz w:val="28"/>
+        </w:rPr>
+        <w:instrText xml:space="preserve"> PAGEREF z3 \h </w:instrText>
+      </w:r>
+      <w:r>
+        <w:rPr>
+          <w:color w:val="000000"/>
+          <w:sz w:val="28"/>
+        </w:rPr>
+      </w:r>
+      <w:r>
+        <w:rPr>
+          <w:color w:val="000000"/>
+          <w:sz w:val="28"/>
+        </w:rPr>
+        <w:fldChar w:fldCharType="separate"/>
+      </w:r>
+      <w:r>
+        <w:rPr>
+          <w:noProof/>
+          <w:color w:val="000000"/>
+          <w:sz w:val="28"/>
+        </w:rPr>
+        <w:t>5</w:t>
+      </w:r>
+      <w:r>
+        <w:rPr>
+          <w:color w:val="000000"/>
+          <w:sz w:val="28"/>
+        </w:rPr>
+        <w:fldChar w:fldCharType="end"/>
+      </w:r>
+    </w:p>
+    <w:p>
+      <w:pPr>
+        <w:tabs>
+          <w:tab w:val="right" w:leader="dot" w:pos="9071"/>
         </w:tabs>
         <w:spacing w:line="360" w:lineRule="auto"/>
         <w:ind w:left="425"/>
-        <w:rPr>
-          <w:color w:val="000000"/>
-          <w:sz w:val="28"/>
-        </w:rPr>
-      </w:pPr>
-      <w:r>
-        <w:rPr>
-          <w:rFonts w:ascii="Times New Roman" w:hAnsi="Times New Roman" w:eastAsia="Times New Roman"/>
-          <w:color w:val="000000"/>
-          <w:sz w:val="28"/>
-        </w:rPr>
-        <w:t>3 Модель IDEF0</w:t>
-      </w:r>
-      <w:r>
-        <w:rPr>
-          <w:rFonts w:ascii="Times New Roman" w:hAnsi="Times New Roman" w:eastAsia="Times New Roman"/>
+      </w:pPr>
+      <w:r>
+        <w:rPr>
+          <w:color w:val="000000"/>
+          <w:sz w:val="28"/>
+        </w:rPr>
+        <w:t>3.1 Контекстная диаграмма А-0</w:t>
+      </w:r>
+      <w:r>
+        <w:rPr>
           <w:color w:val="000000"/>
           <w:sz w:val="28"/>
         </w:rPr>
         <w:tab/>
-        <w:t>5</w:t>
+      </w:r>
+      <w:r>
+        <w:rPr>
+          <w:color w:val="000000"/>
+          <w:sz w:val="28"/>
+        </w:rPr>
+        <w:fldChar w:fldCharType="begin"/>
+      </w:r>
+      <w:r>
+        <w:rPr>
+          <w:color w:val="000000"/>
+          <w:sz w:val="28"/>
+        </w:rPr>
+        <w:instrText xml:space="preserve"> PAGEREF d01 \h </w:instrText>
+      </w:r>
+      <w:r>
+        <w:rPr>
+          <w:color w:val="000000"/>
+          <w:sz w:val="28"/>
+        </w:rPr>
+      </w:r>
+      <w:r>
+        <w:rPr>
+          <w:color w:val="000000"/>
+          <w:sz w:val="28"/>
+        </w:rPr>
+        <w:fldChar w:fldCharType="separate"/>
+      </w:r>
+      <w:r>
+        <w:rPr>
+          <w:noProof/>
+          <w:color w:val="000000"/>
+          <w:sz w:val="28"/>
+        </w:rPr>
+        <w:t>9</w:t>
+      </w:r>
+      <w:r>
+        <w:rPr>
+          <w:color w:val="000000"/>
+          <w:sz w:val="28"/>
+        </w:rPr>
+        <w:fldChar w:fldCharType="end"/>
       </w:r>
     </w:p>
     <w:p>
       <w:pPr>
         <w:tabs>
-          <w:tab w:val="right" w:leader="dot" w:pos="9354"/>
+          <w:tab w:val="right" w:leader="dot" w:pos="9071"/>
         </w:tabs>
         <w:spacing w:line="360" w:lineRule="auto"/>
         <w:ind w:left="425"/>
@@ -1023,7 +1189,7 @@
           <w:color w:val="000000"/>
           <w:sz w:val="28"/>
         </w:rPr>
-        <w:t>3.1 Контекстная диаграмма А-0</w:t>
+        <w:t>3.2 Декомпозиция А0 «Ремонтировать велосипеды»</w:t>
       </w:r>
       <w:r>
         <w:rPr>
@@ -1037,14 +1203,14 @@
           <w:color w:val="000000"/>
           <w:sz w:val="28"/>
         </w:rPr>
-        <w:fldChar w:fldCharType="begin" w:fldLock="1"/>
-      </w:r>
-      <w:r>
-        <w:rPr>
-          <w:color w:val="000000"/>
-          <w:sz w:val="28"/>
-        </w:rPr>
-        <w:instrText xml:space="preserve"> PAGEREF z31 \h </w:instrText>
+        <w:fldChar w:fldCharType="begin"/>
+      </w:r>
+      <w:r>
+        <w:rPr>
+          <w:color w:val="000000"/>
+          <w:sz w:val="28"/>
+        </w:rPr>
+        <w:instrText xml:space="preserve"> PAGEREF d02 \h </w:instrText>
       </w:r>
       <w:r>
         <w:rPr>
@@ -1065,7 +1231,7 @@
           <w:color w:val="000000"/>
           <w:sz w:val="28"/>
         </w:rPr>
-        <w:t>4</w:t>
+        <w:t>10</w:t>
       </w:r>
       <w:r>
         <w:rPr>
@@ -1078,7 +1244,7 @@
     <w:p>
       <w:pPr>
         <w:tabs>
-          <w:tab w:val="right" w:leader="dot" w:pos="9354"/>
+          <w:tab w:val="right" w:leader="dot" w:pos="9071"/>
         </w:tabs>
         <w:spacing w:line="360" w:lineRule="auto"/>
         <w:ind w:left="425"/>
@@ -1088,7 +1254,7 @@
           <w:color w:val="000000"/>
           <w:sz w:val="28"/>
         </w:rPr>
-        <w:t>3.2 Декомпозиция А0</w:t>
+        <w:t>3.3 Диаграмма А1 «Принять заказ»</w:t>
       </w:r>
       <w:r>
         <w:rPr>
@@ -1102,14 +1268,14 @@
           <w:color w:val="000000"/>
           <w:sz w:val="28"/>
         </w:rPr>
-        <w:fldChar w:fldCharType="begin" w:fldLock="1"/>
-      </w:r>
-      <w:r>
-        <w:rPr>
-          <w:color w:val="000000"/>
-          <w:sz w:val="28"/>
-        </w:rPr>
-        <w:instrText xml:space="preserve"> PAGEREF z32 \h </w:instrText>
+        <w:fldChar w:fldCharType="begin"/>
+      </w:r>
+      <w:r>
+        <w:rPr>
+          <w:color w:val="000000"/>
+          <w:sz w:val="28"/>
+        </w:rPr>
+        <w:instrText xml:space="preserve"> PAGEREF d03 \h </w:instrText>
       </w:r>
       <w:r>
         <w:rPr>
@@ -1130,7 +1296,7 @@
           <w:color w:val="000000"/>
           <w:sz w:val="28"/>
         </w:rPr>
-        <w:t>5</w:t>
+        <w:t>11</w:t>
       </w:r>
       <w:r>
         <w:rPr>
@@ -1143,7 +1309,7 @@
     <w:p>
       <w:pPr>
         <w:tabs>
-          <w:tab w:val="right" w:leader="dot" w:pos="9354"/>
+          <w:tab w:val="right" w:leader="dot" w:pos="9071"/>
         </w:tabs>
         <w:spacing w:line="360" w:lineRule="auto"/>
         <w:ind w:left="425"/>
@@ -1153,7 +1319,7 @@
           <w:color w:val="000000"/>
           <w:sz w:val="28"/>
         </w:rPr>
-        <w:t>3.3 Приём заказа</w:t>
+        <w:t>3.4 Диаграмма А11 «Зарегистрировать обращение»</w:t>
       </w:r>
       <w:r>
         <w:rPr>
@@ -1167,14 +1333,14 @@
           <w:color w:val="000000"/>
           <w:sz w:val="28"/>
         </w:rPr>
-        <w:fldChar w:fldCharType="begin" w:fldLock="1"/>
-      </w:r>
-      <w:r>
-        <w:rPr>
-          <w:color w:val="000000"/>
-          <w:sz w:val="28"/>
-        </w:rPr>
-        <w:instrText xml:space="preserve"> PAGEREF z33 \h </w:instrText>
+        <w:fldChar w:fldCharType="begin"/>
+      </w:r>
+      <w:r>
+        <w:rPr>
+          <w:color w:val="000000"/>
+          <w:sz w:val="28"/>
+        </w:rPr>
+        <w:instrText xml:space="preserve"> PAGEREF d04 \h </w:instrText>
       </w:r>
       <w:r>
         <w:rPr>
@@ -1195,7 +1361,7 @@
           <w:color w:val="000000"/>
           <w:sz w:val="28"/>
         </w:rPr>
-        <w:t>6</w:t>
+        <w:t>12</w:t>
       </w:r>
       <w:r>
         <w:rPr>
@@ -1208,7 +1374,7 @@
     <w:p>
       <w:pPr>
         <w:tabs>
-          <w:tab w:val="right" w:leader="dot" w:pos="9354"/>
+          <w:tab w:val="right" w:leader="dot" w:pos="9071"/>
         </w:tabs>
         <w:spacing w:line="360" w:lineRule="auto"/>
         <w:ind w:left="425"/>
@@ -1218,7 +1384,14 @@
           <w:color w:val="000000"/>
           <w:sz w:val="28"/>
         </w:rPr>
-        <w:t>3.4 Диагностика</w:t>
+        <w:t>3.5 Диаграмма А12 «Ос</w:t>
+      </w:r>
+      <w:r>
+        <w:rPr>
+          <w:color w:val="000000"/>
+          <w:sz w:val="28"/>
+        </w:rPr>
+        <w:t>мотреть внешний вид»</w:t>
       </w:r>
       <w:r>
         <w:rPr>
@@ -1232,14 +1405,14 @@
           <w:color w:val="000000"/>
           <w:sz w:val="28"/>
         </w:rPr>
-        <w:fldChar w:fldCharType="begin" w:fldLock="1"/>
-      </w:r>
-      <w:r>
-        <w:rPr>
-          <w:color w:val="000000"/>
-          <w:sz w:val="28"/>
-        </w:rPr>
-        <w:instrText xml:space="preserve"> PAGEREF z34 \h </w:instrText>
+        <w:fldChar w:fldCharType="begin"/>
+      </w:r>
+      <w:r>
+        <w:rPr>
+          <w:color w:val="000000"/>
+          <w:sz w:val="28"/>
+        </w:rPr>
+        <w:instrText xml:space="preserve"> PAGEREF d05 \h </w:instrText>
       </w:r>
       <w:r>
         <w:rPr>
@@ -1260,7 +1433,7 @@
           <w:color w:val="000000"/>
           <w:sz w:val="28"/>
         </w:rPr>
-        <w:t>7</w:t>
+        <w:t>13</w:t>
       </w:r>
       <w:r>
         <w:rPr>
@@ -1273,7 +1446,7 @@
     <w:p>
       <w:pPr>
         <w:tabs>
-          <w:tab w:val="right" w:leader="dot" w:pos="9354"/>
+          <w:tab w:val="right" w:leader="dot" w:pos="9071"/>
         </w:tabs>
         <w:spacing w:line="360" w:lineRule="auto"/>
         <w:ind w:left="425"/>
@@ -1283,7 +1456,7 @@
           <w:color w:val="000000"/>
           <w:sz w:val="28"/>
         </w:rPr>
-        <w:t>3.5 Ремонт</w:t>
+        <w:t>3.6 Диаграмма А13 «Согласовать предварительную стоимость»</w:t>
       </w:r>
       <w:r>
         <w:rPr>
@@ -1297,14 +1470,14 @@
           <w:color w:val="000000"/>
           <w:sz w:val="28"/>
         </w:rPr>
-        <w:fldChar w:fldCharType="begin" w:fldLock="1"/>
-      </w:r>
-      <w:r>
-        <w:rPr>
-          <w:color w:val="000000"/>
-          <w:sz w:val="28"/>
-        </w:rPr>
-        <w:instrText xml:space="preserve"> PAGEREF z35 \h </w:instrText>
+        <w:fldChar w:fldCharType="begin"/>
+      </w:r>
+      <w:r>
+        <w:rPr>
+          <w:color w:val="000000"/>
+          <w:sz w:val="28"/>
+        </w:rPr>
+        <w:instrText xml:space="preserve"> PAGEREF d06 \h </w:instrText>
       </w:r>
       <w:r>
         <w:rPr>
@@ -1325,7 +1498,7 @@
           <w:color w:val="000000"/>
           <w:sz w:val="28"/>
         </w:rPr>
-        <w:t>8</w:t>
+        <w:t>14</w:t>
       </w:r>
       <w:r>
         <w:rPr>
@@ -1338,7 +1511,7 @@
     <w:p>
       <w:pPr>
         <w:tabs>
-          <w:tab w:val="right" w:leader="dot" w:pos="9354"/>
+          <w:tab w:val="right" w:leader="dot" w:pos="9071"/>
         </w:tabs>
         <w:spacing w:line="360" w:lineRule="auto"/>
         <w:ind w:left="425"/>
@@ -1348,7 +1521,7 @@
           <w:color w:val="000000"/>
           <w:sz w:val="28"/>
         </w:rPr>
-        <w:t>3.6 Глоссарий стрелок</w:t>
+        <w:t>3.7 Диаграмма А14 «Разместить велосипед на хранении»</w:t>
       </w:r>
       <w:r>
         <w:rPr>
@@ -1362,14 +1535,14 @@
           <w:color w:val="000000"/>
           <w:sz w:val="28"/>
         </w:rPr>
-        <w:fldChar w:fldCharType="begin" w:fldLock="1"/>
-      </w:r>
-      <w:r>
-        <w:rPr>
-          <w:color w:val="000000"/>
-          <w:sz w:val="28"/>
-        </w:rPr>
-        <w:instrText xml:space="preserve"> PAGEREF z36 \h </w:instrText>
+        <w:fldChar w:fldCharType="begin"/>
+      </w:r>
+      <w:r>
+        <w:rPr>
+          <w:color w:val="000000"/>
+          <w:sz w:val="28"/>
+        </w:rPr>
+        <w:instrText xml:space="preserve"> PAGEREF d07 \h </w:instrText>
       </w:r>
       <w:r>
         <w:rPr>
@@ -1390,7 +1563,7 @@
           <w:color w:val="000000"/>
           <w:sz w:val="28"/>
         </w:rPr>
-        <w:t>9</w:t>
+        <w:t>15</w:t>
       </w:r>
       <w:r>
         <w:rPr>
@@ -1403,16 +1576,1052 @@
     <w:p>
       <w:pPr>
         <w:tabs>
-          <w:tab w:pos="9354" w:val="right" w:leader="dot"/>
+          <w:tab w:val="right" w:leader="dot" w:pos="9071"/>
         </w:tabs>
-        <w:rPr>
-          <w:color w:val="000000"/>
-          <w:sz w:val="28"/>
-        </w:rPr>
-      </w:pPr>
-      <w:r>
-        <w:rPr>
-          <w:rFonts w:ascii="Times New Roman" w:hAnsi="Times New Roman" w:eastAsia="Times New Roman"/>
+        <w:spacing w:line="360" w:lineRule="auto"/>
+        <w:ind w:left="425"/>
+      </w:pPr>
+      <w:r>
+        <w:rPr>
+          <w:color w:val="000000"/>
+          <w:sz w:val="28"/>
+        </w:rPr>
+        <w:t>3.8 Диаграмма А2 «Диагностировать неисправность»</w:t>
+      </w:r>
+      <w:r>
+        <w:rPr>
+          <w:color w:val="000000"/>
+          <w:sz w:val="28"/>
+        </w:rPr>
+        <w:tab/>
+      </w:r>
+      <w:r>
+        <w:rPr>
+          <w:color w:val="000000"/>
+          <w:sz w:val="28"/>
+        </w:rPr>
+        <w:fldChar w:fldCharType="begin"/>
+      </w:r>
+      <w:r>
+        <w:rPr>
+          <w:color w:val="000000"/>
+          <w:sz w:val="28"/>
+        </w:rPr>
+        <w:instrText xml:space="preserve"> PAGEREF d08 \h </w:instrText>
+      </w:r>
+      <w:r>
+        <w:rPr>
+          <w:color w:val="000000"/>
+          <w:sz w:val="28"/>
+        </w:rPr>
+      </w:r>
+      <w:r>
+        <w:rPr>
+          <w:color w:val="000000"/>
+          <w:sz w:val="28"/>
+        </w:rPr>
+        <w:fldChar w:fldCharType="separate"/>
+      </w:r>
+      <w:r>
+        <w:rPr>
+          <w:noProof/>
+          <w:color w:val="000000"/>
+          <w:sz w:val="28"/>
+        </w:rPr>
+        <w:t>16</w:t>
+      </w:r>
+      <w:r>
+        <w:rPr>
+          <w:color w:val="000000"/>
+          <w:sz w:val="28"/>
+        </w:rPr>
+        <w:fldChar w:fldCharType="end"/>
+      </w:r>
+    </w:p>
+    <w:p>
+      <w:pPr>
+        <w:tabs>
+          <w:tab w:val="right" w:leader="dot" w:pos="9071"/>
+        </w:tabs>
+        <w:spacing w:line="360" w:lineRule="auto"/>
+        <w:ind w:left="425"/>
+      </w:pPr>
+      <w:r>
+        <w:rPr>
+          <w:color w:val="000000"/>
+          <w:sz w:val="28"/>
+        </w:rPr>
+        <w:t>3.9 Диаграмма А21 «Проверить ходовую часть»</w:t>
+      </w:r>
+      <w:r>
+        <w:rPr>
+          <w:color w:val="000000"/>
+          <w:sz w:val="28"/>
+        </w:rPr>
+        <w:tab/>
+      </w:r>
+      <w:r>
+        <w:rPr>
+          <w:color w:val="000000"/>
+          <w:sz w:val="28"/>
+        </w:rPr>
+        <w:fldChar w:fldCharType="begin"/>
+      </w:r>
+      <w:r>
+        <w:rPr>
+          <w:color w:val="000000"/>
+          <w:sz w:val="28"/>
+        </w:rPr>
+        <w:instrText xml:space="preserve"> PAGEREF d09 \h </w:instrText>
+      </w:r>
+      <w:r>
+        <w:rPr>
+          <w:color w:val="000000"/>
+          <w:sz w:val="28"/>
+        </w:rPr>
+      </w:r>
+      <w:r>
+        <w:rPr>
+          <w:color w:val="000000"/>
+          <w:sz w:val="28"/>
+        </w:rPr>
+        <w:fldChar w:fldCharType="separate"/>
+      </w:r>
+      <w:r>
+        <w:rPr>
+          <w:noProof/>
+          <w:color w:val="000000"/>
+          <w:sz w:val="28"/>
+        </w:rPr>
+        <w:t>17</w:t>
+      </w:r>
+      <w:r>
+        <w:rPr>
+          <w:color w:val="000000"/>
+          <w:sz w:val="28"/>
+        </w:rPr>
+        <w:fldChar w:fldCharType="end"/>
+      </w:r>
+    </w:p>
+    <w:p>
+      <w:pPr>
+        <w:tabs>
+          <w:tab w:val="right" w:leader="dot" w:pos="9071"/>
+        </w:tabs>
+        <w:spacing w:line="360" w:lineRule="auto"/>
+        <w:ind w:left="425"/>
+      </w:pPr>
+      <w:r>
+        <w:rPr>
+          <w:color w:val="000000"/>
+          <w:sz w:val="28"/>
+        </w:rPr>
+        <w:t>3.10 Диаграмма А22 «Проверить тормоза»</w:t>
+      </w:r>
+      <w:r>
+        <w:rPr>
+          <w:color w:val="000000"/>
+          <w:sz w:val="28"/>
+        </w:rPr>
+        <w:tab/>
+      </w:r>
+      <w:r>
+        <w:rPr>
+          <w:color w:val="000000"/>
+          <w:sz w:val="28"/>
+        </w:rPr>
+        <w:fldChar w:fldCharType="begin"/>
+      </w:r>
+      <w:r>
+        <w:rPr>
+          <w:color w:val="000000"/>
+          <w:sz w:val="28"/>
+        </w:rPr>
+        <w:instrText xml:space="preserve"> PAGEREF d10 \h </w:instrText>
+      </w:r>
+      <w:r>
+        <w:rPr>
+          <w:color w:val="000000"/>
+          <w:sz w:val="28"/>
+        </w:rPr>
+      </w:r>
+      <w:r>
+        <w:rPr>
+          <w:color w:val="000000"/>
+          <w:sz w:val="28"/>
+        </w:rPr>
+        <w:fldChar w:fldCharType="separate"/>
+      </w:r>
+      <w:r>
+        <w:rPr>
+          <w:noProof/>
+          <w:color w:val="000000"/>
+          <w:sz w:val="28"/>
+        </w:rPr>
+        <w:t>18</w:t>
+      </w:r>
+      <w:r>
+        <w:rPr>
+          <w:color w:val="000000"/>
+          <w:sz w:val="28"/>
+        </w:rPr>
+        <w:fldChar w:fldCharType="end"/>
+      </w:r>
+    </w:p>
+    <w:p>
+      <w:pPr>
+        <w:tabs>
+          <w:tab w:val="right" w:leader="dot" w:pos="9071"/>
+        </w:tabs>
+        <w:spacing w:line="360" w:lineRule="auto"/>
+        <w:ind w:left="425"/>
+      </w:pPr>
+      <w:r>
+        <w:rPr>
+          <w:color w:val="000000"/>
+          <w:sz w:val="28"/>
+        </w:rPr>
+        <w:t>3.11 Диаграмма А23 «Проверить трансмиссию»</w:t>
+      </w:r>
+      <w:r>
+        <w:rPr>
+          <w:color w:val="000000"/>
+          <w:sz w:val="28"/>
+        </w:rPr>
+        <w:tab/>
+      </w:r>
+      <w:r>
+        <w:rPr>
+          <w:color w:val="000000"/>
+          <w:sz w:val="28"/>
+        </w:rPr>
+        <w:fldChar w:fldCharType="begin"/>
+      </w:r>
+      <w:r>
+        <w:rPr>
+          <w:color w:val="000000"/>
+          <w:sz w:val="28"/>
+        </w:rPr>
+        <w:instrText xml:space="preserve"> PAGEREF d11 \h </w:instrText>
+      </w:r>
+      <w:r>
+        <w:rPr>
+          <w:color w:val="000000"/>
+          <w:sz w:val="28"/>
+        </w:rPr>
+      </w:r>
+      <w:r>
+        <w:rPr>
+          <w:color w:val="000000"/>
+          <w:sz w:val="28"/>
+        </w:rPr>
+        <w:fldChar w:fldCharType="separate"/>
+      </w:r>
+      <w:r>
+        <w:rPr>
+          <w:noProof/>
+          <w:color w:val="000000"/>
+          <w:sz w:val="28"/>
+        </w:rPr>
+        <w:t>19</w:t>
+      </w:r>
+      <w:r>
+        <w:rPr>
+          <w:color w:val="000000"/>
+          <w:sz w:val="28"/>
+        </w:rPr>
+        <w:fldChar w:fldCharType="end"/>
+      </w:r>
+    </w:p>
+    <w:p>
+      <w:pPr>
+        <w:tabs>
+          <w:tab w:val="right" w:leader="dot" w:pos="9071"/>
+        </w:tabs>
+        <w:spacing w:line="360" w:lineRule="auto"/>
+        <w:ind w:left="425"/>
+      </w:pPr>
+      <w:r>
+        <w:rPr>
+          <w:color w:val="000000"/>
+          <w:sz w:val="28"/>
+        </w:rPr>
+        <w:t>3.12 Диаграмма А24 «Составить дефектную ведомость»</w:t>
+      </w:r>
+      <w:r>
+        <w:rPr>
+          <w:color w:val="000000"/>
+          <w:sz w:val="28"/>
+        </w:rPr>
+        <w:tab/>
+      </w:r>
+      <w:r>
+        <w:rPr>
+          <w:color w:val="000000"/>
+          <w:sz w:val="28"/>
+        </w:rPr>
+        <w:fldChar w:fldCharType="begin"/>
+      </w:r>
+      <w:r>
+        <w:rPr>
+          <w:color w:val="000000"/>
+          <w:sz w:val="28"/>
+        </w:rPr>
+        <w:instrText xml:space="preserve"> PAGEREF d12 \h </w:instrText>
+      </w:r>
+      <w:r>
+        <w:rPr>
+          <w:color w:val="000000"/>
+          <w:sz w:val="28"/>
+        </w:rPr>
+      </w:r>
+      <w:r>
+        <w:rPr>
+          <w:color w:val="000000"/>
+          <w:sz w:val="28"/>
+        </w:rPr>
+        <w:fldChar w:fldCharType="separate"/>
+      </w:r>
+      <w:r>
+        <w:rPr>
+          <w:noProof/>
+          <w:color w:val="000000"/>
+          <w:sz w:val="28"/>
+        </w:rPr>
+        <w:t>20</w:t>
+      </w:r>
+      <w:r>
+        <w:rPr>
+          <w:color w:val="000000"/>
+          <w:sz w:val="28"/>
+        </w:rPr>
+        <w:fldChar w:fldCharType="end"/>
+      </w:r>
+    </w:p>
+    <w:p>
+      <w:pPr>
+        <w:tabs>
+          <w:tab w:val="right" w:leader="dot" w:pos="9071"/>
+        </w:tabs>
+        <w:spacing w:line="360" w:lineRule="auto"/>
+        <w:ind w:left="425"/>
+      </w:pPr>
+      <w:r>
+        <w:rPr>
+          <w:color w:val="000000"/>
+          <w:sz w:val="28"/>
+        </w:rPr>
+        <w:t>3.13 Диаграмма А3 «Выполнить ремонт»</w:t>
+      </w:r>
+      <w:r>
+        <w:rPr>
+          <w:color w:val="000000"/>
+          <w:sz w:val="28"/>
+        </w:rPr>
+        <w:tab/>
+      </w:r>
+      <w:r>
+        <w:rPr>
+          <w:color w:val="000000"/>
+          <w:sz w:val="28"/>
+        </w:rPr>
+        <w:fldChar w:fldCharType="begin"/>
+      </w:r>
+      <w:r>
+        <w:rPr>
+          <w:color w:val="000000"/>
+          <w:sz w:val="28"/>
+        </w:rPr>
+        <w:instrText xml:space="preserve"> PAGEREF d13 \h </w:instrText>
+      </w:r>
+      <w:r>
+        <w:rPr>
+          <w:color w:val="000000"/>
+          <w:sz w:val="28"/>
+        </w:rPr>
+      </w:r>
+      <w:r>
+        <w:rPr>
+          <w:color w:val="000000"/>
+          <w:sz w:val="28"/>
+        </w:rPr>
+        <w:fldChar w:fldCharType="separate"/>
+      </w:r>
+      <w:r>
+        <w:rPr>
+          <w:noProof/>
+          <w:color w:val="000000"/>
+          <w:sz w:val="28"/>
+        </w:rPr>
+        <w:t>21</w:t>
+      </w:r>
+      <w:r>
+        <w:rPr>
+          <w:color w:val="000000"/>
+          <w:sz w:val="28"/>
+        </w:rPr>
+        <w:fldChar w:fldCharType="end"/>
+      </w:r>
+    </w:p>
+    <w:p>
+      <w:pPr>
+        <w:tabs>
+          <w:tab w:val="right" w:leader="dot" w:pos="9071"/>
+        </w:tabs>
+        <w:spacing w:line="360" w:lineRule="auto"/>
+        <w:ind w:left="425"/>
+      </w:pPr>
+      <w:r>
+        <w:rPr>
+          <w:color w:val="000000"/>
+          <w:sz w:val="28"/>
+        </w:rPr>
+        <w:t>3.14 Диаграмма А31 «Подобрать комплектующие»</w:t>
+      </w:r>
+      <w:r>
+        <w:rPr>
+          <w:color w:val="000000"/>
+          <w:sz w:val="28"/>
+        </w:rPr>
+        <w:tab/>
+      </w:r>
+      <w:r>
+        <w:rPr>
+          <w:color w:val="000000"/>
+          <w:sz w:val="28"/>
+        </w:rPr>
+        <w:fldChar w:fldCharType="begin"/>
+      </w:r>
+      <w:r>
+        <w:rPr>
+          <w:color w:val="000000"/>
+          <w:sz w:val="28"/>
+        </w:rPr>
+        <w:instrText xml:space="preserve"> PAGEREF d14 \h </w:instrText>
+      </w:r>
+      <w:r>
+        <w:rPr>
+          <w:color w:val="000000"/>
+          <w:sz w:val="28"/>
+        </w:rPr>
+      </w:r>
+      <w:r>
+        <w:rPr>
+          <w:color w:val="000000"/>
+          <w:sz w:val="28"/>
+        </w:rPr>
+        <w:fldChar w:fldCharType="separate"/>
+      </w:r>
+      <w:r>
+        <w:rPr>
+          <w:noProof/>
+          <w:color w:val="000000"/>
+          <w:sz w:val="28"/>
+        </w:rPr>
+        <w:t>22</w:t>
+      </w:r>
+      <w:r>
+        <w:rPr>
+          <w:color w:val="000000"/>
+          <w:sz w:val="28"/>
+        </w:rPr>
+        <w:fldChar w:fldCharType="end"/>
+      </w:r>
+    </w:p>
+    <w:p>
+      <w:pPr>
+        <w:tabs>
+          <w:tab w:val="right" w:leader="dot" w:pos="9071"/>
+        </w:tabs>
+        <w:spacing w:line="360" w:lineRule="auto"/>
+        <w:ind w:left="425"/>
+      </w:pPr>
+      <w:r>
+        <w:rPr>
+          <w:color w:val="000000"/>
+          <w:sz w:val="28"/>
+        </w:rPr>
+        <w:t>3.15 Диаграмма А32 «Заменить неисправные детали»</w:t>
+      </w:r>
+      <w:r>
+        <w:rPr>
+          <w:color w:val="000000"/>
+          <w:sz w:val="28"/>
+        </w:rPr>
+        <w:tab/>
+      </w:r>
+      <w:r>
+        <w:rPr>
+          <w:color w:val="000000"/>
+          <w:sz w:val="28"/>
+        </w:rPr>
+        <w:fldChar w:fldCharType="begin"/>
+      </w:r>
+      <w:r>
+        <w:rPr>
+          <w:color w:val="000000"/>
+          <w:sz w:val="28"/>
+        </w:rPr>
+        <w:instrText xml:space="preserve"> PAGEREF d15 \h </w:instrText>
+      </w:r>
+      <w:r>
+        <w:rPr>
+          <w:color w:val="000000"/>
+          <w:sz w:val="28"/>
+        </w:rPr>
+      </w:r>
+      <w:r>
+        <w:rPr>
+          <w:color w:val="000000"/>
+          <w:sz w:val="28"/>
+        </w:rPr>
+        <w:fldChar w:fldCharType="separate"/>
+      </w:r>
+      <w:r>
+        <w:rPr>
+          <w:noProof/>
+          <w:color w:val="000000"/>
+          <w:sz w:val="28"/>
+        </w:rPr>
+        <w:t>23</w:t>
+      </w:r>
+      <w:r>
+        <w:rPr>
+          <w:color w:val="000000"/>
+          <w:sz w:val="28"/>
+        </w:rPr>
+        <w:fldChar w:fldCharType="end"/>
+      </w:r>
+    </w:p>
+    <w:p>
+      <w:pPr>
+        <w:tabs>
+          <w:tab w:val="right" w:leader="dot" w:pos="9071"/>
+        </w:tabs>
+        <w:spacing w:line="360" w:lineRule="auto"/>
+        <w:ind w:left="425"/>
+      </w:pPr>
+      <w:r>
+        <w:rPr>
+          <w:color w:val="000000"/>
+          <w:sz w:val="28"/>
+        </w:rPr>
+        <w:t>3.16 Диаграмма А33 «Отрегулировать узлы»</w:t>
+      </w:r>
+      <w:r>
+        <w:rPr>
+          <w:color w:val="000000"/>
+          <w:sz w:val="28"/>
+        </w:rPr>
+        <w:tab/>
+      </w:r>
+      <w:r>
+        <w:rPr>
+          <w:color w:val="000000"/>
+          <w:sz w:val="28"/>
+        </w:rPr>
+        <w:fldChar w:fldCharType="begin"/>
+      </w:r>
+      <w:r>
+        <w:rPr>
+          <w:color w:val="000000"/>
+          <w:sz w:val="28"/>
+        </w:rPr>
+        <w:instrText xml:space="preserve"> PAGEREF d16 \h </w:instrText>
+      </w:r>
+      <w:r>
+        <w:rPr>
+          <w:color w:val="000000"/>
+          <w:sz w:val="28"/>
+        </w:rPr>
+      </w:r>
+      <w:r>
+        <w:rPr>
+          <w:color w:val="000000"/>
+          <w:sz w:val="28"/>
+        </w:rPr>
+        <w:fldChar w:fldCharType="separate"/>
+      </w:r>
+      <w:r>
+        <w:rPr>
+          <w:noProof/>
+          <w:color w:val="000000"/>
+          <w:sz w:val="28"/>
+        </w:rPr>
+        <w:t>24</w:t>
+      </w:r>
+      <w:r>
+        <w:rPr>
+          <w:color w:val="000000"/>
+          <w:sz w:val="28"/>
+        </w:rPr>
+        <w:fldChar w:fldCharType="end"/>
+      </w:r>
+    </w:p>
+    <w:p>
+      <w:pPr>
+        <w:tabs>
+          <w:tab w:val="right" w:leader="dot" w:pos="9071"/>
+        </w:tabs>
+        <w:spacing w:line="360" w:lineRule="auto"/>
+        <w:ind w:left="425"/>
+      </w:pPr>
+      <w:r>
+        <w:rPr>
+          <w:color w:val="000000"/>
+          <w:sz w:val="28"/>
+        </w:rPr>
+        <w:t>3.17 Диаграмма А34 «Записать выполненные работы»</w:t>
+      </w:r>
+      <w:r>
+        <w:rPr>
+          <w:color w:val="000000"/>
+          <w:sz w:val="28"/>
+        </w:rPr>
+        <w:tab/>
+      </w:r>
+      <w:r>
+        <w:rPr>
+          <w:color w:val="000000"/>
+          <w:sz w:val="28"/>
+        </w:rPr>
+        <w:fldChar w:fldCharType="begin"/>
+      </w:r>
+      <w:r>
+        <w:rPr>
+          <w:color w:val="000000"/>
+          <w:sz w:val="28"/>
+        </w:rPr>
+        <w:instrText xml:space="preserve"> PAGEREF d17 \h </w:instrText>
+      </w:r>
+      <w:r>
+        <w:rPr>
+          <w:color w:val="000000"/>
+          <w:sz w:val="28"/>
+        </w:rPr>
+      </w:r>
+      <w:r>
+        <w:rPr>
+          <w:color w:val="000000"/>
+          <w:sz w:val="28"/>
+        </w:rPr>
+        <w:fldChar w:fldCharType="separate"/>
+      </w:r>
+      <w:r>
+        <w:rPr>
+          <w:noProof/>
+          <w:color w:val="000000"/>
+          <w:sz w:val="28"/>
+        </w:rPr>
+        <w:t>25</w:t>
+      </w:r>
+      <w:r>
+        <w:rPr>
+          <w:color w:val="000000"/>
+          <w:sz w:val="28"/>
+        </w:rPr>
+        <w:fldChar w:fldCharType="end"/>
+      </w:r>
+    </w:p>
+    <w:p>
+      <w:pPr>
+        <w:tabs>
+          <w:tab w:val="right" w:leader="dot" w:pos="9071"/>
+        </w:tabs>
+        <w:spacing w:line="360" w:lineRule="auto"/>
+        <w:ind w:left="425"/>
+      </w:pPr>
+      <w:r>
+        <w:rPr>
+          <w:color w:val="000000"/>
+          <w:sz w:val="28"/>
+        </w:rPr>
+        <w:t>3.18 Диаграмма А4 «Выдать велосипед»</w:t>
+      </w:r>
+      <w:r>
+        <w:rPr>
+          <w:color w:val="000000"/>
+          <w:sz w:val="28"/>
+        </w:rPr>
+        <w:tab/>
+      </w:r>
+      <w:r>
+        <w:rPr>
+          <w:color w:val="000000"/>
+          <w:sz w:val="28"/>
+        </w:rPr>
+        <w:fldChar w:fldCharType="begin"/>
+      </w:r>
+      <w:r>
+        <w:rPr>
+          <w:color w:val="000000"/>
+          <w:sz w:val="28"/>
+        </w:rPr>
+        <w:instrText xml:space="preserve"> PAGEREF d18 \h </w:instrText>
+      </w:r>
+      <w:r>
+        <w:rPr>
+          <w:color w:val="000000"/>
+          <w:sz w:val="28"/>
+        </w:rPr>
+      </w:r>
+      <w:r>
+        <w:rPr>
+          <w:color w:val="000000"/>
+          <w:sz w:val="28"/>
+        </w:rPr>
+        <w:fldChar w:fldCharType="separate"/>
+      </w:r>
+      <w:r>
+        <w:rPr>
+          <w:noProof/>
+          <w:color w:val="000000"/>
+          <w:sz w:val="28"/>
+        </w:rPr>
+        <w:t>26</w:t>
+      </w:r>
+      <w:r>
+        <w:rPr>
+          <w:color w:val="000000"/>
+          <w:sz w:val="28"/>
+        </w:rPr>
+        <w:fldChar w:fldCharType="end"/>
+      </w:r>
+    </w:p>
+    <w:p>
+      <w:pPr>
+        <w:tabs>
+          <w:tab w:val="right" w:leader="dot" w:pos="9071"/>
+        </w:tabs>
+        <w:spacing w:line="360" w:lineRule="auto"/>
+        <w:ind w:left="425"/>
+      </w:pPr>
+      <w:r>
+        <w:rPr>
+          <w:color w:val="000000"/>
+          <w:sz w:val="28"/>
+        </w:rPr>
+        <w:t>3.19 Диаграмма А41 «Рассчитать итоговую стоимость»</w:t>
+      </w:r>
+      <w:r>
+        <w:rPr>
+          <w:color w:val="000000"/>
+          <w:sz w:val="28"/>
+        </w:rPr>
+        <w:tab/>
+      </w:r>
+      <w:r>
+        <w:rPr>
+          <w:color w:val="000000"/>
+          <w:sz w:val="28"/>
+        </w:rPr>
+        <w:fldChar w:fldCharType="begin"/>
+      </w:r>
+      <w:r>
+        <w:rPr>
+          <w:color w:val="000000"/>
+          <w:sz w:val="28"/>
+        </w:rPr>
+        <w:instrText xml:space="preserve"> PAGEREF d19 \h </w:instrText>
+      </w:r>
+      <w:r>
+        <w:rPr>
+          <w:color w:val="000000"/>
+          <w:sz w:val="28"/>
+        </w:rPr>
+      </w:r>
+      <w:r>
+        <w:rPr>
+          <w:color w:val="000000"/>
+          <w:sz w:val="28"/>
+        </w:rPr>
+        <w:fldChar w:fldCharType="separate"/>
+      </w:r>
+      <w:r>
+        <w:rPr>
+          <w:noProof/>
+          <w:color w:val="000000"/>
+          <w:sz w:val="28"/>
+        </w:rPr>
+        <w:t>27</w:t>
+      </w:r>
+      <w:r>
+        <w:rPr>
+          <w:color w:val="000000"/>
+          <w:sz w:val="28"/>
+        </w:rPr>
+        <w:fldChar w:fldCharType="end"/>
+      </w:r>
+    </w:p>
+    <w:p>
+      <w:pPr>
+        <w:tabs>
+          <w:tab w:val="right" w:leader="dot" w:pos="9071"/>
+        </w:tabs>
+        <w:spacing w:line="360" w:lineRule="auto"/>
+        <w:ind w:left="425"/>
+      </w:pPr>
+      <w:r>
+        <w:rPr>
+          <w:color w:val="000000"/>
+          <w:sz w:val="28"/>
+        </w:rPr>
+        <w:t>3.20 Диаграмма А42 «Оформить акт выполненных работ»</w:t>
+      </w:r>
+      <w:r>
+        <w:rPr>
+          <w:color w:val="000000"/>
+          <w:sz w:val="28"/>
+        </w:rPr>
+        <w:tab/>
+      </w:r>
+      <w:r>
+        <w:rPr>
+          <w:color w:val="000000"/>
+          <w:sz w:val="28"/>
+        </w:rPr>
+        <w:fldChar w:fldCharType="begin"/>
+      </w:r>
+      <w:r>
+        <w:rPr>
+          <w:color w:val="000000"/>
+          <w:sz w:val="28"/>
+        </w:rPr>
+        <w:instrText xml:space="preserve"> PAGEREF d20 \h </w:instrText>
+      </w:r>
+      <w:r>
+        <w:rPr>
+          <w:color w:val="000000"/>
+          <w:sz w:val="28"/>
+        </w:rPr>
+      </w:r>
+      <w:r>
+        <w:rPr>
+          <w:color w:val="000000"/>
+          <w:sz w:val="28"/>
+        </w:rPr>
+        <w:fldChar w:fldCharType="separate"/>
+      </w:r>
+      <w:r>
+        <w:rPr>
+          <w:noProof/>
+          <w:color w:val="000000"/>
+          <w:sz w:val="28"/>
+        </w:rPr>
+        <w:t>28</w:t>
+      </w:r>
+      <w:r>
+        <w:rPr>
+          <w:color w:val="000000"/>
+          <w:sz w:val="28"/>
+        </w:rPr>
+        <w:fldChar w:fldCharType="end"/>
+      </w:r>
+    </w:p>
+    <w:p>
+      <w:pPr>
+        <w:tabs>
+          <w:tab w:val="right" w:leader="dot" w:pos="9071"/>
+        </w:tabs>
+        <w:spacing w:line="360" w:lineRule="auto"/>
+        <w:ind w:left="425"/>
+      </w:pPr>
+      <w:r>
+        <w:rPr>
+          <w:color w:val="000000"/>
+          <w:sz w:val="28"/>
+        </w:rPr>
+        <w:t>3.21 Диаграмма А43 «Принять оплату»</w:t>
+      </w:r>
+      <w:r>
+        <w:rPr>
+          <w:color w:val="000000"/>
+          <w:sz w:val="28"/>
+        </w:rPr>
+        <w:tab/>
+      </w:r>
+      <w:r>
+        <w:rPr>
+          <w:color w:val="000000"/>
+          <w:sz w:val="28"/>
+        </w:rPr>
+        <w:fldChar w:fldCharType="begin"/>
+      </w:r>
+      <w:r>
+        <w:rPr>
+          <w:color w:val="000000"/>
+          <w:sz w:val="28"/>
+        </w:rPr>
+        <w:instrText xml:space="preserve"> PAGEREF d21 \h </w:instrText>
+      </w:r>
+      <w:r>
+        <w:rPr>
+          <w:color w:val="000000"/>
+          <w:sz w:val="28"/>
+        </w:rPr>
+      </w:r>
+      <w:r>
+        <w:rPr>
+          <w:color w:val="000000"/>
+          <w:sz w:val="28"/>
+        </w:rPr>
+        <w:fldChar w:fldCharType="separate"/>
+      </w:r>
+      <w:r>
+        <w:rPr>
+          <w:noProof/>
+          <w:color w:val="000000"/>
+          <w:sz w:val="28"/>
+        </w:rPr>
+        <w:t>29</w:t>
+      </w:r>
+      <w:r>
+        <w:rPr>
+          <w:color w:val="000000"/>
+          <w:sz w:val="28"/>
+        </w:rPr>
+        <w:fldChar w:fldCharType="end"/>
+      </w:r>
+    </w:p>
+    <w:p>
+      <w:pPr>
+        <w:tabs>
+          <w:tab w:val="right" w:leader="dot" w:pos="9071"/>
+        </w:tabs>
+        <w:spacing w:line="360" w:lineRule="auto"/>
+        <w:ind w:left="425"/>
+      </w:pPr>
+      <w:r>
+        <w:rPr>
+          <w:color w:val="000000"/>
+          <w:sz w:val="28"/>
+        </w:rPr>
+        <w:t>3.22 Диаграмма А44 «Передать велосипед клиенту»</w:t>
+      </w:r>
+      <w:r>
+        <w:rPr>
+          <w:color w:val="000000"/>
+          <w:sz w:val="28"/>
+        </w:rPr>
+        <w:tab/>
+      </w:r>
+      <w:r>
+        <w:rPr>
+          <w:color w:val="000000"/>
+          <w:sz w:val="28"/>
+        </w:rPr>
+        <w:fldChar w:fldCharType="begin"/>
+      </w:r>
+      <w:r>
+        <w:rPr>
+          <w:color w:val="000000"/>
+          <w:sz w:val="28"/>
+        </w:rPr>
+        <w:instrText xml:space="preserve"> PAGEREF d22 \h </w:instrText>
+      </w:r>
+      <w:r>
+        <w:rPr>
+          <w:color w:val="000000"/>
+          <w:sz w:val="28"/>
+        </w:rPr>
+      </w:r>
+      <w:r>
+        <w:rPr>
+          <w:color w:val="000000"/>
+          <w:sz w:val="28"/>
+        </w:rPr>
+        <w:fldChar w:fldCharType="separate"/>
+      </w:r>
+      <w:r>
+        <w:rPr>
+          <w:noProof/>
+          <w:color w:val="000000"/>
+          <w:sz w:val="28"/>
+        </w:rPr>
+        <w:t>30</w:t>
+      </w:r>
+      <w:r>
+        <w:rPr>
+          <w:color w:val="000000"/>
+          <w:sz w:val="28"/>
+        </w:rPr>
+        <w:fldChar w:fldCharType="end"/>
+      </w:r>
+    </w:p>
+    <w:p>
+      <w:pPr>
+        <w:tabs>
+          <w:tab w:val="right" w:leader="dot" w:pos="9071"/>
+        </w:tabs>
+        <w:spacing w:line="360" w:lineRule="auto"/>
+        <w:ind w:left="425"/>
+      </w:pPr>
+      <w:r>
+        <w:rPr>
+          <w:color w:val="000000"/>
+          <w:sz w:val="28"/>
+        </w:rPr>
+        <w:t>3.23 Глоссарий стрелок</w:t>
+      </w:r>
+      <w:r>
+        <w:rPr>
+          <w:color w:val="000000"/>
+          <w:sz w:val="28"/>
+        </w:rPr>
+        <w:tab/>
+      </w:r>
+      <w:r>
+        <w:rPr>
+          <w:color w:val="000000"/>
+          <w:sz w:val="28"/>
+        </w:rPr>
+        <w:fldChar w:fldCharType="begin"/>
+      </w:r>
+      <w:r>
+        <w:rPr>
+          <w:color w:val="000000"/>
+          <w:sz w:val="28"/>
+        </w:rPr>
+        <w:instrText xml:space="preserve"> PAGEREF gloss \h </w:instrText>
+      </w:r>
+      <w:r>
+        <w:rPr>
+          <w:color w:val="000000"/>
+          <w:sz w:val="28"/>
+        </w:rPr>
+      </w:r>
+      <w:r>
+        <w:rPr>
+          <w:color w:val="000000"/>
+          <w:sz w:val="28"/>
+        </w:rPr>
+        <w:fldChar w:fldCharType="separate"/>
+      </w:r>
+      <w:r>
+        <w:rPr>
+          <w:noProof/>
+          <w:color w:val="000000"/>
+          <w:sz w:val="28"/>
+        </w:rPr>
+        <w:t>31</w:t>
+      </w:r>
+      <w:r>
+        <w:rPr>
+          <w:color w:val="000000"/>
+          <w:sz w:val="28"/>
+        </w:rPr>
+        <w:fldChar w:fldCharType="end"/>
+      </w:r>
+    </w:p>
+    <w:p>
+      <w:pPr>
+        <w:tabs>
+          <w:tab w:val="right" w:leader="dot" w:pos="9071"/>
+        </w:tabs>
+        <w:spacing w:line="360" w:lineRule="auto"/>
+      </w:pPr>
+      <w:r>
+        <w:rPr>
           <w:color w:val="000000"/>
           <w:sz w:val="28"/>
         </w:rPr>
@@ -1420,23 +2629,59 @@
       </w:r>
       <w:r>
         <w:rPr>
-          <w:rFonts w:ascii="Times New Roman" w:hAnsi="Times New Roman" w:eastAsia="Times New Roman"/>
           <w:color w:val="000000"/>
           <w:sz w:val="28"/>
         </w:rPr>
         <w:tab/>
-        <w:t>12</w:t>
-      </w:r>
-    </w:p>
-    <w:p>
-      <w:r>
-        <w:br w:type="page"/>
+      </w:r>
+      <w:r>
+        <w:rPr>
+          <w:color w:val="000000"/>
+          <w:sz w:val="28"/>
+        </w:rPr>
+        <w:fldChar w:fldCharType="begin"/>
+      </w:r>
+      <w:r>
+        <w:rPr>
+          <w:color w:val="000000"/>
+          <w:sz w:val="28"/>
+        </w:rPr>
+        <w:instrText xml:space="preserve"> PAGEREF z4 \h </w:instrText>
+      </w:r>
+      <w:r>
+        <w:rPr>
+          <w:color w:val="000000"/>
+          <w:sz w:val="28"/>
+        </w:rPr>
+      </w:r>
+      <w:r>
+        <w:rPr>
+          <w:color w:val="000000"/>
+          <w:sz w:val="28"/>
+        </w:rPr>
+        <w:fldChar w:fldCharType="separate"/>
+      </w:r>
+      <w:r>
+        <w:rPr>
+          <w:noProof/>
+          <w:color w:val="000000"/>
+          <w:sz w:val="28"/>
+        </w:rPr>
+        <w:t>33</w:t>
+      </w:r>
+      <w:r>
+        <w:rPr>
+          <w:color w:val="000000"/>
+          <w:sz w:val="28"/>
+        </w:rPr>
+        <w:fldChar w:fldCharType="end"/>
       </w:r>
     </w:p>
     <w:p>
       <w:pPr>
         <w:keepNext/>
         <w:keepLines/>
+        <w:pageBreakBefore/>
         <w:spacing w:before="240" w:after="120" w:line="360" w:lineRule="auto"/>
         <w:ind w:firstLine="709"/>
       </w:pPr>
@@ -1463,18 +2708,35 @@
           <w:color w:val="000000"/>
           <w:sz w:val="28"/>
         </w:rPr>
-        <w:t>Нужно изучить методологию IDEF0 и показать её на сквозном примере своей предметной области. Модель включает пять диаграмм: контекстную А-0, декомпозицию А0 и три дочерние. Название блока формулируется глаголом, название стрелки — существительным. Вход подводится слева, управление сверху, выход справа, механизм снизу. У каждого блока есть хотя бы одна управляющая и одна выходящая дуга. На диаграмме декомпозиции от трёх до шести блоков. Номер в правом нижнем углу блока согласован со ссылкой на дочернюю диаграмму. Для нескольких стрелок составлен глоссарий. Цель и точка зрения модели фиксируются на контекстной диаграмме.</w:t>
-      </w:r>
-    </w:p>
-    <w:p>
-      <w:r>
-        <w:br w:type="page"/>
+        <w:t>Нужно изучить методологию IDEF0 и показать её на сквозном пр</w:t>
+      </w:r>
+      <w:r>
+        <w:rPr>
+          <w:color w:val="000000"/>
+          <w:sz w:val="28"/>
+        </w:rPr>
+        <w:t>имере своей предметной области. Модель начинается с контекстной диаграммы А-0, где зафиксированы цель и точка зрения. Дальше каждый блок, в названии которого ещё спрятано несколько действий, раскрывается дочерней диаграммой. На одной диаграмме от трёх до ш</w:t>
+      </w:r>
+      <w:r>
+        <w:rPr>
+          <w:color w:val="000000"/>
+          <w:sz w:val="28"/>
+        </w:rPr>
+        <w:t xml:space="preserve">ести блоков. Название блока — глагол, название стрелки — существительное. Вход подводится слева, управление сверху, выход справа, механизм снизу. У каждого блока есть управление, выход и механизм. Стрелки родителя не пропадают на дочерней диаграмме. Номер </w:t>
+      </w:r>
+      <w:r>
+        <w:rPr>
+          <w:color w:val="000000"/>
+          <w:sz w:val="28"/>
+        </w:rPr>
+        <w:t>в правом нижнем углу блока согласован со ссылкой на дочернюю диаграмму. Для стрелок составлен глоссарий.</w:t>
       </w:r>
     </w:p>
     <w:p>
       <w:pPr>
         <w:keepNext/>
         <w:keepLines/>
+        <w:pageBreakBefore/>
         <w:spacing w:before="240" w:after="120" w:line="360" w:lineRule="auto"/>
         <w:ind w:firstLine="709"/>
       </w:pPr>
@@ -1501,32 +2763,22 @@
           <w:color w:val="000000"/>
           <w:sz w:val="28"/>
         </w:rPr>
-        <w:t>Мастерская «Обод» ремонтирует городские и спортивные велосипеды по отдельным заказам. Клиент приносит велосипед и сообщает, что нужно исправить. Приёмщик регистрирует обращение, осматривает внешний вид, по прайс-листу согласовывает предварительную стоимость и оставляет велосипед на хранении. Мастер по регламенту мастерской проверяет ходовую часть, тормоза и трансмиссию, записывает замечания и составляет дефектную ведомость. Затем по ведомости со склада подбирают комплектующие, заменяют неисправные детали, регулируют узлы и фиксируют выполненные работы. При выдаче клиент получает отремонтированный велосипед и акт выполненных работ. В границу модели входит один заказ: от заявки и велосипеда до выдачи. Закупка партий у поставщиков, расчёт оплаты труда и реклама мастерской не рассматриваются.</w:t>
-      </w:r>
-    </w:p>
-    <w:p>
-      <w:r>
-        <w:br w:type="page"/>
-      </w:r>
-    </w:p>
-    <w:p>
-      <w:pPr>
-        <w:keepNext/>
-        <w:keepLines/>
-        <w:spacing w:before="240" w:after="120" w:line="360" w:lineRule="auto"/>
-        <w:ind w:firstLine="709"/>
-      </w:pPr>
-      <w:bookmarkStart w:id="3" w:name="z3"/>
-      <w:r>
-        <w:rPr>
-          <w:b/>
-          <w:color w:val="000000"/>
-          <w:sz w:val="28"/>
-        </w:rPr>
-        <w:lastRenderedPageBreak/>
-        <w:t>3 Модель IDEF0</w:t>
-      </w:r>
-      <w:bookmarkEnd w:id="3"/>
+        <w:t>Мастерская «Обод» ремонтирует городские и спортивные велосипеды по отдельным заказам. Клиент приносит велосипед и говорит, что нуж</w:t>
+      </w:r>
+      <w:r>
+        <w:rPr>
+          <w:color w:val="000000"/>
+          <w:sz w:val="28"/>
+        </w:rPr>
+        <w:t>но исправить. Приёмщик записывает данные клиента, модель и жалобу, осматривает видимые повреждения и комплектность, по прайс-листу называет предварительную сумму и только после согласия клиента ставит велосипед на стеллаж с биркой. Мастер по регламенту отд</w:t>
+      </w:r>
+      <w:r>
+        <w:rPr>
+          <w:color w:val="000000"/>
+          <w:sz w:val="28"/>
+        </w:rPr>
+        <w:t>ельно проверяет рулевую, колёса и покрышки, затем колодки и привод тормоза, затем цепь, переключатели и каретку. Замечания сводит в дефектную ведомость и отмечает узлы к замене.</w:t>
+      </w:r>
     </w:p>
     <w:p>
       <w:pPr>
@@ -1539,8 +2791,49 @@
           <w:color w:val="000000"/>
           <w:sz w:val="28"/>
         </w:rPr>
-        <w:t>Модель описывает один заказ мастерской «Обод». Цель — показать порядок приёма, диагностики, ремонта и выдачи и состав документов, без которых эти функции не выполняются. Точка зрения — владелец мастерской: его интересуют границы заказа, роли приёмщика и мастера и документы, а не конструкция отдельного узла. Дочерние диаграммы построены с той же целью и с той же точки зрения. На диаграмме А-0 блок имеет номер 0 и ссылку А0. На диаграмме А0 блоки 1–3 ссылаются на диаграммы А1, А2 и А3, у блока 4 ссылки нет.</w:t>
-      </w:r>
+        <w:t>Ремонт начинается со склада: ведомость сверяют с наличием, детали выдают в раб</w:t>
+      </w:r>
+      <w:r>
+        <w:rPr>
+          <w:color w:val="000000"/>
+          <w:sz w:val="28"/>
+        </w:rPr>
+        <w:t>оту, отсутствие фиксируют внутри комплекта. Дальше узел снимают, ставят новую деталь, затягивают крепёж и отмечают замену. После замены настраивают передачи и тормоза и проверяют свободный накат. Список замен и регулировок подписывают как перечень работ. П</w:t>
+      </w:r>
+      <w:r>
+        <w:rPr>
+          <w:color w:val="000000"/>
+          <w:sz w:val="28"/>
+        </w:rPr>
+        <w:t>ри выдаче приёмщик сверяет перечень с прайсом, считает работы и детали, оформляет акт, принимает оплату через кассу и только с чеком снимает бирку и отдаёт велосипед. В границу модели входит один заказ. Закупка партий у поставщиков, зарплата и реклама не р</w:t>
+      </w:r>
+      <w:r>
+        <w:rPr>
+          <w:color w:val="000000"/>
+          <w:sz w:val="28"/>
+        </w:rPr>
+        <w:t>ассматриваются.</w:t>
+      </w:r>
+    </w:p>
+    <w:p>
+      <w:pPr>
+        <w:keepNext/>
+        <w:keepLines/>
+        <w:pageBreakBefore/>
+        <w:spacing w:before="240" w:after="120" w:line="360" w:lineRule="auto"/>
+        <w:ind w:firstLine="709"/>
+      </w:pPr>
+      <w:bookmarkStart w:id="3" w:name="z3"/>
+      <w:r>
+        <w:rPr>
+          <w:b/>
+          <w:color w:val="000000"/>
+          <w:sz w:val="28"/>
+        </w:rPr>
+        <w:lastRenderedPageBreak/>
+        <w:t>3 Модель IDEF0</w:t>
+      </w:r>
+      <w:bookmarkEnd w:id="3"/>
     </w:p>
     <w:p>
       <w:pPr>
@@ -1553,7 +2846,507 @@
           <w:color w:val="000000"/>
           <w:sz w:val="28"/>
         </w:rPr>
-        <w:t>На контекст входят велосипед клиента, заявка и комплектующие. Управление задают прайс-лист услуг и регламент мастерской. На выходе — отремонтированный велосипед и акт выполненных работ. Механизмы — приёмщик, мастер и инструмент. В декомпозиции А0 карточка заказа из приёмки идёт в диагностику и сверху управляет выдачей. На диаграммах А1, А2 и А3 по четыре блока: внешние стрелки родительского блока сохранены, у каждого блока есть управление и выход.</w:t>
+        <w:t>Модель описывает один заказ. Цель — показать, из каких действий он состоит и какие документы связывают эти действия. Точка зрения — владелец мастерской. Дочерние диаграммы сохраняют ту же цель и ту же точку зрения. Всего 22 д</w:t>
+      </w:r>
+      <w:r>
+        <w:rPr>
+          <w:color w:val="000000"/>
+          <w:sz w:val="28"/>
+        </w:rPr>
+        <w:t>иаграммы и 75 функциональных блоков. Контекст А-0 — один блок. На А0 четыре функции: приём, диагностика, ремонт и выдача. Каждая из них раскрыта, а внутри приёма, диагностики, ремонта и выдачи раскрыты и те блоки, название которых само по себе ещё не говор</w:t>
+      </w:r>
+      <w:r>
+        <w:rPr>
+          <w:color w:val="000000"/>
+          <w:sz w:val="28"/>
+        </w:rPr>
+        <w:t>ит, что именно делает человек.</w:t>
+      </w:r>
+    </w:p>
+    <w:p>
+      <w:pPr>
+        <w:spacing w:line="360" w:lineRule="auto"/>
+        <w:ind w:firstLine="709"/>
+        <w:jc w:val="both"/>
+      </w:pPr>
+      <w:r>
+        <w:rPr>
+          <w:color w:val="000000"/>
+          <w:sz w:val="28"/>
+        </w:rPr>
+        <w:t>Нумерация узлов такая. А-0 ссылается на А0. На А0 блоки 1–4 ссылаются на А1–А4. А1 делится на А11–А14: регистрация обращения, осмотр, согласование стоимости, хранение. А2 делится на А21–А24: ходовая часть, тормоза, трансмисси</w:t>
+      </w:r>
+      <w:r>
+        <w:rPr>
+          <w:color w:val="000000"/>
+          <w:sz w:val="28"/>
+        </w:rPr>
+        <w:t>я, дефектная ведомость. А3 делится на А31–А34: подбор комплектующих, замена, регулировка, запись работ. А4 делится на А41–А44: расчёт суммы, акт, оплата, передача велосипеда. Листья этих диаграмм — отдельные действия, их дальше не дробят.</w:t>
+      </w:r>
+    </w:p>
+    <w:p>
+      <w:pPr>
+        <w:spacing w:line="360" w:lineRule="auto"/>
+        <w:ind w:firstLine="709"/>
+        <w:jc w:val="both"/>
+      </w:pPr>
+      <w:r>
+        <w:rPr>
+          <w:color w:val="000000"/>
+          <w:sz w:val="28"/>
+        </w:rPr>
+        <w:t xml:space="preserve">Связь уровней </w:t>
+      </w:r>
+      <w:r>
+        <w:rPr>
+          <w:color w:val="000000"/>
+          <w:sz w:val="28"/>
+        </w:rPr>
+        <w:t>видна по стрелкам. На контекст входят велосипед клиента, заявка и комплектующие, выходят отремонтированный велосипед и акт. Эти же дуги есть на А0: заявка и велосипед входят в приём, комплектующие — в ремонт, акт и велосипед выходят из выдачи. Карточка зак</w:t>
+      </w:r>
+      <w:r>
+        <w:rPr>
+          <w:color w:val="000000"/>
+          <w:sz w:val="28"/>
+        </w:rPr>
+        <w:t>аза рождается в приёме, идёт в диагностику и сверху ограничивает выдачу, потому что в ней уже лежит согласованная сумма. Прайс-лист управляет приёмом и выдачей, регламент — всеми четырьмя функциями. Касса подключена только к выдаче. На рисунках 1–22 каждая</w:t>
+      </w:r>
+      <w:r>
+        <w:rPr>
+          <w:color w:val="000000"/>
+          <w:sz w:val="28"/>
+        </w:rPr>
+        <w:t xml:space="preserve"> дочерняя диаграмма повторяет входы, управления, выходы и механизмы своего блока.</w:t>
+      </w:r>
+    </w:p>
+    <w:p>
+      <w:pPr>
+        <w:spacing w:line="360" w:lineRule="auto"/>
+        <w:ind w:firstLine="709"/>
+        <w:jc w:val="both"/>
+      </w:pPr>
+      <w:r>
+        <w:rPr>
+          <w:color w:val="000000"/>
+          <w:sz w:val="28"/>
+        </w:rPr>
+        <w:t xml:space="preserve">Рисунок 1. Модель ограничена одним заказом мастерской «Обод». На контекст входят велосипед, заявка и комплектующие, выходят отремонтированный велосипед и акт. Цель — описать </w:t>
+      </w:r>
+      <w:r>
+        <w:rPr>
+          <w:color w:val="000000"/>
+          <w:sz w:val="28"/>
+        </w:rPr>
+        <w:t>выполнение заказа. Точка зрения — владелец мастерской: его интересуют роли, документы и граница заказа.</w:t>
+      </w:r>
+    </w:p>
+    <w:p>
+      <w:pPr>
+        <w:spacing w:line="360" w:lineRule="auto"/>
+        <w:ind w:firstLine="709"/>
+        <w:jc w:val="both"/>
+      </w:pPr>
+      <w:r>
+        <w:rPr>
+          <w:color w:val="000000"/>
+          <w:sz w:val="28"/>
+        </w:rPr>
+        <w:lastRenderedPageBreak/>
+        <w:t>Рисунок 2. Заказ делится на приём, диагностику, ремонт и выдачу. Внешние стрелки контекста сохранены: комплектующие входят в ремонт, прайс-лист управляе</w:t>
+      </w:r>
+      <w:r>
+        <w:rPr>
+          <w:color w:val="000000"/>
+          <w:sz w:val="28"/>
+        </w:rPr>
+        <w:t>т приёмом и выдачей, касса подключена к выдаче. Карточка заказа из приёмки идёт в диагностику и сверху ограничивает выдачу.</w:t>
+      </w:r>
+    </w:p>
+    <w:p>
+      <w:pPr>
+        <w:spacing w:line="360" w:lineRule="auto"/>
+        <w:ind w:firstLine="709"/>
+        <w:jc w:val="both"/>
+      </w:pPr>
+      <w:r>
+        <w:rPr>
+          <w:color w:val="000000"/>
+          <w:sz w:val="28"/>
+        </w:rPr>
+        <w:t xml:space="preserve">Рисунок 3. Приём расписан до регистрации, осмотра, согласования суммы и постановки на хранение. Заявка и велосипед клиента остаются </w:t>
+      </w:r>
+      <w:r>
+        <w:rPr>
+          <w:color w:val="000000"/>
+          <w:sz w:val="28"/>
+        </w:rPr>
+        <w:t>входами, на выходе — принятый велосипед и карточка заказа. Прайс-лист управляет только согласованием стоимости.</w:t>
+      </w:r>
+    </w:p>
+    <w:p>
+      <w:pPr>
+        <w:spacing w:line="360" w:lineRule="auto"/>
+        <w:ind w:firstLine="709"/>
+        <w:jc w:val="both"/>
+      </w:pPr>
+      <w:r>
+        <w:rPr>
+          <w:color w:val="000000"/>
+          <w:sz w:val="28"/>
+        </w:rPr>
+        <w:t>Рисунок 4. Регистрация — это не одна отметка в журнале. Приёмщик отдельно записывает клиента, модель велосипеда и жалобу, затем присваивает номе</w:t>
+      </w:r>
+      <w:r>
+        <w:rPr>
+          <w:color w:val="000000"/>
+          <w:sz w:val="28"/>
+        </w:rPr>
+        <w:t>р. На выходе появляется черновик карточки.</w:t>
+      </w:r>
+    </w:p>
+    <w:p>
+      <w:pPr>
+        <w:spacing w:line="360" w:lineRule="auto"/>
+        <w:ind w:firstLine="709"/>
+        <w:jc w:val="both"/>
+      </w:pPr>
+      <w:r>
+        <w:rPr>
+          <w:color w:val="000000"/>
+          <w:sz w:val="28"/>
+        </w:rPr>
+        <w:t>Рисунок 5. Осмотр разделён на видимые повреждения, комплектность и запись в черновик. Велосипед клиента и черновик карточки входят из диаграммы А1, наружу выходят описание состояния и тот же черновик.</w:t>
+      </w:r>
+    </w:p>
+    <w:p>
+      <w:pPr>
+        <w:spacing w:line="360" w:lineRule="auto"/>
+        <w:ind w:firstLine="709"/>
+        <w:jc w:val="both"/>
+      </w:pPr>
+      <w:r>
+        <w:rPr>
+          <w:color w:val="000000"/>
+          <w:sz w:val="28"/>
+        </w:rPr>
+        <w:t>Рисунок 6. С</w:t>
+      </w:r>
+      <w:r>
+        <w:rPr>
+          <w:color w:val="000000"/>
+          <w:sz w:val="28"/>
+        </w:rPr>
+        <w:t>огласование цены разложено на позиции прайса, расчёт суммы, разговор с клиентом и отметку согласия. Описание состояния и черновик входят, карточка заказа выходит. Управляет прайс-лист.</w:t>
+      </w:r>
+    </w:p>
+    <w:p>
+      <w:pPr>
+        <w:spacing w:line="360" w:lineRule="auto"/>
+        <w:ind w:firstLine="709"/>
+        <w:jc w:val="both"/>
+      </w:pPr>
+      <w:r>
+        <w:rPr>
+          <w:color w:val="000000"/>
+          <w:sz w:val="28"/>
+        </w:rPr>
+        <w:t xml:space="preserve">Рисунок 7. Хранение — это место на стеллаже, бирка и передача карточки </w:t>
+      </w:r>
+      <w:r>
+        <w:rPr>
+          <w:color w:val="000000"/>
+          <w:sz w:val="28"/>
+        </w:rPr>
+        <w:t>мастеру. После этого велосипед считается принятым, карточка заказа уходит дальше вместе с ним.</w:t>
+      </w:r>
+    </w:p>
+    <w:p>
+      <w:pPr>
+        <w:spacing w:line="360" w:lineRule="auto"/>
+        <w:ind w:firstLine="709"/>
+        <w:jc w:val="both"/>
+      </w:pPr>
+      <w:r>
+        <w:rPr>
+          <w:color w:val="000000"/>
+          <w:sz w:val="28"/>
+        </w:rPr>
+        <w:t>Рисунок 8. Диагностика идёт по узлам: ходовая часть, тормоза, трансмиссия, затем ведомость. Замечания не теряются между проверками, а сводятся. Карточка заказа н</w:t>
+      </w:r>
+      <w:r>
+        <w:rPr>
+          <w:color w:val="000000"/>
+          <w:sz w:val="28"/>
+        </w:rPr>
+        <w:t>ужна только при утверждении ведомости.</w:t>
+      </w:r>
+    </w:p>
+    <w:p>
+      <w:pPr>
+        <w:spacing w:line="360" w:lineRule="auto"/>
+        <w:ind w:firstLine="709"/>
+        <w:jc w:val="both"/>
+      </w:pPr>
+      <w:r>
+        <w:rPr>
+          <w:color w:val="000000"/>
+          <w:sz w:val="28"/>
+        </w:rPr>
+        <w:t>Рисунок 9. Проверка ходовой части — это люфт рулевой, подшипники колёс, покрышки и запись замечаний. Пока эти четыре действия не названы, блок «проверить ходовую» ничего не объясняет мастеру.</w:t>
+      </w:r>
+    </w:p>
+    <w:p>
+      <w:pPr>
+        <w:spacing w:line="360" w:lineRule="auto"/>
+        <w:ind w:firstLine="709"/>
+        <w:jc w:val="both"/>
+      </w:pPr>
+      <w:r>
+        <w:rPr>
+          <w:color w:val="000000"/>
+          <w:sz w:val="28"/>
+        </w:rPr>
+        <w:t>Рисунок 10. Тормоза прове</w:t>
+      </w:r>
+      <w:r>
+        <w:rPr>
+          <w:color w:val="000000"/>
+          <w:sz w:val="28"/>
+        </w:rPr>
+        <w:t>ряются по колодкам и по приводу, затем замечания соединяются с уже найденными замечаниями по ходовой. Так появляется свод, а не отдельный листок на каждый узел.</w:t>
+      </w:r>
+    </w:p>
+    <w:p>
+      <w:pPr>
+        <w:spacing w:line="360" w:lineRule="auto"/>
+        <w:ind w:firstLine="709"/>
+        <w:jc w:val="both"/>
+      </w:pPr>
+      <w:r>
+        <w:rPr>
+          <w:color w:val="000000"/>
+          <w:sz w:val="28"/>
+        </w:rPr>
+        <w:lastRenderedPageBreak/>
+        <w:t>Рисунок 11. Трансмиссия проверяется по цепи и звёздам, переключателям и каретке. Свод замечаний</w:t>
+      </w:r>
+      <w:r>
+        <w:rPr>
+          <w:color w:val="000000"/>
+          <w:sz w:val="28"/>
+        </w:rPr>
+        <w:t xml:space="preserve"> с прошлых шагов входит в запись и выходит уже как свод трёх проверок.</w:t>
+      </w:r>
+    </w:p>
+    <w:p>
+      <w:pPr>
+        <w:spacing w:line="360" w:lineRule="auto"/>
+        <w:ind w:firstLine="709"/>
+        <w:jc w:val="both"/>
+      </w:pPr>
+      <w:r>
+        <w:rPr>
+          <w:color w:val="000000"/>
+          <w:sz w:val="28"/>
+        </w:rPr>
+        <w:t>Рисунок 12. Ведомость собирается из свода трёх проверок: сначала перечень неисправностей, затем узлы к замене, затем утверждение вместе с карточкой заказа. Инструмент здесь уже не нужен</w:t>
+      </w:r>
+      <w:r>
+        <w:rPr>
+          <w:color w:val="000000"/>
+          <w:sz w:val="28"/>
+        </w:rPr>
+        <w:t>, работает мастер.</w:t>
+      </w:r>
+    </w:p>
+    <w:p>
+      <w:pPr>
+        <w:spacing w:line="360" w:lineRule="auto"/>
+        <w:ind w:firstLine="709"/>
+        <w:jc w:val="both"/>
+      </w:pPr>
+      <w:r>
+        <w:rPr>
+          <w:color w:val="000000"/>
+          <w:sz w:val="28"/>
+        </w:rPr>
+        <w:t>Рисунок 13. Ремонт делится на подбор деталей, замену, регулировку и запись работ. Комплектующие и ведомость входят в подбор, велосипед после диагностики — в замену. Наружу выходят велосипед после ремонта и перечень работ.</w:t>
+      </w:r>
+    </w:p>
+    <w:p>
+      <w:pPr>
+        <w:spacing w:line="360" w:lineRule="auto"/>
+        <w:ind w:firstLine="709"/>
+        <w:jc w:val="both"/>
+      </w:pPr>
+      <w:r>
+        <w:rPr>
+          <w:color w:val="000000"/>
+          <w:sz w:val="28"/>
+        </w:rPr>
+        <w:t>Рисунок 14. Под</w:t>
+      </w:r>
+      <w:r>
+        <w:rPr>
+          <w:color w:val="000000"/>
+          <w:sz w:val="28"/>
+        </w:rPr>
+        <w:t>бор — это сверка ведомости со складом, выдача деталей в работу и закрытие подбора с отметкой дефицита внутри подобранного комплекта. Отдельного выхода «дефицит» у родителя нет.</w:t>
+      </w:r>
+    </w:p>
+    <w:p>
+      <w:pPr>
+        <w:spacing w:line="360" w:lineRule="auto"/>
+        <w:ind w:firstLine="709"/>
+        <w:jc w:val="both"/>
+      </w:pPr>
+      <w:r>
+        <w:rPr>
+          <w:color w:val="000000"/>
+          <w:sz w:val="28"/>
+        </w:rPr>
+        <w:t>Рисунок 15. Замена расписана как снятие узла, установка новой детали, затяжка к</w:t>
+      </w:r>
+      <w:r>
+        <w:rPr>
+          <w:color w:val="000000"/>
+          <w:sz w:val="28"/>
+        </w:rPr>
+        <w:t>репежа и отметка факта. Велосипед с диагностики и подобранные детали входят, наружу уходят велосипед с заменой и факт.</w:t>
+      </w:r>
+    </w:p>
+    <w:p>
+      <w:pPr>
+        <w:spacing w:line="360" w:lineRule="auto"/>
+        <w:ind w:firstLine="709"/>
+        <w:jc w:val="both"/>
+      </w:pPr>
+      <w:r>
+        <w:rPr>
+          <w:color w:val="000000"/>
+          <w:sz w:val="28"/>
+        </w:rPr>
+        <w:t>Рисунок 16. Регулировка — это передачи, ход тормозов и свободный накат. Результат регулировки нужен записи работ, а велосипед после ремон</w:t>
+      </w:r>
+      <w:r>
+        <w:rPr>
+          <w:color w:val="000000"/>
+          <w:sz w:val="28"/>
+        </w:rPr>
+        <w:t>та уходит клиентской ветке выдачи.</w:t>
+      </w:r>
+    </w:p>
+    <w:p>
+      <w:pPr>
+        <w:spacing w:line="360" w:lineRule="auto"/>
+        <w:ind w:firstLine="709"/>
+        <w:jc w:val="both"/>
+      </w:pPr>
+      <w:r>
+        <w:rPr>
+          <w:color w:val="000000"/>
+          <w:sz w:val="28"/>
+        </w:rPr>
+        <w:t>Рисунок 17. Запись работ разделена на список замен, список регулировок и подпись перечня. Факт замены и результат регулировки входят из соседних блоков диаграммы А3.</w:t>
+      </w:r>
+    </w:p>
+    <w:p>
+      <w:pPr>
+        <w:spacing w:line="360" w:lineRule="auto"/>
+        <w:ind w:firstLine="709"/>
+        <w:jc w:val="both"/>
+      </w:pPr>
+      <w:r>
+        <w:rPr>
+          <w:color w:val="000000"/>
+          <w:sz w:val="28"/>
+        </w:rPr>
+        <w:t>Рисунок 18. Выдача — это расчёт суммы, акт, оплата и пе</w:t>
+      </w:r>
+      <w:r>
+        <w:rPr>
+          <w:color w:val="000000"/>
+          <w:sz w:val="28"/>
+        </w:rPr>
+        <w:t>редача велосипеда. Перечень работ и велосипед после ремонта входят из ремонта, карточка заказа управляет расчётом и отметкой выдачи. Касса участвует только в оплате.</w:t>
+      </w:r>
+    </w:p>
+    <w:p>
+      <w:pPr>
+        <w:spacing w:line="360" w:lineRule="auto"/>
+        <w:ind w:firstLine="709"/>
+        <w:jc w:val="both"/>
+      </w:pPr>
+      <w:r>
+        <w:rPr>
+          <w:color w:val="000000"/>
+          <w:sz w:val="28"/>
+        </w:rPr>
+        <w:t xml:space="preserve">Рисунок 19. Расчёт суммы — это сверка перечня с прайсом, сложение работ, сложение деталей </w:t>
+      </w:r>
+      <w:r>
+        <w:rPr>
+          <w:color w:val="000000"/>
+          <w:sz w:val="28"/>
+        </w:rPr>
+        <w:t>и итог. Карточка заказа держит ранее согласованную предварительную стоимость и поэтому стоит на управлении итога.</w:t>
+      </w:r>
+    </w:p>
+    <w:p>
+      <w:pPr>
+        <w:spacing w:line="360" w:lineRule="auto"/>
+        <w:ind w:firstLine="709"/>
+        <w:jc w:val="both"/>
+      </w:pPr>
+      <w:r>
+        <w:rPr>
+          <w:color w:val="000000"/>
+          <w:sz w:val="28"/>
+        </w:rPr>
+        <w:lastRenderedPageBreak/>
+        <w:t xml:space="preserve">Рисунок 20. Акт собирается из перечня работ и итоговой суммы: сначала работы, затем сумма, затем подпись. Пока эти шаги не разделены, </w:t>
+      </w:r>
+      <w:r>
+        <w:rPr>
+          <w:color w:val="000000"/>
+          <w:sz w:val="28"/>
+        </w:rPr>
+        <w:t>«оформить акт» остаётся названием папки, а не действием.</w:t>
+      </w:r>
+    </w:p>
+    <w:p>
+      <w:pPr>
+        <w:spacing w:line="360" w:lineRule="auto"/>
+        <w:ind w:firstLine="709"/>
+        <w:jc w:val="both"/>
+      </w:pPr>
+      <w:r>
+        <w:rPr>
+          <w:color w:val="000000"/>
+          <w:sz w:val="28"/>
+        </w:rPr>
+        <w:t>Рисунок 21. Оплата разделена на называние суммы, приём платежа и выдачу чека. Касса является механизмом последних двух шагов, приёмщик участвует во всех трёх.</w:t>
+      </w:r>
+    </w:p>
+    <w:p>
+      <w:pPr>
+        <w:spacing w:line="360" w:lineRule="auto"/>
+        <w:ind w:firstLine="709"/>
+        <w:jc w:val="both"/>
+      </w:pPr>
+      <w:r>
+        <w:rPr>
+          <w:color w:val="000000"/>
+          <w:sz w:val="28"/>
+        </w:rPr>
+        <w:t>Рисунок 22. Передача клиенту — это сняти</w:t>
+      </w:r>
+      <w:r>
+        <w:rPr>
+          <w:color w:val="000000"/>
+          <w:sz w:val="28"/>
+        </w:rPr>
+        <w:t>е бирки, показ результата и отметка выдачи в карточке. Чек и акт входят сюда, наружу уходят отремонтированный велосипед и акт выполненных работ.</w:t>
       </w:r>
     </w:p>
     <w:p>
@@ -1575,7 +3368,7 @@
         <w:spacing w:before="240" w:after="120" w:line="360" w:lineRule="auto"/>
         <w:ind w:firstLine="709"/>
       </w:pPr>
-      <w:bookmarkStart w:id="4" w:name="z31"/>
+      <w:bookmarkStart w:id="4" w:name="d01"/>
       <w:r>
         <w:rPr>
           <w:b/>
@@ -1586,20 +3379,6 @@
         <w:t>3.1 Контекстная диаграмма А-0</w:t>
       </w:r>
       <w:bookmarkEnd w:id="4"/>
-    </w:p>
-    <w:p>
-      <w:pPr>
-        <w:spacing w:line="360" w:lineRule="auto"/>
-        <w:ind w:firstLine="709"/>
-        <w:jc w:val="both"/>
-      </w:pPr>
-      <w:r>
-        <w:rPr>
-          <w:color w:val="000000"/>
-          <w:sz w:val="28"/>
-        </w:rPr>
-        <w:t>Контекстная диаграмма сводит мастерскую к одному блоку «Ремонтировать велосипеды» (рисунок 1). Цель — описать выполнение одного заказа на ремонт велосипеда. Точка зрения — владелец мастерской.</w:t>
-      </w:r>
     </w:p>
     <w:p>
       <w:pPr>
@@ -1613,7 +3392,7 @@
         </w:rPr>
         <w:drawing>
           <wp:inline distT="0" distB="0" distL="0" distR="0">
-            <wp:extent cx="8640000" cy="4284878"/>
+            <wp:extent cx="8928000" cy="3893915"/>
             <wp:effectExtent l="0" t="0" r="0" b="0"/>
             <wp:docPr id="1" name="Picture 1"/>
             <wp:cNvGraphicFramePr>
@@ -1635,7 +3414,7 @@
                   <pic:spPr>
                     <a:xfrm>
                       <a:off x="0" y="0"/>
-                      <a:ext cx="8640000" cy="4284878"/>
+                      <a:ext cx="8928000" cy="3893915"/>
                     </a:xfrm>
                     <a:prstGeom prst="rect">
                       <a:avLst/>
@@ -1679,7 +3458,7 @@
         <w:spacing w:before="240" w:after="120" w:line="360" w:lineRule="auto"/>
         <w:ind w:firstLine="709"/>
       </w:pPr>
-      <w:bookmarkStart w:id="5" w:name="z32"/>
+      <w:bookmarkStart w:id="5" w:name="d02"/>
       <w:r>
         <w:rPr>
           <w:b/>
@@ -1687,23 +3466,9 @@
           <w:sz w:val="28"/>
         </w:rPr>
         <w:lastRenderedPageBreak/>
-        <w:t>3.2 Декомпозиция А0</w:t>
+        <w:t>3.2 Декомпозиция А0 «Ремонтировать велосипеды»</w:t>
       </w:r>
       <w:bookmarkEnd w:id="5"/>
-    </w:p>
-    <w:p>
-      <w:pPr>
-        <w:spacing w:line="360" w:lineRule="auto"/>
-        <w:ind w:firstLine="709"/>
-        <w:jc w:val="both"/>
-      </w:pPr>
-      <w:r>
-        <w:rPr>
-          <w:color w:val="000000"/>
-          <w:sz w:val="28"/>
-        </w:rPr>
-        <w:t>Приём, диагностика, ремонт и выдача сохраняют внешние стрелки контекста (рисунок 2).</w:t>
-      </w:r>
     </w:p>
     <w:p>
       <w:pPr>
@@ -1717,7 +3482,7 @@
         </w:rPr>
         <w:drawing>
           <wp:inline distT="0" distB="0" distL="0" distR="0">
-            <wp:extent cx="7560000" cy="4655854"/>
+            <wp:extent cx="8928000" cy="4187292"/>
             <wp:effectExtent l="0" t="0" r="0" b="0"/>
             <wp:docPr id="2" name="Picture 2"/>
             <wp:cNvGraphicFramePr>
@@ -1739,7 +3504,7 @@
                   <pic:spPr>
                     <a:xfrm>
                       <a:off x="0" y="0"/>
-                      <a:ext cx="7560000" cy="4655854"/>
+                      <a:ext cx="8928000" cy="4187292"/>
                     </a:xfrm>
                     <a:prstGeom prst="rect">
                       <a:avLst/>
@@ -1762,7 +3527,7 @@
           <w:color w:val="000000"/>
           <w:sz w:val="28"/>
         </w:rPr>
-        <w:t>Рисунок 2 — Декомпозиция А0</w:t>
+        <w:t>Рисунок 2 — Декомпозиция А0 «Ремонтировать велосипеды»</w:t>
       </w:r>
     </w:p>
     <w:p>
@@ -1783,7 +3548,7 @@
         <w:spacing w:before="240" w:after="120" w:line="360" w:lineRule="auto"/>
         <w:ind w:firstLine="709"/>
       </w:pPr>
-      <w:bookmarkStart w:id="6" w:name="z33"/>
+      <w:bookmarkStart w:id="6" w:name="d03"/>
       <w:r>
         <w:rPr>
           <w:b/>
@@ -1791,23 +3556,9 @@
           <w:sz w:val="28"/>
         </w:rPr>
         <w:lastRenderedPageBreak/>
-        <w:t>3.3 Приём заказа</w:t>
+        <w:t>3.3 Диаграмма А1 «Принять заказ»</w:t>
       </w:r>
       <w:bookmarkEnd w:id="6"/>
-    </w:p>
-    <w:p>
-      <w:pPr>
-        <w:spacing w:line="360" w:lineRule="auto"/>
-        <w:ind w:firstLine="709"/>
-        <w:jc w:val="both"/>
-      </w:pPr>
-      <w:r>
-        <w:rPr>
-          <w:color w:val="000000"/>
-          <w:sz w:val="28"/>
-        </w:rPr>
-        <w:t>Заявка становится карточкой заказа, велосипед клиента — принятым (рисунок 3).</w:t>
-      </w:r>
     </w:p>
     <w:p>
       <w:pPr>
@@ -1821,7 +3572,7 @@
         </w:rPr>
         <w:drawing>
           <wp:inline distT="0" distB="0" distL="0" distR="0">
-            <wp:extent cx="7560000" cy="4655854"/>
+            <wp:extent cx="8928000" cy="3343832"/>
             <wp:effectExtent l="0" t="0" r="0" b="0"/>
             <wp:docPr id="3" name="Picture 3"/>
             <wp:cNvGraphicFramePr>
@@ -1843,7 +3594,7 @@
                   <pic:spPr>
                     <a:xfrm>
                       <a:off x="0" y="0"/>
-                      <a:ext cx="7560000" cy="4655854"/>
+                      <a:ext cx="8928000" cy="3343832"/>
                     </a:xfrm>
                     <a:prstGeom prst="rect">
                       <a:avLst/>
@@ -1887,7 +3638,7 @@
         <w:spacing w:before="240" w:after="120" w:line="360" w:lineRule="auto"/>
         <w:ind w:firstLine="709"/>
       </w:pPr>
-      <w:bookmarkStart w:id="7" w:name="z34"/>
+      <w:bookmarkStart w:id="7" w:name="d04"/>
       <w:r>
         <w:rPr>
           <w:b/>
@@ -1895,23 +3646,17 @@
           <w:sz w:val="28"/>
         </w:rPr>
         <w:lastRenderedPageBreak/>
-        <w:t>3.4 Диагностика</w:t>
+        <w:t xml:space="preserve">3.4 Диаграмма </w:t>
+      </w:r>
+      <w:r>
+        <w:rPr>
+          <w:b/>
+          <w:color w:val="000000"/>
+          <w:sz w:val="28"/>
+        </w:rPr>
+        <w:t>А11 «Зарегистрировать обращение»</w:t>
       </w:r>
       <w:bookmarkEnd w:id="7"/>
-    </w:p>
-    <w:p>
-      <w:pPr>
-        <w:spacing w:line="360" w:lineRule="auto"/>
-        <w:ind w:firstLine="709"/>
-        <w:jc w:val="both"/>
-      </w:pPr>
-      <w:r>
-        <w:rPr>
-          <w:color w:val="000000"/>
-          <w:sz w:val="28"/>
-        </w:rPr>
-        <w:t>Проверки идут от ходовой части к тормозам и трансмиссии, затем составляется ведомость (рисунок 4).</w:t>
-      </w:r>
     </w:p>
     <w:p>
       <w:pPr>
@@ -1925,7 +3670,7 @@
         </w:rPr>
         <w:drawing>
           <wp:inline distT="0" distB="0" distL="0" distR="0">
-            <wp:extent cx="7560000" cy="4655854"/>
+            <wp:extent cx="8928000" cy="2387023"/>
             <wp:effectExtent l="0" t="0" r="0" b="0"/>
             <wp:docPr id="4" name="Picture 4"/>
             <wp:cNvGraphicFramePr>
@@ -1935,7 +3680,7 @@
               <a:graphicData uri="http://schemas.openxmlformats.org/drawingml/2006/picture">
                 <pic:pic xmlns:pic="http://schemas.openxmlformats.org/drawingml/2006/picture">
                   <pic:nvPicPr>
-                    <pic:cNvPr id="0" name="fig04_a2.png"/>
+                    <pic:cNvPr id="0" name="fig04_a11.png"/>
                     <pic:cNvPicPr/>
                   </pic:nvPicPr>
                   <pic:blipFill>
@@ -1947,7 +3692,7 @@
                   <pic:spPr>
                     <a:xfrm>
                       <a:off x="0" y="0"/>
-                      <a:ext cx="7560000" cy="4655854"/>
+                      <a:ext cx="8928000" cy="2387023"/>
                     </a:xfrm>
                     <a:prstGeom prst="rect">
                       <a:avLst/>
@@ -1970,7 +3715,7 @@
           <w:color w:val="000000"/>
           <w:sz w:val="28"/>
         </w:rPr>
-        <w:t>Рисунок 4 — Диаграмма А2 «Диагностировать неисправность»</w:t>
+        <w:t>Рисунок 4 — Диаграмма А11 «Зарегистрировать обращение»</w:t>
       </w:r>
     </w:p>
     <w:p>
@@ -1991,7 +3736,7 @@
         <w:spacing w:before="240" w:after="120" w:line="360" w:lineRule="auto"/>
         <w:ind w:firstLine="709"/>
       </w:pPr>
-      <w:bookmarkStart w:id="8" w:name="z35"/>
+      <w:bookmarkStart w:id="8" w:name="d05"/>
       <w:r>
         <w:rPr>
           <w:b/>
@@ -1999,23 +3744,9 @@
           <w:sz w:val="28"/>
         </w:rPr>
         <w:lastRenderedPageBreak/>
-        <w:t>3.5 Ремонт</w:t>
+        <w:t>3.5 Диаграмма А12 «Осмотреть внешний вид»</w:t>
       </w:r>
       <w:bookmarkEnd w:id="8"/>
-    </w:p>
-    <w:p>
-      <w:pPr>
-        <w:spacing w:line="360" w:lineRule="auto"/>
-        <w:ind w:firstLine="709"/>
-        <w:jc w:val="both"/>
-      </w:pPr>
-      <w:r>
-        <w:rPr>
-          <w:color w:val="000000"/>
-          <w:sz w:val="28"/>
-        </w:rPr>
-        <w:t>По ведомости подбирают детали, меняют узлы, регулируют их и записывают работы (рисунок 5).</w:t>
-      </w:r>
     </w:p>
     <w:p>
       <w:pPr>
@@ -2029,7 +3760,7 @@
         </w:rPr>
         <w:drawing>
           <wp:inline distT="0" distB="0" distL="0" distR="0">
-            <wp:extent cx="7560000" cy="4655854"/>
+            <wp:extent cx="8928000" cy="3047121"/>
             <wp:effectExtent l="0" t="0" r="0" b="0"/>
             <wp:docPr id="5" name="Picture 5"/>
             <wp:cNvGraphicFramePr>
@@ -2039,7 +3770,7 @@
               <a:graphicData uri="http://schemas.openxmlformats.org/drawingml/2006/picture">
                 <pic:pic xmlns:pic="http://schemas.openxmlformats.org/drawingml/2006/picture">
                   <pic:nvPicPr>
-                    <pic:cNvPr id="0" name="fig05_a3.png"/>
+                    <pic:cNvPr id="0" name="fig05_a12.png"/>
                     <pic:cNvPicPr/>
                   </pic:nvPicPr>
                   <pic:blipFill>
@@ -2051,7 +3782,7 @@
                   <pic:spPr>
                     <a:xfrm>
                       <a:off x="0" y="0"/>
-                      <a:ext cx="7560000" cy="4655854"/>
+                      <a:ext cx="8928000" cy="3047121"/>
                     </a:xfrm>
                     <a:prstGeom prst="rect">
                       <a:avLst/>
@@ -2074,7 +3805,7 @@
           <w:color w:val="000000"/>
           <w:sz w:val="28"/>
         </w:rPr>
-        <w:t>Рисунок 5 — Диаграмма А3 «Выполнить ремонт»</w:t>
+        <w:t>Рисунок 5 — Диаграмма А12 «Осмотреть внешний вид»</w:t>
       </w:r>
     </w:p>
     <w:p>
@@ -2095,7 +3826,7 @@
         <w:spacing w:before="240" w:after="120" w:line="360" w:lineRule="auto"/>
         <w:ind w:firstLine="709"/>
       </w:pPr>
-      <w:bookmarkStart w:id="9" w:name="z36"/>
+      <w:bookmarkStart w:id="9" w:name="d06"/>
       <w:r>
         <w:rPr>
           <w:b/>
@@ -2103,9 +3834,1587 @@
           <w:sz w:val="28"/>
         </w:rPr>
         <w:lastRenderedPageBreak/>
-        <w:t>3.6 Глоссарий стрелок</w:t>
+        <w:t xml:space="preserve">3.6 Диаграмма А13 </w:t>
+      </w:r>
+      <w:r>
+        <w:rPr>
+          <w:b/>
+          <w:color w:val="000000"/>
+          <w:sz w:val="28"/>
+        </w:rPr>
+        <w:t>«Согласовать предварительную стоимость»</w:t>
       </w:r>
       <w:bookmarkEnd w:id="9"/>
+    </w:p>
+    <w:p>
+      <w:pPr>
+        <w:keepNext/>
+        <w:spacing w:before="120" w:line="360" w:lineRule="auto"/>
+        <w:jc w:val="center"/>
+      </w:pPr>
+      <w:r>
+        <w:rPr>
+          <w:noProof/>
+        </w:rPr>
+        <w:drawing>
+          <wp:inline distT="0" distB="0" distL="0" distR="0">
+            <wp:extent cx="8928000" cy="2753745"/>
+            <wp:effectExtent l="0" t="0" r="0" b="0"/>
+            <wp:docPr id="6" name="Picture 6"/>
+            <wp:cNvGraphicFramePr>
+              <a:graphicFrameLocks xmlns:a="http://schemas.openxmlformats.org/drawingml/2006/main" noChangeAspect="1"/>
+            </wp:cNvGraphicFramePr>
+            <a:graphic xmlns:a="http://schemas.openxmlformats.org/drawingml/2006/main">
+              <a:graphicData uri="http://schemas.openxmlformats.org/drawingml/2006/picture">
+                <pic:pic xmlns:pic="http://schemas.openxmlformats.org/drawingml/2006/picture">
+                  <pic:nvPicPr>
+                    <pic:cNvPr id="0" name="fig06_a13.png"/>
+                    <pic:cNvPicPr/>
+                  </pic:nvPicPr>
+                  <pic:blipFill>
+                    <a:blip r:embed="rId17"/>
+                    <a:stretch>
+                      <a:fillRect/>
+                    </a:stretch>
+                  </pic:blipFill>
+                  <pic:spPr>
+                    <a:xfrm>
+                      <a:off x="0" y="0"/>
+                      <a:ext cx="8928000" cy="2753745"/>
+                    </a:xfrm>
+                    <a:prstGeom prst="rect">
+                      <a:avLst/>
+                    </a:prstGeom>
+                  </pic:spPr>
+                </pic:pic>
+              </a:graphicData>
+            </a:graphic>
+          </wp:inline>
+        </w:drawing>
+      </w:r>
+    </w:p>
+    <w:p>
+      <w:pPr>
+        <w:spacing w:before="120" w:line="360" w:lineRule="auto"/>
+        <w:jc w:val="center"/>
+      </w:pPr>
+      <w:r>
+        <w:rPr>
+          <w:color w:val="000000"/>
+          <w:sz w:val="28"/>
+        </w:rPr>
+        <w:t>Рисунок 6 — Диаграмма А13 «Согласовать предварительную стоимость»</w:t>
+      </w:r>
+    </w:p>
+    <w:p>
+      <w:pPr>
+        <w:sectPr>
+          <w:footerReference w:type="default" r:id="rId18"/>
+          <w:pgSz w:w="16838" w:h="11906" w:orient="landscape"/>
+          <w:pgMar w:top="1134" w:right="850" w:bottom="1134" w:left="1701" w:header="709" w:footer="709" w:gutter="0"/>
+          <w:cols w:space="720"/>
+          <w:noEndnote/>
+        </w:sectPr>
+      </w:pPr>
+    </w:p>
+    <w:p>
+      <w:pPr>
+        <w:keepNext/>
+        <w:keepLines/>
+        <w:spacing w:before="240" w:after="120" w:line="360" w:lineRule="auto"/>
+        <w:ind w:firstLine="709"/>
+      </w:pPr>
+      <w:bookmarkStart w:id="10" w:name="d07"/>
+      <w:r>
+        <w:rPr>
+          <w:b/>
+          <w:color w:val="000000"/>
+          <w:sz w:val="28"/>
+        </w:rPr>
+        <w:lastRenderedPageBreak/>
+        <w:t>3.7 Диаграмма А14 «Разместить велосипед на хранении»</w:t>
+      </w:r>
+      <w:bookmarkEnd w:id="10"/>
+    </w:p>
+    <w:p>
+      <w:pPr>
+        <w:keepNext/>
+        <w:spacing w:before="120" w:line="360" w:lineRule="auto"/>
+        <w:jc w:val="center"/>
+      </w:pPr>
+      <w:r>
+        <w:rPr>
+          <w:noProof/>
+        </w:rPr>
+        <w:drawing>
+          <wp:inline distT="0" distB="0" distL="0" distR="0">
+            <wp:extent cx="8928000" cy="3047121"/>
+            <wp:effectExtent l="0" t="0" r="0" b="0"/>
+            <wp:docPr id="7" name="Picture 7"/>
+            <wp:cNvGraphicFramePr>
+              <a:graphicFrameLocks xmlns:a="http://schemas.openxmlformats.org/drawingml/2006/main" noChangeAspect="1"/>
+            </wp:cNvGraphicFramePr>
+            <a:graphic xmlns:a="http://schemas.openxmlformats.org/drawingml/2006/main">
+              <a:graphicData uri="http://schemas.openxmlformats.org/drawingml/2006/picture">
+                <pic:pic xmlns:pic="http://schemas.openxmlformats.org/drawingml/2006/picture">
+                  <pic:nvPicPr>
+                    <pic:cNvPr id="0" name="fig07_a14.png"/>
+                    <pic:cNvPicPr/>
+                  </pic:nvPicPr>
+                  <pic:blipFill>
+                    <a:blip r:embed="rId19"/>
+                    <a:stretch>
+                      <a:fillRect/>
+                    </a:stretch>
+                  </pic:blipFill>
+                  <pic:spPr>
+                    <a:xfrm>
+                      <a:off x="0" y="0"/>
+                      <a:ext cx="8928000" cy="3047121"/>
+                    </a:xfrm>
+                    <a:prstGeom prst="rect">
+                      <a:avLst/>
+                    </a:prstGeom>
+                  </pic:spPr>
+                </pic:pic>
+              </a:graphicData>
+            </a:graphic>
+          </wp:inline>
+        </w:drawing>
+      </w:r>
+    </w:p>
+    <w:p>
+      <w:pPr>
+        <w:spacing w:before="120" w:line="360" w:lineRule="auto"/>
+        <w:jc w:val="center"/>
+      </w:pPr>
+      <w:r>
+        <w:rPr>
+          <w:color w:val="000000"/>
+          <w:sz w:val="28"/>
+        </w:rPr>
+        <w:t>Рисунок 7 — Диаграмма А14 «Разместить велосипед на хранении»</w:t>
+      </w:r>
+    </w:p>
+    <w:p>
+      <w:pPr>
+        <w:sectPr>
+          <w:footerReference w:type="default" r:id="rId20"/>
+          <w:pgSz w:w="16838" w:h="11906" w:orient="landscape"/>
+          <w:pgMar w:top="1134" w:right="850" w:bottom="1134" w:left="1701" w:header="709" w:footer="709" w:gutter="0"/>
+          <w:cols w:space="720"/>
+          <w:noEndnote/>
+        </w:sectPr>
+      </w:pPr>
+    </w:p>
+    <w:p>
+      <w:pPr>
+        <w:keepNext/>
+        <w:keepLines/>
+        <w:spacing w:before="240" w:after="120" w:line="360" w:lineRule="auto"/>
+        <w:ind w:firstLine="709"/>
+      </w:pPr>
+      <w:bookmarkStart w:id="11" w:name="d08"/>
+      <w:r>
+        <w:rPr>
+          <w:b/>
+          <w:color w:val="000000"/>
+          <w:sz w:val="28"/>
+        </w:rPr>
+        <w:lastRenderedPageBreak/>
+        <w:t>3.8 Диаграмма А2 «Диагностировать неисправность»</w:t>
+      </w:r>
+      <w:bookmarkEnd w:id="11"/>
+    </w:p>
+    <w:p>
+      <w:pPr>
+        <w:keepNext/>
+        <w:spacing w:before="120" w:line="360" w:lineRule="auto"/>
+        <w:jc w:val="center"/>
+      </w:pPr>
+      <w:r>
+        <w:rPr>
+          <w:noProof/>
+        </w:rPr>
+        <w:drawing>
+          <wp:inline distT="0" distB="0" distL="0" distR="0">
+            <wp:extent cx="8928000" cy="3047121"/>
+            <wp:effectExtent l="0" t="0" r="0" b="0"/>
+            <wp:docPr id="8" name="Picture 8"/>
+            <wp:cNvGraphicFramePr>
+              <a:graphicFrameLocks xmlns:a="http://schemas.openxmlformats.org/drawingml/2006/main" noChangeAspect="1"/>
+            </wp:cNvGraphicFramePr>
+            <a:graphic xmlns:a="http://schemas.openxmlformats.org/drawingml/2006/main">
+              <a:graphicData uri="http://schemas.openxmlformats.org/drawingml/2006/picture">
+                <pic:pic xmlns:pic="http://schemas.openxmlformats.org/drawingml/2006/picture">
+                  <pic:nvPicPr>
+                    <pic:cNvPr id="0" name="fig08_a2.png"/>
+                    <pic:cNvPicPr/>
+                  </pic:nvPicPr>
+                  <pic:blipFill>
+                    <a:blip r:embed="rId21"/>
+                    <a:stretch>
+                      <a:fillRect/>
+                    </a:stretch>
+                  </pic:blipFill>
+                  <pic:spPr>
+                    <a:xfrm>
+                      <a:off x="0" y="0"/>
+                      <a:ext cx="8928000" cy="3047121"/>
+                    </a:xfrm>
+                    <a:prstGeom prst="rect">
+                      <a:avLst/>
+                    </a:prstGeom>
+                  </pic:spPr>
+                </pic:pic>
+              </a:graphicData>
+            </a:graphic>
+          </wp:inline>
+        </w:drawing>
+      </w:r>
+    </w:p>
+    <w:p>
+      <w:pPr>
+        <w:spacing w:before="120" w:line="360" w:lineRule="auto"/>
+        <w:jc w:val="center"/>
+      </w:pPr>
+      <w:r>
+        <w:rPr>
+          <w:color w:val="000000"/>
+          <w:sz w:val="28"/>
+        </w:rPr>
+        <w:t>Рисунок 8 — Диаграмма А2 «Диагностировать неисправность»</w:t>
+      </w:r>
+    </w:p>
+    <w:p>
+      <w:pPr>
+        <w:sectPr>
+          <w:footerReference w:type="default" r:id="rId22"/>
+          <w:pgSz w:w="16838" w:h="11906" w:orient="landscape"/>
+          <w:pgMar w:top="1134" w:right="850" w:bottom="1134" w:left="1701" w:header="709" w:footer="709" w:gutter="0"/>
+          <w:cols w:space="720"/>
+          <w:noEndnote/>
+        </w:sectPr>
+      </w:pPr>
+    </w:p>
+    <w:p>
+      <w:pPr>
+        <w:keepNext/>
+        <w:keepLines/>
+        <w:spacing w:before="240" w:after="120" w:line="360" w:lineRule="auto"/>
+        <w:ind w:firstLine="709"/>
+      </w:pPr>
+      <w:bookmarkStart w:id="12" w:name="d09"/>
+      <w:r>
+        <w:rPr>
+          <w:b/>
+          <w:color w:val="000000"/>
+          <w:sz w:val="28"/>
+        </w:rPr>
+        <w:lastRenderedPageBreak/>
+        <w:t>3.9 Диаграмма А21 «Проверить ходовую часть»</w:t>
+      </w:r>
+      <w:bookmarkEnd w:id="12"/>
+    </w:p>
+    <w:p>
+      <w:pPr>
+        <w:keepNext/>
+        <w:spacing w:before="120" w:line="360" w:lineRule="auto"/>
+        <w:jc w:val="center"/>
+      </w:pPr>
+      <w:r>
+        <w:rPr>
+          <w:noProof/>
+        </w:rPr>
+        <w:drawing>
+          <wp:inline distT="0" distB="0" distL="0" distR="0">
+            <wp:extent cx="8928000" cy="2680400"/>
+            <wp:effectExtent l="0" t="0" r="0" b="0"/>
+            <wp:docPr id="9" name="Picture 9"/>
+            <wp:cNvGraphicFramePr>
+              <a:graphicFrameLocks xmlns:a="http://schemas.openxmlformats.org/drawingml/2006/main" noChangeAspect="1"/>
+            </wp:cNvGraphicFramePr>
+            <a:graphic xmlns:a="http://schemas.openxmlformats.org/drawingml/2006/main">
+              <a:graphicData uri="http://schemas.openxmlformats.org/drawingml/2006/picture">
+                <pic:pic xmlns:pic="http://schemas.openxmlformats.org/drawingml/2006/picture">
+                  <pic:nvPicPr>
+                    <pic:cNvPr id="0" name="fig09_a21.png"/>
+                    <pic:cNvPicPr/>
+                  </pic:nvPicPr>
+                  <pic:blipFill>
+                    <a:blip r:embed="rId23"/>
+                    <a:stretch>
+                      <a:fillRect/>
+                    </a:stretch>
+                  </pic:blipFill>
+                  <pic:spPr>
+                    <a:xfrm>
+                      <a:off x="0" y="0"/>
+                      <a:ext cx="8928000" cy="2680400"/>
+                    </a:xfrm>
+                    <a:prstGeom prst="rect">
+                      <a:avLst/>
+                    </a:prstGeom>
+                  </pic:spPr>
+                </pic:pic>
+              </a:graphicData>
+            </a:graphic>
+          </wp:inline>
+        </w:drawing>
+      </w:r>
+    </w:p>
+    <w:p>
+      <w:pPr>
+        <w:spacing w:before="120" w:line="360" w:lineRule="auto"/>
+        <w:jc w:val="center"/>
+      </w:pPr>
+      <w:r>
+        <w:rPr>
+          <w:color w:val="000000"/>
+          <w:sz w:val="28"/>
+        </w:rPr>
+        <w:t>Рисунок 9 — Диаграмма А21 «Проверить ходовую часть»</w:t>
+      </w:r>
+    </w:p>
+    <w:p>
+      <w:pPr>
+        <w:sectPr>
+          <w:footerReference w:type="default" r:id="rId24"/>
+          <w:pgSz w:w="16838" w:h="11906" w:orient="landscape"/>
+          <w:pgMar w:top="1134" w:right="850" w:bottom="1134" w:left="1701" w:header="709" w:footer="709" w:gutter="0"/>
+          <w:cols w:space="720"/>
+          <w:noEndnote/>
+        </w:sectPr>
+      </w:pPr>
+    </w:p>
+    <w:p>
+      <w:pPr>
+        <w:keepNext/>
+        <w:keepLines/>
+        <w:spacing w:before="240" w:after="120" w:line="360" w:lineRule="auto"/>
+        <w:ind w:firstLine="709"/>
+      </w:pPr>
+      <w:bookmarkStart w:id="13" w:name="d10"/>
+      <w:r>
+        <w:rPr>
+          <w:b/>
+          <w:color w:val="000000"/>
+          <w:sz w:val="28"/>
+        </w:rPr>
+        <w:lastRenderedPageBreak/>
+        <w:t>3.10 Диаграмма А22 «Проверить тормоза»</w:t>
+      </w:r>
+      <w:bookmarkEnd w:id="13"/>
+    </w:p>
+    <w:p>
+      <w:pPr>
+        <w:keepNext/>
+        <w:spacing w:before="120" w:line="360" w:lineRule="auto"/>
+        <w:jc w:val="center"/>
+      </w:pPr>
+      <w:r>
+        <w:rPr>
+          <w:noProof/>
+        </w:rPr>
+        <w:drawing>
+          <wp:inline distT="0" distB="0" distL="0" distR="0">
+            <wp:extent cx="8928000" cy="3047121"/>
+            <wp:effectExtent l="0" t="0" r="0" b="0"/>
+            <wp:docPr id="10" name="Picture 10"/>
+            <wp:cNvGraphicFramePr>
+              <a:graphicFrameLocks xmlns:a="http://schemas.openxmlformats.org/drawingml/2006/main" noChangeAspect="1"/>
+            </wp:cNvGraphicFramePr>
+            <a:graphic xmlns:a="http://schemas.openxmlformats.org/drawingml/2006/main">
+              <a:graphicData uri="http://schemas.openxmlformats.org/drawingml/2006/picture">
+                <pic:pic xmlns:pic="http://schemas.openxmlformats.org/drawingml/2006/picture">
+                  <pic:nvPicPr>
+                    <pic:cNvPr id="0" name="fig10_a22.png"/>
+                    <pic:cNvPicPr/>
+                  </pic:nvPicPr>
+                  <pic:blipFill>
+                    <a:blip r:embed="rId25"/>
+                    <a:stretch>
+                      <a:fillRect/>
+                    </a:stretch>
+                  </pic:blipFill>
+                  <pic:spPr>
+                    <a:xfrm>
+                      <a:off x="0" y="0"/>
+                      <a:ext cx="8928000" cy="3047121"/>
+                    </a:xfrm>
+                    <a:prstGeom prst="rect">
+                      <a:avLst/>
+                    </a:prstGeom>
+                  </pic:spPr>
+                </pic:pic>
+              </a:graphicData>
+            </a:graphic>
+          </wp:inline>
+        </w:drawing>
+      </w:r>
+    </w:p>
+    <w:p>
+      <w:pPr>
+        <w:spacing w:before="120" w:line="360" w:lineRule="auto"/>
+        <w:jc w:val="center"/>
+      </w:pPr>
+      <w:r>
+        <w:rPr>
+          <w:color w:val="000000"/>
+          <w:sz w:val="28"/>
+        </w:rPr>
+        <w:t>Рисунок 10 — Диаграмма А22 «Проверить тормоза»</w:t>
+      </w:r>
+    </w:p>
+    <w:p>
+      <w:pPr>
+        <w:sectPr>
+          <w:footerReference w:type="default" r:id="rId26"/>
+          <w:pgSz w:w="16838" w:h="11906" w:orient="landscape"/>
+          <w:pgMar w:top="1134" w:right="850" w:bottom="1134" w:left="1701" w:header="709" w:footer="709" w:gutter="0"/>
+          <w:cols w:space="720"/>
+          <w:noEndnote/>
+        </w:sectPr>
+      </w:pPr>
+    </w:p>
+    <w:p>
+      <w:pPr>
+        <w:keepNext/>
+        <w:keepLines/>
+        <w:spacing w:before="240" w:after="120" w:line="360" w:lineRule="auto"/>
+        <w:ind w:firstLine="709"/>
+      </w:pPr>
+      <w:bookmarkStart w:id="14" w:name="d11"/>
+      <w:r>
+        <w:rPr>
+          <w:b/>
+          <w:color w:val="000000"/>
+          <w:sz w:val="28"/>
+        </w:rPr>
+        <w:lastRenderedPageBreak/>
+        <w:t>3.11 Диаграмма А23 «Проверить трансмиссию»</w:t>
+      </w:r>
+      <w:bookmarkEnd w:id="14"/>
+    </w:p>
+    <w:p>
+      <w:pPr>
+        <w:keepNext/>
+        <w:spacing w:before="120" w:line="360" w:lineRule="auto"/>
+        <w:jc w:val="center"/>
+      </w:pPr>
+      <w:r>
+        <w:rPr>
+          <w:noProof/>
+        </w:rPr>
+        <w:drawing>
+          <wp:inline distT="0" distB="0" distL="0" distR="0">
+            <wp:extent cx="8928000" cy="3047121"/>
+            <wp:effectExtent l="0" t="0" r="0" b="0"/>
+            <wp:docPr id="11" name="Picture 11"/>
+            <wp:cNvGraphicFramePr>
+              <a:graphicFrameLocks xmlns:a="http://schemas.openxmlformats.org/drawingml/2006/main" noChangeAspect="1"/>
+            </wp:cNvGraphicFramePr>
+            <a:graphic xmlns:a="http://schemas.openxmlformats.org/drawingml/2006/main">
+              <a:graphicData uri="http://schemas.openxmlformats.org/drawingml/2006/picture">
+                <pic:pic xmlns:pic="http://schemas.openxmlformats.org/drawingml/2006/picture">
+                  <pic:nvPicPr>
+                    <pic:cNvPr id="0" name="fig11_a23.png"/>
+                    <pic:cNvPicPr/>
+                  </pic:nvPicPr>
+                  <pic:blipFill>
+                    <a:blip r:embed="rId27"/>
+                    <a:stretch>
+                      <a:fillRect/>
+                    </a:stretch>
+                  </pic:blipFill>
+                  <pic:spPr>
+                    <a:xfrm>
+                      <a:off x="0" y="0"/>
+                      <a:ext cx="8928000" cy="3047121"/>
+                    </a:xfrm>
+                    <a:prstGeom prst="rect">
+                      <a:avLst/>
+                    </a:prstGeom>
+                  </pic:spPr>
+                </pic:pic>
+              </a:graphicData>
+            </a:graphic>
+          </wp:inline>
+        </w:drawing>
+      </w:r>
+    </w:p>
+    <w:p>
+      <w:pPr>
+        <w:spacing w:before="120" w:line="360" w:lineRule="auto"/>
+        <w:jc w:val="center"/>
+      </w:pPr>
+      <w:r>
+        <w:rPr>
+          <w:color w:val="000000"/>
+          <w:sz w:val="28"/>
+        </w:rPr>
+        <w:t>Рисунок 11 — Диаграмма А23 «Проверить трансмиссию»</w:t>
+      </w:r>
+    </w:p>
+    <w:p>
+      <w:pPr>
+        <w:sectPr>
+          <w:footerReference w:type="default" r:id="rId28"/>
+          <w:pgSz w:w="16838" w:h="11906" w:orient="landscape"/>
+          <w:pgMar w:top="1134" w:right="850" w:bottom="1134" w:left="1701" w:header="709" w:footer="709" w:gutter="0"/>
+          <w:cols w:space="720"/>
+          <w:noEndnote/>
+        </w:sectPr>
+      </w:pPr>
+    </w:p>
+    <w:p>
+      <w:pPr>
+        <w:keepNext/>
+        <w:keepLines/>
+        <w:spacing w:before="240" w:after="120" w:line="360" w:lineRule="auto"/>
+        <w:ind w:firstLine="709"/>
+      </w:pPr>
+      <w:bookmarkStart w:id="15" w:name="d12"/>
+      <w:r>
+        <w:rPr>
+          <w:b/>
+          <w:color w:val="000000"/>
+          <w:sz w:val="28"/>
+        </w:rPr>
+        <w:lastRenderedPageBreak/>
+        <w:t xml:space="preserve">3.12 </w:t>
+      </w:r>
+      <w:r>
+        <w:rPr>
+          <w:b/>
+          <w:color w:val="000000"/>
+          <w:sz w:val="28"/>
+        </w:rPr>
+        <w:t>Диаграмма А24 «Составить дефектную ведомость»</w:t>
+      </w:r>
+      <w:bookmarkEnd w:id="15"/>
+    </w:p>
+    <w:p>
+      <w:pPr>
+        <w:keepNext/>
+        <w:spacing w:before="120" w:line="360" w:lineRule="auto"/>
+        <w:jc w:val="center"/>
+      </w:pPr>
+      <w:r>
+        <w:rPr>
+          <w:noProof/>
+        </w:rPr>
+        <w:drawing>
+          <wp:inline distT="0" distB="0" distL="0" distR="0">
+            <wp:extent cx="8928000" cy="3047121"/>
+            <wp:effectExtent l="0" t="0" r="0" b="0"/>
+            <wp:docPr id="12" name="Picture 12"/>
+            <wp:cNvGraphicFramePr>
+              <a:graphicFrameLocks xmlns:a="http://schemas.openxmlformats.org/drawingml/2006/main" noChangeAspect="1"/>
+            </wp:cNvGraphicFramePr>
+            <a:graphic xmlns:a="http://schemas.openxmlformats.org/drawingml/2006/main">
+              <a:graphicData uri="http://schemas.openxmlformats.org/drawingml/2006/picture">
+                <pic:pic xmlns:pic="http://schemas.openxmlformats.org/drawingml/2006/picture">
+                  <pic:nvPicPr>
+                    <pic:cNvPr id="0" name="fig12_a24.png"/>
+                    <pic:cNvPicPr/>
+                  </pic:nvPicPr>
+                  <pic:blipFill>
+                    <a:blip r:embed="rId29"/>
+                    <a:stretch>
+                      <a:fillRect/>
+                    </a:stretch>
+                  </pic:blipFill>
+                  <pic:spPr>
+                    <a:xfrm>
+                      <a:off x="0" y="0"/>
+                      <a:ext cx="8928000" cy="3047121"/>
+                    </a:xfrm>
+                    <a:prstGeom prst="rect">
+                      <a:avLst/>
+                    </a:prstGeom>
+                  </pic:spPr>
+                </pic:pic>
+              </a:graphicData>
+            </a:graphic>
+          </wp:inline>
+        </w:drawing>
+      </w:r>
+    </w:p>
+    <w:p>
+      <w:pPr>
+        <w:spacing w:before="120" w:line="360" w:lineRule="auto"/>
+        <w:jc w:val="center"/>
+      </w:pPr>
+      <w:r>
+        <w:rPr>
+          <w:color w:val="000000"/>
+          <w:sz w:val="28"/>
+        </w:rPr>
+        <w:t>Рисунок 12 — Диаграмма А24 «Составить дефектную ведомость»</w:t>
+      </w:r>
+    </w:p>
+    <w:p>
+      <w:pPr>
+        <w:sectPr>
+          <w:footerReference w:type="default" r:id="rId30"/>
+          <w:pgSz w:w="16838" w:h="11906" w:orient="landscape"/>
+          <w:pgMar w:top="1134" w:right="850" w:bottom="1134" w:left="1701" w:header="709" w:footer="709" w:gutter="0"/>
+          <w:cols w:space="720"/>
+          <w:noEndnote/>
+        </w:sectPr>
+      </w:pPr>
+    </w:p>
+    <w:p>
+      <w:pPr>
+        <w:keepNext/>
+        <w:keepLines/>
+        <w:spacing w:before="240" w:after="120" w:line="360" w:lineRule="auto"/>
+        <w:ind w:firstLine="709"/>
+      </w:pPr>
+      <w:bookmarkStart w:id="16" w:name="d13"/>
+      <w:r>
+        <w:rPr>
+          <w:b/>
+          <w:color w:val="000000"/>
+          <w:sz w:val="28"/>
+        </w:rPr>
+        <w:lastRenderedPageBreak/>
+        <w:t>3.13 Диаграмма А3 «Выполнить ремонт»</w:t>
+      </w:r>
+      <w:bookmarkEnd w:id="16"/>
+    </w:p>
+    <w:p>
+      <w:pPr>
+        <w:keepNext/>
+        <w:spacing w:before="120" w:line="360" w:lineRule="auto"/>
+        <w:jc w:val="center"/>
+      </w:pPr>
+      <w:r>
+        <w:rPr>
+          <w:noProof/>
+        </w:rPr>
+        <w:drawing>
+          <wp:inline distT="0" distB="0" distL="0" distR="0">
+            <wp:extent cx="8928000" cy="3637210"/>
+            <wp:effectExtent l="0" t="0" r="0" b="0"/>
+            <wp:docPr id="13" name="Picture 13"/>
+            <wp:cNvGraphicFramePr>
+              <a:graphicFrameLocks xmlns:a="http://schemas.openxmlformats.org/drawingml/2006/main" noChangeAspect="1"/>
+            </wp:cNvGraphicFramePr>
+            <a:graphic xmlns:a="http://schemas.openxmlformats.org/drawingml/2006/main">
+              <a:graphicData uri="http://schemas.openxmlformats.org/drawingml/2006/picture">
+                <pic:pic xmlns:pic="http://schemas.openxmlformats.org/drawingml/2006/picture">
+                  <pic:nvPicPr>
+                    <pic:cNvPr id="0" name="fig13_a3.png"/>
+                    <pic:cNvPicPr/>
+                  </pic:nvPicPr>
+                  <pic:blipFill>
+                    <a:blip r:embed="rId31"/>
+                    <a:stretch>
+                      <a:fillRect/>
+                    </a:stretch>
+                  </pic:blipFill>
+                  <pic:spPr>
+                    <a:xfrm>
+                      <a:off x="0" y="0"/>
+                      <a:ext cx="8928000" cy="3637210"/>
+                    </a:xfrm>
+                    <a:prstGeom prst="rect">
+                      <a:avLst/>
+                    </a:prstGeom>
+                  </pic:spPr>
+                </pic:pic>
+              </a:graphicData>
+            </a:graphic>
+          </wp:inline>
+        </w:drawing>
+      </w:r>
+    </w:p>
+    <w:p>
+      <w:pPr>
+        <w:spacing w:before="120" w:line="360" w:lineRule="auto"/>
+        <w:jc w:val="center"/>
+      </w:pPr>
+      <w:r>
+        <w:rPr>
+          <w:color w:val="000000"/>
+          <w:sz w:val="28"/>
+        </w:rPr>
+        <w:t>Рисунок 13 — Диаграмма А3 «Выполнить ремонт»</w:t>
+      </w:r>
+    </w:p>
+    <w:p>
+      <w:pPr>
+        <w:sectPr>
+          <w:footerReference w:type="default" r:id="rId32"/>
+          <w:pgSz w:w="16838" w:h="11906" w:orient="landscape"/>
+          <w:pgMar w:top="1134" w:right="850" w:bottom="1134" w:left="1701" w:header="709" w:footer="709" w:gutter="0"/>
+          <w:cols w:space="720"/>
+          <w:noEndnote/>
+        </w:sectPr>
+      </w:pPr>
+    </w:p>
+    <w:p>
+      <w:pPr>
+        <w:keepNext/>
+        <w:keepLines/>
+        <w:spacing w:before="240" w:after="120" w:line="360" w:lineRule="auto"/>
+        <w:ind w:firstLine="709"/>
+      </w:pPr>
+      <w:bookmarkStart w:id="17" w:name="d14"/>
+      <w:r>
+        <w:rPr>
+          <w:b/>
+          <w:color w:val="000000"/>
+          <w:sz w:val="28"/>
+        </w:rPr>
+        <w:lastRenderedPageBreak/>
+        <w:t xml:space="preserve">3.14 Диаграмма </w:t>
+      </w:r>
+      <w:r>
+        <w:rPr>
+          <w:b/>
+          <w:color w:val="000000"/>
+          <w:sz w:val="28"/>
+        </w:rPr>
+        <w:t>А31 «Подобрать комплектующие»</w:t>
+      </w:r>
+      <w:bookmarkEnd w:id="17"/>
+    </w:p>
+    <w:p>
+      <w:pPr>
+        <w:keepNext/>
+        <w:spacing w:before="120" w:line="360" w:lineRule="auto"/>
+        <w:jc w:val="center"/>
+      </w:pPr>
+      <w:r>
+        <w:rPr>
+          <w:noProof/>
+        </w:rPr>
+        <w:drawing>
+          <wp:inline distT="0" distB="0" distL="0" distR="0">
+            <wp:extent cx="8928000" cy="2387023"/>
+            <wp:effectExtent l="0" t="0" r="0" b="0"/>
+            <wp:docPr id="14" name="Picture 14"/>
+            <wp:cNvGraphicFramePr>
+              <a:graphicFrameLocks xmlns:a="http://schemas.openxmlformats.org/drawingml/2006/main" noChangeAspect="1"/>
+            </wp:cNvGraphicFramePr>
+            <a:graphic xmlns:a="http://schemas.openxmlformats.org/drawingml/2006/main">
+              <a:graphicData uri="http://schemas.openxmlformats.org/drawingml/2006/picture">
+                <pic:pic xmlns:pic="http://schemas.openxmlformats.org/drawingml/2006/picture">
+                  <pic:nvPicPr>
+                    <pic:cNvPr id="0" name="fig14_a31.png"/>
+                    <pic:cNvPicPr/>
+                  </pic:nvPicPr>
+                  <pic:blipFill>
+                    <a:blip r:embed="rId33"/>
+                    <a:stretch>
+                      <a:fillRect/>
+                    </a:stretch>
+                  </pic:blipFill>
+                  <pic:spPr>
+                    <a:xfrm>
+                      <a:off x="0" y="0"/>
+                      <a:ext cx="8928000" cy="2387023"/>
+                    </a:xfrm>
+                    <a:prstGeom prst="rect">
+                      <a:avLst/>
+                    </a:prstGeom>
+                  </pic:spPr>
+                </pic:pic>
+              </a:graphicData>
+            </a:graphic>
+          </wp:inline>
+        </w:drawing>
+      </w:r>
+    </w:p>
+    <w:p>
+      <w:pPr>
+        <w:spacing w:before="120" w:line="360" w:lineRule="auto"/>
+        <w:jc w:val="center"/>
+      </w:pPr>
+      <w:r>
+        <w:rPr>
+          <w:color w:val="000000"/>
+          <w:sz w:val="28"/>
+        </w:rPr>
+        <w:t>Рисунок 14 — Диаграмма А31 «Подобрать комплектующие»</w:t>
+      </w:r>
+    </w:p>
+    <w:p>
+      <w:pPr>
+        <w:sectPr>
+          <w:footerReference w:type="default" r:id="rId34"/>
+          <w:pgSz w:w="16838" w:h="11906" w:orient="landscape"/>
+          <w:pgMar w:top="1134" w:right="850" w:bottom="1134" w:left="1701" w:header="709" w:footer="709" w:gutter="0"/>
+          <w:cols w:space="720"/>
+          <w:noEndnote/>
+        </w:sectPr>
+      </w:pPr>
+    </w:p>
+    <w:p>
+      <w:pPr>
+        <w:keepNext/>
+        <w:keepLines/>
+        <w:spacing w:before="240" w:after="120" w:line="360" w:lineRule="auto"/>
+        <w:ind w:firstLine="709"/>
+      </w:pPr>
+      <w:bookmarkStart w:id="18" w:name="d15"/>
+      <w:r>
+        <w:rPr>
+          <w:b/>
+          <w:color w:val="000000"/>
+          <w:sz w:val="28"/>
+        </w:rPr>
+        <w:lastRenderedPageBreak/>
+        <w:t>3.15 Диаграмма А32 «Заменить неисправные детали»</w:t>
+      </w:r>
+      <w:bookmarkEnd w:id="18"/>
+    </w:p>
+    <w:p>
+      <w:pPr>
+        <w:keepNext/>
+        <w:spacing w:before="120" w:line="360" w:lineRule="auto"/>
+        <w:jc w:val="center"/>
+      </w:pPr>
+      <w:r>
+        <w:rPr>
+          <w:noProof/>
+        </w:rPr>
+        <w:drawing>
+          <wp:inline distT="0" distB="0" distL="0" distR="0">
+            <wp:extent cx="8928000" cy="3047121"/>
+            <wp:effectExtent l="0" t="0" r="0" b="0"/>
+            <wp:docPr id="15" name="Picture 15"/>
+            <wp:cNvGraphicFramePr>
+              <a:graphicFrameLocks xmlns:a="http://schemas.openxmlformats.org/drawingml/2006/main" noChangeAspect="1"/>
+            </wp:cNvGraphicFramePr>
+            <a:graphic xmlns:a="http://schemas.openxmlformats.org/drawingml/2006/main">
+              <a:graphicData uri="http://schemas.openxmlformats.org/drawingml/2006/picture">
+                <pic:pic xmlns:pic="http://schemas.openxmlformats.org/drawingml/2006/picture">
+                  <pic:nvPicPr>
+                    <pic:cNvPr id="0" name="fig15_a32.png"/>
+                    <pic:cNvPicPr/>
+                  </pic:nvPicPr>
+                  <pic:blipFill>
+                    <a:blip r:embed="rId35"/>
+                    <a:stretch>
+                      <a:fillRect/>
+                    </a:stretch>
+                  </pic:blipFill>
+                  <pic:spPr>
+                    <a:xfrm>
+                      <a:off x="0" y="0"/>
+                      <a:ext cx="8928000" cy="3047121"/>
+                    </a:xfrm>
+                    <a:prstGeom prst="rect">
+                      <a:avLst/>
+                    </a:prstGeom>
+                  </pic:spPr>
+                </pic:pic>
+              </a:graphicData>
+            </a:graphic>
+          </wp:inline>
+        </w:drawing>
+      </w:r>
+    </w:p>
+    <w:p>
+      <w:pPr>
+        <w:spacing w:before="120" w:line="360" w:lineRule="auto"/>
+        <w:jc w:val="center"/>
+      </w:pPr>
+      <w:r>
+        <w:rPr>
+          <w:color w:val="000000"/>
+          <w:sz w:val="28"/>
+        </w:rPr>
+        <w:t>Рисунок 15 — Диаграмма А32 «Заменить неисправные детали»</w:t>
+      </w:r>
+    </w:p>
+    <w:p>
+      <w:pPr>
+        <w:sectPr>
+          <w:footerReference w:type="default" r:id="rId36"/>
+          <w:pgSz w:w="16838" w:h="11906" w:orient="landscape"/>
+          <w:pgMar w:top="1134" w:right="850" w:bottom="1134" w:left="1701" w:header="709" w:footer="709" w:gutter="0"/>
+          <w:cols w:space="720"/>
+          <w:noEndnote/>
+        </w:sectPr>
+      </w:pPr>
+    </w:p>
+    <w:p>
+      <w:pPr>
+        <w:keepNext/>
+        <w:keepLines/>
+        <w:spacing w:before="240" w:after="120" w:line="360" w:lineRule="auto"/>
+        <w:ind w:firstLine="709"/>
+      </w:pPr>
+      <w:bookmarkStart w:id="19" w:name="d16"/>
+      <w:r>
+        <w:rPr>
+          <w:b/>
+          <w:color w:val="000000"/>
+          <w:sz w:val="28"/>
+        </w:rPr>
+        <w:lastRenderedPageBreak/>
+        <w:t xml:space="preserve">3.16 Диаграмма </w:t>
+      </w:r>
+      <w:r>
+        <w:rPr>
+          <w:b/>
+          <w:color w:val="000000"/>
+          <w:sz w:val="28"/>
+        </w:rPr>
+        <w:t>А33 «Отрегулировать узлы»</w:t>
+      </w:r>
+      <w:bookmarkEnd w:id="19"/>
+    </w:p>
+    <w:p>
+      <w:pPr>
+        <w:keepNext/>
+        <w:spacing w:before="120" w:line="360" w:lineRule="auto"/>
+        <w:jc w:val="center"/>
+      </w:pPr>
+      <w:r>
+        <w:rPr>
+          <w:noProof/>
+        </w:rPr>
+        <w:drawing>
+          <wp:inline distT="0" distB="0" distL="0" distR="0">
+            <wp:extent cx="8928000" cy="2680400"/>
+            <wp:effectExtent l="0" t="0" r="0" b="0"/>
+            <wp:docPr id="16" name="Picture 16"/>
+            <wp:cNvGraphicFramePr>
+              <a:graphicFrameLocks xmlns:a="http://schemas.openxmlformats.org/drawingml/2006/main" noChangeAspect="1"/>
+            </wp:cNvGraphicFramePr>
+            <a:graphic xmlns:a="http://schemas.openxmlformats.org/drawingml/2006/main">
+              <a:graphicData uri="http://schemas.openxmlformats.org/drawingml/2006/picture">
+                <pic:pic xmlns:pic="http://schemas.openxmlformats.org/drawingml/2006/picture">
+                  <pic:nvPicPr>
+                    <pic:cNvPr id="0" name="fig16_a33.png"/>
+                    <pic:cNvPicPr/>
+                  </pic:nvPicPr>
+                  <pic:blipFill>
+                    <a:blip r:embed="rId37"/>
+                    <a:stretch>
+                      <a:fillRect/>
+                    </a:stretch>
+                  </pic:blipFill>
+                  <pic:spPr>
+                    <a:xfrm>
+                      <a:off x="0" y="0"/>
+                      <a:ext cx="8928000" cy="2680400"/>
+                    </a:xfrm>
+                    <a:prstGeom prst="rect">
+                      <a:avLst/>
+                    </a:prstGeom>
+                  </pic:spPr>
+                </pic:pic>
+              </a:graphicData>
+            </a:graphic>
+          </wp:inline>
+        </w:drawing>
+      </w:r>
+    </w:p>
+    <w:p>
+      <w:pPr>
+        <w:spacing w:before="120" w:line="360" w:lineRule="auto"/>
+        <w:jc w:val="center"/>
+      </w:pPr>
+      <w:r>
+        <w:rPr>
+          <w:color w:val="000000"/>
+          <w:sz w:val="28"/>
+        </w:rPr>
+        <w:t>Рисунок 16 — Диаграмма А33 «Отрегулировать узлы»</w:t>
+      </w:r>
+    </w:p>
+    <w:p>
+      <w:pPr>
+        <w:sectPr>
+          <w:footerReference w:type="default" r:id="rId38"/>
+          <w:pgSz w:w="16838" w:h="11906" w:orient="landscape"/>
+          <w:pgMar w:top="1134" w:right="850" w:bottom="1134" w:left="1701" w:header="709" w:footer="709" w:gutter="0"/>
+          <w:cols w:space="720"/>
+          <w:noEndnote/>
+        </w:sectPr>
+      </w:pPr>
+    </w:p>
+    <w:p>
+      <w:pPr>
+        <w:keepNext/>
+        <w:keepLines/>
+        <w:spacing w:before="240" w:after="120" w:line="360" w:lineRule="auto"/>
+        <w:ind w:firstLine="709"/>
+      </w:pPr>
+      <w:bookmarkStart w:id="20" w:name="d17"/>
+      <w:r>
+        <w:rPr>
+          <w:b/>
+          <w:color w:val="000000"/>
+          <w:sz w:val="28"/>
+        </w:rPr>
+        <w:lastRenderedPageBreak/>
+        <w:t>3.17 Диаграмма А34 «Записать выполненные работы»</w:t>
+      </w:r>
+      <w:bookmarkEnd w:id="20"/>
+    </w:p>
+    <w:p>
+      <w:pPr>
+        <w:keepNext/>
+        <w:spacing w:before="120" w:line="360" w:lineRule="auto"/>
+        <w:jc w:val="center"/>
+      </w:pPr>
+      <w:r>
+        <w:rPr>
+          <w:noProof/>
+        </w:rPr>
+        <w:drawing>
+          <wp:inline distT="0" distB="0" distL="0" distR="0">
+            <wp:extent cx="8928000" cy="3047121"/>
+            <wp:effectExtent l="0" t="0" r="0" b="0"/>
+            <wp:docPr id="17" name="Picture 17"/>
+            <wp:cNvGraphicFramePr>
+              <a:graphicFrameLocks xmlns:a="http://schemas.openxmlformats.org/drawingml/2006/main" noChangeAspect="1"/>
+            </wp:cNvGraphicFramePr>
+            <a:graphic xmlns:a="http://schemas.openxmlformats.org/drawingml/2006/main">
+              <a:graphicData uri="http://schemas.openxmlformats.org/drawingml/2006/picture">
+                <pic:pic xmlns:pic="http://schemas.openxmlformats.org/drawingml/2006/picture">
+                  <pic:nvPicPr>
+                    <pic:cNvPr id="0" name="fig17_a34.png"/>
+                    <pic:cNvPicPr/>
+                  </pic:nvPicPr>
+                  <pic:blipFill>
+                    <a:blip r:embed="rId39"/>
+                    <a:stretch>
+                      <a:fillRect/>
+                    </a:stretch>
+                  </pic:blipFill>
+                  <pic:spPr>
+                    <a:xfrm>
+                      <a:off x="0" y="0"/>
+                      <a:ext cx="8928000" cy="3047121"/>
+                    </a:xfrm>
+                    <a:prstGeom prst="rect">
+                      <a:avLst/>
+                    </a:prstGeom>
+                  </pic:spPr>
+                </pic:pic>
+              </a:graphicData>
+            </a:graphic>
+          </wp:inline>
+        </w:drawing>
+      </w:r>
+    </w:p>
+    <w:p>
+      <w:pPr>
+        <w:spacing w:before="120" w:line="360" w:lineRule="auto"/>
+        <w:jc w:val="center"/>
+      </w:pPr>
+      <w:r>
+        <w:rPr>
+          <w:color w:val="000000"/>
+          <w:sz w:val="28"/>
+        </w:rPr>
+        <w:t>Рисунок 17 — Диаграмма А34 «Записать выполненные работы»</w:t>
+      </w:r>
+    </w:p>
+    <w:p>
+      <w:pPr>
+        <w:sectPr>
+          <w:footerReference w:type="default" r:id="rId40"/>
+          <w:pgSz w:w="16838" w:h="11906" w:orient="landscape"/>
+          <w:pgMar w:top="1134" w:right="850" w:bottom="1134" w:left="1701" w:header="709" w:footer="709" w:gutter="0"/>
+          <w:cols w:space="720"/>
+          <w:noEndnote/>
+        </w:sectPr>
+      </w:pPr>
+    </w:p>
+    <w:p>
+      <w:pPr>
+        <w:keepNext/>
+        <w:keepLines/>
+        <w:spacing w:before="240" w:after="120" w:line="360" w:lineRule="auto"/>
+        <w:ind w:firstLine="709"/>
+      </w:pPr>
+      <w:bookmarkStart w:id="21" w:name="d18"/>
+      <w:r>
+        <w:rPr>
+          <w:b/>
+          <w:color w:val="000000"/>
+          <w:sz w:val="28"/>
+        </w:rPr>
+        <w:lastRenderedPageBreak/>
+        <w:t>3.18 Диаграмма А4 «Выда</w:t>
+      </w:r>
+      <w:r>
+        <w:rPr>
+          <w:b/>
+          <w:color w:val="000000"/>
+          <w:sz w:val="28"/>
+        </w:rPr>
+        <w:t>ть велосипед»</w:t>
+      </w:r>
+      <w:bookmarkEnd w:id="21"/>
+    </w:p>
+    <w:p>
+      <w:pPr>
+        <w:keepNext/>
+        <w:spacing w:before="120" w:line="360" w:lineRule="auto"/>
+        <w:jc w:val="center"/>
+      </w:pPr>
+      <w:r>
+        <w:rPr>
+          <w:noProof/>
+        </w:rPr>
+        <w:drawing>
+          <wp:inline distT="0" distB="0" distL="0" distR="0">
+            <wp:extent cx="8928000" cy="4517341"/>
+            <wp:effectExtent l="0" t="0" r="0" b="0"/>
+            <wp:docPr id="18" name="Picture 18"/>
+            <wp:cNvGraphicFramePr>
+              <a:graphicFrameLocks xmlns:a="http://schemas.openxmlformats.org/drawingml/2006/main" noChangeAspect="1"/>
+            </wp:cNvGraphicFramePr>
+            <a:graphic xmlns:a="http://schemas.openxmlformats.org/drawingml/2006/main">
+              <a:graphicData uri="http://schemas.openxmlformats.org/drawingml/2006/picture">
+                <pic:pic xmlns:pic="http://schemas.openxmlformats.org/drawingml/2006/picture">
+                  <pic:nvPicPr>
+                    <pic:cNvPr id="0" name="fig18_a4.png"/>
+                    <pic:cNvPicPr/>
+                  </pic:nvPicPr>
+                  <pic:blipFill>
+                    <a:blip r:embed="rId41"/>
+                    <a:stretch>
+                      <a:fillRect/>
+                    </a:stretch>
+                  </pic:blipFill>
+                  <pic:spPr>
+                    <a:xfrm>
+                      <a:off x="0" y="0"/>
+                      <a:ext cx="8928000" cy="4517341"/>
+                    </a:xfrm>
+                    <a:prstGeom prst="rect">
+                      <a:avLst/>
+                    </a:prstGeom>
+                  </pic:spPr>
+                </pic:pic>
+              </a:graphicData>
+            </a:graphic>
+          </wp:inline>
+        </w:drawing>
+      </w:r>
+    </w:p>
+    <w:p>
+      <w:pPr>
+        <w:spacing w:before="120" w:line="360" w:lineRule="auto"/>
+        <w:jc w:val="center"/>
+      </w:pPr>
+      <w:r>
+        <w:rPr>
+          <w:color w:val="000000"/>
+          <w:sz w:val="28"/>
+        </w:rPr>
+        <w:t>Рисунок 18 — Диаграмма А4 «Выдать велосипед»</w:t>
+      </w:r>
+    </w:p>
+    <w:p>
+      <w:pPr>
+        <w:sectPr>
+          <w:footerReference w:type="default" r:id="rId42"/>
+          <w:pgSz w:w="16838" w:h="11906" w:orient="landscape"/>
+          <w:pgMar w:top="1134" w:right="850" w:bottom="1134" w:left="1701" w:header="709" w:footer="709" w:gutter="0"/>
+          <w:cols w:space="720"/>
+          <w:noEndnote/>
+        </w:sectPr>
+      </w:pPr>
+    </w:p>
+    <w:p>
+      <w:pPr>
+        <w:keepNext/>
+        <w:keepLines/>
+        <w:spacing w:before="240" w:after="120" w:line="360" w:lineRule="auto"/>
+        <w:ind w:firstLine="709"/>
+      </w:pPr>
+      <w:bookmarkStart w:id="22" w:name="d19"/>
+      <w:r>
+        <w:rPr>
+          <w:b/>
+          <w:color w:val="000000"/>
+          <w:sz w:val="28"/>
+        </w:rPr>
+        <w:lastRenderedPageBreak/>
+        <w:t>3.19 Диаграмма А41 «Рассчитать итоговую стоимость»</w:t>
+      </w:r>
+      <w:bookmarkEnd w:id="22"/>
+    </w:p>
+    <w:p>
+      <w:pPr>
+        <w:keepNext/>
+        <w:spacing w:before="120" w:line="360" w:lineRule="auto"/>
+        <w:jc w:val="center"/>
+      </w:pPr>
+      <w:r>
+        <w:rPr>
+          <w:noProof/>
+        </w:rPr>
+        <w:drawing>
+          <wp:inline distT="0" distB="0" distL="0" distR="0">
+            <wp:extent cx="8928000" cy="3343832"/>
+            <wp:effectExtent l="0" t="0" r="0" b="0"/>
+            <wp:docPr id="19" name="Picture 19"/>
+            <wp:cNvGraphicFramePr>
+              <a:graphicFrameLocks xmlns:a="http://schemas.openxmlformats.org/drawingml/2006/main" noChangeAspect="1"/>
+            </wp:cNvGraphicFramePr>
+            <a:graphic xmlns:a="http://schemas.openxmlformats.org/drawingml/2006/main">
+              <a:graphicData uri="http://schemas.openxmlformats.org/drawingml/2006/picture">
+                <pic:pic xmlns:pic="http://schemas.openxmlformats.org/drawingml/2006/picture">
+                  <pic:nvPicPr>
+                    <pic:cNvPr id="0" name="fig19_a41.png"/>
+                    <pic:cNvPicPr/>
+                  </pic:nvPicPr>
+                  <pic:blipFill>
+                    <a:blip r:embed="rId43"/>
+                    <a:stretch>
+                      <a:fillRect/>
+                    </a:stretch>
+                  </pic:blipFill>
+                  <pic:spPr>
+                    <a:xfrm>
+                      <a:off x="0" y="0"/>
+                      <a:ext cx="8928000" cy="3343832"/>
+                    </a:xfrm>
+                    <a:prstGeom prst="rect">
+                      <a:avLst/>
+                    </a:prstGeom>
+                  </pic:spPr>
+                </pic:pic>
+              </a:graphicData>
+            </a:graphic>
+          </wp:inline>
+        </w:drawing>
+      </w:r>
+    </w:p>
+    <w:p>
+      <w:pPr>
+        <w:spacing w:before="120" w:line="360" w:lineRule="auto"/>
+        <w:jc w:val="center"/>
+      </w:pPr>
+      <w:r>
+        <w:rPr>
+          <w:color w:val="000000"/>
+          <w:sz w:val="28"/>
+        </w:rPr>
+        <w:t>Рисунок 19 — Диаграмма А41 «Рассчитать итоговую стоимость»</w:t>
+      </w:r>
+    </w:p>
+    <w:p>
+      <w:pPr>
+        <w:sectPr>
+          <w:footerReference w:type="default" r:id="rId44"/>
+          <w:pgSz w:w="16838" w:h="11906" w:orient="landscape"/>
+          <w:pgMar w:top="1134" w:right="850" w:bottom="1134" w:left="1701" w:header="709" w:footer="709" w:gutter="0"/>
+          <w:cols w:space="720"/>
+          <w:noEndnote/>
+        </w:sectPr>
+      </w:pPr>
+    </w:p>
+    <w:p>
+      <w:pPr>
+        <w:keepNext/>
+        <w:keepLines/>
+        <w:spacing w:before="240" w:after="120" w:line="360" w:lineRule="auto"/>
+        <w:ind w:firstLine="709"/>
+      </w:pPr>
+      <w:bookmarkStart w:id="23" w:name="d20"/>
+      <w:r>
+        <w:rPr>
+          <w:b/>
+          <w:color w:val="000000"/>
+          <w:sz w:val="28"/>
+        </w:rPr>
+        <w:lastRenderedPageBreak/>
+        <w:t>3.20 Диаграмма А42 «Оформить акт вы</w:t>
+      </w:r>
+      <w:r>
+        <w:rPr>
+          <w:b/>
+          <w:color w:val="000000"/>
+          <w:sz w:val="28"/>
+        </w:rPr>
+        <w:t>полненных работ»</w:t>
+      </w:r>
+      <w:bookmarkEnd w:id="23"/>
+    </w:p>
+    <w:p>
+      <w:pPr>
+        <w:keepNext/>
+        <w:spacing w:before="120" w:line="360" w:lineRule="auto"/>
+        <w:jc w:val="center"/>
+      </w:pPr>
+      <w:r>
+        <w:rPr>
+          <w:noProof/>
+        </w:rPr>
+        <w:drawing>
+          <wp:inline distT="0" distB="0" distL="0" distR="0">
+            <wp:extent cx="8928000" cy="2753745"/>
+            <wp:effectExtent l="0" t="0" r="0" b="0"/>
+            <wp:docPr id="20" name="Picture 20"/>
+            <wp:cNvGraphicFramePr>
+              <a:graphicFrameLocks xmlns:a="http://schemas.openxmlformats.org/drawingml/2006/main" noChangeAspect="1"/>
+            </wp:cNvGraphicFramePr>
+            <a:graphic xmlns:a="http://schemas.openxmlformats.org/drawingml/2006/main">
+              <a:graphicData uri="http://schemas.openxmlformats.org/drawingml/2006/picture">
+                <pic:pic xmlns:pic="http://schemas.openxmlformats.org/drawingml/2006/picture">
+                  <pic:nvPicPr>
+                    <pic:cNvPr id="0" name="fig20_a42.png"/>
+                    <pic:cNvPicPr/>
+                  </pic:nvPicPr>
+                  <pic:blipFill>
+                    <a:blip r:embed="rId45"/>
+                    <a:stretch>
+                      <a:fillRect/>
+                    </a:stretch>
+                  </pic:blipFill>
+                  <pic:spPr>
+                    <a:xfrm>
+                      <a:off x="0" y="0"/>
+                      <a:ext cx="8928000" cy="2753745"/>
+                    </a:xfrm>
+                    <a:prstGeom prst="rect">
+                      <a:avLst/>
+                    </a:prstGeom>
+                  </pic:spPr>
+                </pic:pic>
+              </a:graphicData>
+            </a:graphic>
+          </wp:inline>
+        </w:drawing>
+      </w:r>
+    </w:p>
+    <w:p>
+      <w:pPr>
+        <w:spacing w:before="120" w:line="360" w:lineRule="auto"/>
+        <w:jc w:val="center"/>
+      </w:pPr>
+      <w:r>
+        <w:rPr>
+          <w:color w:val="000000"/>
+          <w:sz w:val="28"/>
+        </w:rPr>
+        <w:t>Рисунок 20 — Диаграмма А42 «Оформить акт выполненных работ»</w:t>
+      </w:r>
+    </w:p>
+    <w:p>
+      <w:pPr>
+        <w:sectPr>
+          <w:footerReference w:type="default" r:id="rId46"/>
+          <w:pgSz w:w="16838" w:h="11906" w:orient="landscape"/>
+          <w:pgMar w:top="1134" w:right="850" w:bottom="1134" w:left="1701" w:header="709" w:footer="709" w:gutter="0"/>
+          <w:cols w:space="720"/>
+          <w:noEndnote/>
+        </w:sectPr>
+      </w:pPr>
+    </w:p>
+    <w:p>
+      <w:pPr>
+        <w:keepNext/>
+        <w:keepLines/>
+        <w:spacing w:before="240" w:after="120" w:line="360" w:lineRule="auto"/>
+        <w:ind w:firstLine="709"/>
+      </w:pPr>
+      <w:bookmarkStart w:id="24" w:name="d21"/>
+      <w:r>
+        <w:rPr>
+          <w:b/>
+          <w:color w:val="000000"/>
+          <w:sz w:val="28"/>
+        </w:rPr>
+        <w:lastRenderedPageBreak/>
+        <w:t>3.21 Диаграмма А43 «Принять оплату»</w:t>
+      </w:r>
+      <w:bookmarkEnd w:id="24"/>
+    </w:p>
+    <w:p>
+      <w:pPr>
+        <w:keepNext/>
+        <w:spacing w:before="120" w:line="360" w:lineRule="auto"/>
+        <w:jc w:val="center"/>
+      </w:pPr>
+      <w:r>
+        <w:rPr>
+          <w:noProof/>
+        </w:rPr>
+        <w:drawing>
+          <wp:inline distT="0" distB="0" distL="0" distR="0">
+            <wp:extent cx="8928000" cy="2680400"/>
+            <wp:effectExtent l="0" t="0" r="0" b="0"/>
+            <wp:docPr id="21" name="Picture 21"/>
+            <wp:cNvGraphicFramePr>
+              <a:graphicFrameLocks xmlns:a="http://schemas.openxmlformats.org/drawingml/2006/main" noChangeAspect="1"/>
+            </wp:cNvGraphicFramePr>
+            <a:graphic xmlns:a="http://schemas.openxmlformats.org/drawingml/2006/main">
+              <a:graphicData uri="http://schemas.openxmlformats.org/drawingml/2006/picture">
+                <pic:pic xmlns:pic="http://schemas.openxmlformats.org/drawingml/2006/picture">
+                  <pic:nvPicPr>
+                    <pic:cNvPr id="0" name="fig21_a43.png"/>
+                    <pic:cNvPicPr/>
+                  </pic:nvPicPr>
+                  <pic:blipFill>
+                    <a:blip r:embed="rId47"/>
+                    <a:stretch>
+                      <a:fillRect/>
+                    </a:stretch>
+                  </pic:blipFill>
+                  <pic:spPr>
+                    <a:xfrm>
+                      <a:off x="0" y="0"/>
+                      <a:ext cx="8928000" cy="2680400"/>
+                    </a:xfrm>
+                    <a:prstGeom prst="rect">
+                      <a:avLst/>
+                    </a:prstGeom>
+                  </pic:spPr>
+                </pic:pic>
+              </a:graphicData>
+            </a:graphic>
+          </wp:inline>
+        </w:drawing>
+      </w:r>
+    </w:p>
+    <w:p>
+      <w:pPr>
+        <w:spacing w:before="120" w:line="360" w:lineRule="auto"/>
+        <w:jc w:val="center"/>
+      </w:pPr>
+      <w:r>
+        <w:rPr>
+          <w:color w:val="000000"/>
+          <w:sz w:val="28"/>
+        </w:rPr>
+        <w:t>Рисунок 21 — Диаграмма А43 «Принять оплату»</w:t>
+      </w:r>
+    </w:p>
+    <w:p>
+      <w:pPr>
+        <w:sectPr>
+          <w:footerReference w:type="default" r:id="rId48"/>
+          <w:pgSz w:w="16838" w:h="11906" w:orient="landscape"/>
+          <w:pgMar w:top="1134" w:right="850" w:bottom="1134" w:left="1701" w:header="709" w:footer="709" w:gutter="0"/>
+          <w:cols w:space="720"/>
+          <w:noEndnote/>
+        </w:sectPr>
+      </w:pPr>
+    </w:p>
+    <w:p>
+      <w:pPr>
+        <w:keepNext/>
+        <w:keepLines/>
+        <w:spacing w:before="240" w:after="120" w:line="360" w:lineRule="auto"/>
+        <w:ind w:firstLine="709"/>
+      </w:pPr>
+      <w:bookmarkStart w:id="25" w:name="d22"/>
+      <w:r>
+        <w:rPr>
+          <w:b/>
+          <w:color w:val="000000"/>
+          <w:sz w:val="28"/>
+        </w:rPr>
+        <w:lastRenderedPageBreak/>
+        <w:t>3.22 Диаграмма А44 «Передать велосипед клиенту»</w:t>
+      </w:r>
+      <w:bookmarkEnd w:id="25"/>
+    </w:p>
+    <w:p>
+      <w:pPr>
+        <w:keepNext/>
+        <w:spacing w:before="120" w:line="360" w:lineRule="auto"/>
+        <w:jc w:val="center"/>
+      </w:pPr>
+      <w:r>
+        <w:rPr>
+          <w:noProof/>
+        </w:rPr>
+        <w:drawing>
+          <wp:inline distT="0" distB="0" distL="0" distR="0">
+            <wp:extent cx="8928000" cy="3343832"/>
+            <wp:effectExtent l="0" t="0" r="0" b="0"/>
+            <wp:docPr id="22" name="Picture 22"/>
+            <wp:cNvGraphicFramePr>
+              <a:graphicFrameLocks xmlns:a="http://schemas.openxmlformats.org/drawingml/2006/main" noChangeAspect="1"/>
+            </wp:cNvGraphicFramePr>
+            <a:graphic xmlns:a="http://schemas.openxmlformats.org/drawingml/2006/main">
+              <a:graphicData uri="http://schemas.openxmlformats.org/drawingml/2006/picture">
+                <pic:pic xmlns:pic="http://schemas.openxmlformats.org/drawingml/2006/picture">
+                  <pic:nvPicPr>
+                    <pic:cNvPr id="0" name="fig22_a44.png"/>
+                    <pic:cNvPicPr/>
+                  </pic:nvPicPr>
+                  <pic:blipFill>
+                    <a:blip r:embed="rId49"/>
+                    <a:stretch>
+                      <a:fillRect/>
+                    </a:stretch>
+                  </pic:blipFill>
+                  <pic:spPr>
+                    <a:xfrm>
+                      <a:off x="0" y="0"/>
+                      <a:ext cx="8928000" cy="3343832"/>
+                    </a:xfrm>
+                    <a:prstGeom prst="rect">
+                      <a:avLst/>
+                    </a:prstGeom>
+                  </pic:spPr>
+                </pic:pic>
+              </a:graphicData>
+            </a:graphic>
+          </wp:inline>
+        </w:drawing>
+      </w:r>
+    </w:p>
+    <w:p>
+      <w:pPr>
+        <w:spacing w:before="120" w:line="360" w:lineRule="auto"/>
+        <w:jc w:val="center"/>
+      </w:pPr>
+      <w:r>
+        <w:rPr>
+          <w:color w:val="000000"/>
+          <w:sz w:val="28"/>
+        </w:rPr>
+        <w:t>Рисунок 22 — Диаграмма А44 «Передать велосипед клиенту»</w:t>
+      </w:r>
+    </w:p>
+    <w:p>
+      <w:pPr>
+        <w:sectPr>
+          <w:footerReference w:type="default" r:id="rId50"/>
+          <w:pgSz w:w="16838" w:h="11906" w:orient="landscape"/>
+          <w:pgMar w:top="1134" w:right="850" w:bottom="1134" w:left="1701" w:header="709" w:footer="709" w:gutter="0"/>
+          <w:cols w:space="720"/>
+          <w:noEndnote/>
+        </w:sectPr>
+      </w:pPr>
+    </w:p>
+    <w:p>
+      <w:pPr>
+        <w:keepNext/>
+        <w:keepLines/>
+        <w:spacing w:before="240" w:after="120" w:line="360" w:lineRule="auto"/>
+        <w:ind w:firstLine="709"/>
+      </w:pPr>
+      <w:bookmarkStart w:id="26" w:name="gloss"/>
+      <w:r>
+        <w:rPr>
+          <w:b/>
+          <w:color w:val="000000"/>
+          <w:sz w:val="28"/>
+        </w:rPr>
+        <w:lastRenderedPageBreak/>
+        <w:t>3.23 Глоссарий стрелок</w:t>
+      </w:r>
+      <w:bookmarkEnd w:id="26"/>
     </w:p>
     <w:p>
       <w:pPr>
@@ -2118,13 +5427,21 @@
           <w:color w:val="000000"/>
           <w:sz w:val="28"/>
         </w:rPr>
-        <w:t>Смысл документов, которые связывают блоки модели, приведён в таблице 1.</w:t>
+        <w:t>В таблице 1 собраны дуги, которые переходят с диаграммы на диаграмму или без пояснения читаются двояко. Короткие подписи на листах означают те же пред</w:t>
+      </w:r>
+      <w:r>
+        <w:rPr>
+          <w:color w:val="000000"/>
+          <w:sz w:val="28"/>
+        </w:rPr>
+        <w:t>меты.</w:t>
       </w:r>
     </w:p>
     <w:p>
       <w:pPr>
         <w:keepNext/>
         <w:spacing w:before="240" w:after="120"/>
+        <w:ind w:left="425"/>
       </w:pPr>
       <w:r>
         <w:rPr>
@@ -2136,18 +5453,22 @@
     </w:p>
     <w:tbl>
       <w:tblPr>
-        <w:tblW w:w="9354" w:type="dxa"/>
+        <w:tblW w:w="8504" w:type="dxa"/>
+        <w:tblInd w:w="425" w:type="dxa"/>
         <w:tblLayout w:type="fixed"/>
         <w:tblLook w:val="04A0" w:firstRow="1" w:lastRow="0" w:firstColumn="1" w:lastColumn="0" w:noHBand="0" w:noVBand="1"/>
       </w:tblPr>
       <w:tblGrid>
-        <w:gridCol w:w="2608"/>
-        <w:gridCol w:w="6746"/>
+        <w:gridCol w:w="2721"/>
+        <w:gridCol w:w="5783"/>
       </w:tblGrid>
       <w:tr>
+        <w:trPr>
+          <w:tblHeader/>
+        </w:trPr>
         <w:tc>
           <w:tcPr>
-            <w:tcW w:w="2608" w:type="dxa"/>
+            <w:tcW w:w="2721" w:type="dxa"/>
             <w:tcBorders>
               <w:top w:val="single" w:sz="4" w:space="0" w:color="000000"/>
               <w:left w:val="single" w:sz="4" w:space="0" w:color="000000"/>
@@ -2171,7 +5492,7 @@
         </w:tc>
         <w:tc>
           <w:tcPr>
-            <w:tcW w:w="6746" w:type="dxa"/>
+            <w:tcW w:w="5783" w:type="dxa"/>
             <w:tcBorders>
               <w:top w:val="single" w:sz="4" w:space="0" w:color="000000"/>
               <w:left w:val="single" w:sz="4" w:space="0" w:color="000000"/>
@@ -2197,7 +5518,7 @@
       <w:tr>
         <w:tc>
           <w:tcPr>
-            <w:tcW w:w="2608" w:type="dxa"/>
+            <w:tcW w:w="2721" w:type="dxa"/>
             <w:tcBorders>
               <w:top w:val="single" w:sz="4" w:space="0" w:color="000000"/>
               <w:left w:val="single" w:sz="4" w:space="0" w:color="000000"/>
@@ -2220,7 +5541,7 @@
         </w:tc>
         <w:tc>
           <w:tcPr>
-            <w:tcW w:w="6746" w:type="dxa"/>
+            <w:tcW w:w="5783" w:type="dxa"/>
             <w:tcBorders>
               <w:top w:val="single" w:sz="4" w:space="0" w:color="000000"/>
               <w:left w:val="single" w:sz="4" w:space="0" w:color="000000"/>
@@ -2237,7 +5558,7 @@
                 <w:color w:val="000000"/>
                 <w:sz w:val="28"/>
               </w:rPr>
-              <w:t>Учётный документ приёмки: клиент, модель велосипеда, описание внешнего вида, согласованная предварительная стоимость и отметка о хранении.</w:t>
+              <w:t>Учётный документ приёмки: клиент, модель велосипеда, жалоба, предварительная стоимость, место хранения и отметка выдачи.</w:t>
             </w:r>
           </w:p>
         </w:tc>
@@ -2245,7 +5566,158 @@
       <w:tr>
         <w:tc>
           <w:tcPr>
-            <w:tcW w:w="2608" w:type="dxa"/>
+            <w:tcW w:w="2721" w:type="dxa"/>
+            <w:tcBorders>
+              <w:top w:val="single" w:sz="4" w:space="0" w:color="000000"/>
+              <w:left w:val="single" w:sz="4" w:space="0" w:color="000000"/>
+              <w:bottom w:val="single" w:sz="4" w:space="0" w:color="000000"/>
+              <w:right w:val="single" w:sz="4" w:space="0" w:color="000000"/>
+            </w:tcBorders>
+          </w:tcPr>
+          <w:p>
+            <w:pPr>
+              <w:spacing w:line="360" w:lineRule="auto"/>
+            </w:pPr>
+            <w:r>
+              <w:rPr>
+                <w:color w:val="000000"/>
+                <w:sz w:val="28"/>
+              </w:rPr>
+              <w:t>Черновик карточки</w:t>
+            </w:r>
+          </w:p>
+        </w:tc>
+        <w:tc>
+          <w:tcPr>
+            <w:tcW w:w="5783" w:type="dxa"/>
+            <w:tcBorders>
+              <w:top w:val="single" w:sz="4" w:space="0" w:color="000000"/>
+              <w:left w:val="single" w:sz="4" w:space="0" w:color="000000"/>
+              <w:bottom w:val="single" w:sz="4" w:space="0" w:color="000000"/>
+              <w:right w:val="single" w:sz="4" w:space="0" w:color="000000"/>
+            </w:tcBorders>
+          </w:tcPr>
+          <w:p>
+            <w:pPr>
+              <w:spacing w:line="360" w:lineRule="auto"/>
+            </w:pPr>
+            <w:r>
+              <w:rPr>
+                <w:color w:val="000000"/>
+                <w:sz w:val="28"/>
+              </w:rPr>
+              <w:t xml:space="preserve">Карточка до согласования цены: данные </w:t>
+            </w:r>
+            <w:r>
+              <w:rPr>
+                <w:color w:val="000000"/>
+                <w:sz w:val="28"/>
+              </w:rPr>
+              <w:t>клиента, модель и жалоба, без утверждённой суммы.</w:t>
+            </w:r>
+          </w:p>
+        </w:tc>
+      </w:tr>
+      <w:tr>
+        <w:tc>
+          <w:tcPr>
+            <w:tcW w:w="2721" w:type="dxa"/>
+            <w:tcBorders>
+              <w:top w:val="single" w:sz="4" w:space="0" w:color="000000"/>
+              <w:left w:val="single" w:sz="4" w:space="0" w:color="000000"/>
+              <w:bottom w:val="single" w:sz="4" w:space="0" w:color="000000"/>
+              <w:right w:val="single" w:sz="4" w:space="0" w:color="000000"/>
+            </w:tcBorders>
+          </w:tcPr>
+          <w:p>
+            <w:pPr>
+              <w:spacing w:line="360" w:lineRule="auto"/>
+            </w:pPr>
+            <w:r>
+              <w:rPr>
+                <w:color w:val="000000"/>
+                <w:sz w:val="28"/>
+              </w:rPr>
+              <w:t>Черновик без номера</w:t>
+            </w:r>
+          </w:p>
+        </w:tc>
+        <w:tc>
+          <w:tcPr>
+            <w:tcW w:w="5783" w:type="dxa"/>
+            <w:tcBorders>
+              <w:top w:val="single" w:sz="4" w:space="0" w:color="000000"/>
+              <w:left w:val="single" w:sz="4" w:space="0" w:color="000000"/>
+              <w:bottom w:val="single" w:sz="4" w:space="0" w:color="000000"/>
+              <w:right w:val="single" w:sz="4" w:space="0" w:color="000000"/>
+            </w:tcBorders>
+          </w:tcPr>
+          <w:p>
+            <w:pPr>
+              <w:spacing w:line="360" w:lineRule="auto"/>
+            </w:pPr>
+            <w:r>
+              <w:rPr>
+                <w:color w:val="000000"/>
+                <w:sz w:val="28"/>
+              </w:rPr>
+              <w:t>Сведения клиента, модели и жалобы до присвоения номера заказа.</w:t>
+            </w:r>
+          </w:p>
+        </w:tc>
+      </w:tr>
+      <w:tr>
+        <w:tc>
+          <w:tcPr>
+            <w:tcW w:w="2721" w:type="dxa"/>
+            <w:tcBorders>
+              <w:top w:val="single" w:sz="4" w:space="0" w:color="000000"/>
+              <w:left w:val="single" w:sz="4" w:space="0" w:color="000000"/>
+              <w:bottom w:val="single" w:sz="4" w:space="0" w:color="000000"/>
+              <w:right w:val="single" w:sz="4" w:space="0" w:color="000000"/>
+            </w:tcBorders>
+          </w:tcPr>
+          <w:p>
+            <w:pPr>
+              <w:spacing w:line="360" w:lineRule="auto"/>
+            </w:pPr>
+            <w:r>
+              <w:rPr>
+                <w:color w:val="000000"/>
+                <w:sz w:val="28"/>
+              </w:rPr>
+              <w:t>Описание состояния</w:t>
+            </w:r>
+          </w:p>
+        </w:tc>
+        <w:tc>
+          <w:tcPr>
+            <w:tcW w:w="5783" w:type="dxa"/>
+            <w:tcBorders>
+              <w:top w:val="single" w:sz="4" w:space="0" w:color="000000"/>
+              <w:left w:val="single" w:sz="4" w:space="0" w:color="000000"/>
+              <w:bottom w:val="single" w:sz="4" w:space="0" w:color="000000"/>
+              <w:right w:val="single" w:sz="4" w:space="0" w:color="000000"/>
+            </w:tcBorders>
+          </w:tcPr>
+          <w:p>
+            <w:pPr>
+              <w:spacing w:line="360" w:lineRule="auto"/>
+            </w:pPr>
+            <w:r>
+              <w:rPr>
+                <w:color w:val="000000"/>
+                <w:sz w:val="28"/>
+              </w:rPr>
+              <w:t>Видимые повреждения и отметка комплектности, внесённые в черновик при осмотре.</w:t>
+            </w:r>
+          </w:p>
+        </w:tc>
+      </w:tr>
+      <w:tr>
+        <w:tc>
+          <w:tcPr>
+            <w:tcW w:w="2721" w:type="dxa"/>
             <w:tcBorders>
               <w:top w:val="single" w:sz="4" w:space="0" w:color="000000"/>
               <w:left w:val="single" w:sz="4" w:space="0" w:color="000000"/>
@@ -2268,7 +5740,7 @@
         </w:tc>
         <w:tc>
           <w:tcPr>
-            <w:tcW w:w="6746" w:type="dxa"/>
+            <w:tcW w:w="5783" w:type="dxa"/>
             <w:tcBorders>
               <w:top w:val="single" w:sz="4" w:space="0" w:color="000000"/>
               <w:left w:val="single" w:sz="4" w:space="0" w:color="000000"/>
@@ -2285,7 +5757,14 @@
                 <w:color w:val="000000"/>
                 <w:sz w:val="28"/>
               </w:rPr>
-              <w:t>Перечень неисправностей ходовой части, тормозов и трансмиссии и узлы, которые подлежат замене.</w:t>
+              <w:t>Ут</w:t>
+            </w:r>
+            <w:r>
+              <w:rPr>
+                <w:color w:val="000000"/>
+                <w:sz w:val="28"/>
+              </w:rPr>
+              <w:t>верждённый перечень неисправностей ходовой части, тормозов и трансмиссии и узлы к замене.</w:t>
             </w:r>
           </w:p>
         </w:tc>
@@ -2293,7 +5772,310 @@
       <w:tr>
         <w:tc>
           <w:tcPr>
-            <w:tcW w:w="2608" w:type="dxa"/>
+            <w:tcW w:w="2721" w:type="dxa"/>
+            <w:tcBorders>
+              <w:top w:val="single" w:sz="4" w:space="0" w:color="000000"/>
+              <w:left w:val="single" w:sz="4" w:space="0" w:color="000000"/>
+              <w:bottom w:val="single" w:sz="4" w:space="0" w:color="000000"/>
+              <w:right w:val="single" w:sz="4" w:space="0" w:color="000000"/>
+            </w:tcBorders>
+          </w:tcPr>
+          <w:p>
+            <w:pPr>
+              <w:spacing w:line="360" w:lineRule="auto"/>
+            </w:pPr>
+            <w:r>
+              <w:rPr>
+                <w:color w:val="000000"/>
+                <w:sz w:val="28"/>
+              </w:rPr>
+              <w:t>Свод замечаний</w:t>
+            </w:r>
+          </w:p>
+        </w:tc>
+        <w:tc>
+          <w:tcPr>
+            <w:tcW w:w="5783" w:type="dxa"/>
+            <w:tcBorders>
+              <w:top w:val="single" w:sz="4" w:space="0" w:color="000000"/>
+              <w:left w:val="single" w:sz="4" w:space="0" w:color="000000"/>
+              <w:bottom w:val="single" w:sz="4" w:space="0" w:color="000000"/>
+              <w:right w:val="single" w:sz="4" w:space="0" w:color="000000"/>
+            </w:tcBorders>
+          </w:tcPr>
+          <w:p>
+            <w:pPr>
+              <w:spacing w:line="360" w:lineRule="auto"/>
+            </w:pPr>
+            <w:r>
+              <w:rPr>
+                <w:color w:val="000000"/>
+                <w:sz w:val="28"/>
+              </w:rPr>
+              <w:t>Замечания по ходовой части и тормозам до проверки трансмиссии.</w:t>
+            </w:r>
+          </w:p>
+        </w:tc>
+      </w:tr>
+      <w:tr>
+        <w:tc>
+          <w:tcPr>
+            <w:tcW w:w="2721" w:type="dxa"/>
+            <w:tcBorders>
+              <w:top w:val="single" w:sz="4" w:space="0" w:color="000000"/>
+              <w:left w:val="single" w:sz="4" w:space="0" w:color="000000"/>
+              <w:bottom w:val="single" w:sz="4" w:space="0" w:color="000000"/>
+              <w:right w:val="single" w:sz="4" w:space="0" w:color="000000"/>
+            </w:tcBorders>
+          </w:tcPr>
+          <w:p>
+            <w:pPr>
+              <w:spacing w:line="360" w:lineRule="auto"/>
+            </w:pPr>
+            <w:r>
+              <w:rPr>
+                <w:color w:val="000000"/>
+                <w:sz w:val="28"/>
+              </w:rPr>
+              <w:t>Свод трёх проверок</w:t>
+            </w:r>
+          </w:p>
+        </w:tc>
+        <w:tc>
+          <w:tcPr>
+            <w:tcW w:w="5783" w:type="dxa"/>
+            <w:tcBorders>
+              <w:top w:val="single" w:sz="4" w:space="0" w:color="000000"/>
+              <w:left w:val="single" w:sz="4" w:space="0" w:color="000000"/>
+              <w:bottom w:val="single" w:sz="4" w:space="0" w:color="000000"/>
+              <w:right w:val="single" w:sz="4" w:space="0" w:color="000000"/>
+            </w:tcBorders>
+          </w:tcPr>
+          <w:p>
+            <w:pPr>
+              <w:spacing w:line="360" w:lineRule="auto"/>
+            </w:pPr>
+            <w:r>
+              <w:rPr>
+                <w:color w:val="000000"/>
+                <w:sz w:val="28"/>
+              </w:rPr>
+              <w:t xml:space="preserve">Замечания по ходовой части, тормозам и трансмиссии перед </w:t>
+            </w:r>
+            <w:r>
+              <w:rPr>
+                <w:color w:val="000000"/>
+                <w:sz w:val="28"/>
+              </w:rPr>
+              <w:t>составлением ведомости.</w:t>
+            </w:r>
+          </w:p>
+        </w:tc>
+      </w:tr>
+      <w:tr>
+        <w:tc>
+          <w:tcPr>
+            <w:tcW w:w="2721" w:type="dxa"/>
+            <w:tcBorders>
+              <w:top w:val="single" w:sz="4" w:space="0" w:color="000000"/>
+              <w:left w:val="single" w:sz="4" w:space="0" w:color="000000"/>
+              <w:bottom w:val="single" w:sz="4" w:space="0" w:color="000000"/>
+              <w:right w:val="single" w:sz="4" w:space="0" w:color="000000"/>
+            </w:tcBorders>
+          </w:tcPr>
+          <w:p>
+            <w:pPr>
+              <w:spacing w:line="360" w:lineRule="auto"/>
+            </w:pPr>
+            <w:r>
+              <w:rPr>
+                <w:color w:val="000000"/>
+                <w:sz w:val="28"/>
+              </w:rPr>
+              <w:t>Перечень работ</w:t>
+            </w:r>
+          </w:p>
+        </w:tc>
+        <w:tc>
+          <w:tcPr>
+            <w:tcW w:w="5783" w:type="dxa"/>
+            <w:tcBorders>
+              <w:top w:val="single" w:sz="4" w:space="0" w:color="000000"/>
+              <w:left w:val="single" w:sz="4" w:space="0" w:color="000000"/>
+              <w:bottom w:val="single" w:sz="4" w:space="0" w:color="000000"/>
+              <w:right w:val="single" w:sz="4" w:space="0" w:color="000000"/>
+            </w:tcBorders>
+          </w:tcPr>
+          <w:p>
+            <w:pPr>
+              <w:spacing w:line="360" w:lineRule="auto"/>
+            </w:pPr>
+            <w:r>
+              <w:rPr>
+                <w:color w:val="000000"/>
+                <w:sz w:val="28"/>
+              </w:rPr>
+              <w:t>Фактически выполненные замены и регулировки. По нему считают сумму и заполняют акт.</w:t>
+            </w:r>
+          </w:p>
+        </w:tc>
+      </w:tr>
+      <w:tr>
+        <w:tc>
+          <w:tcPr>
+            <w:tcW w:w="2721" w:type="dxa"/>
+            <w:tcBorders>
+              <w:top w:val="single" w:sz="4" w:space="0" w:color="000000"/>
+              <w:left w:val="single" w:sz="4" w:space="0" w:color="000000"/>
+              <w:bottom w:val="single" w:sz="4" w:space="0" w:color="000000"/>
+              <w:right w:val="single" w:sz="4" w:space="0" w:color="000000"/>
+            </w:tcBorders>
+          </w:tcPr>
+          <w:p>
+            <w:pPr>
+              <w:spacing w:line="360" w:lineRule="auto"/>
+            </w:pPr>
+            <w:r>
+              <w:rPr>
+                <w:color w:val="000000"/>
+                <w:sz w:val="28"/>
+              </w:rPr>
+              <w:lastRenderedPageBreak/>
+              <w:t>Факт замены</w:t>
+            </w:r>
+          </w:p>
+        </w:tc>
+        <w:tc>
+          <w:tcPr>
+            <w:tcW w:w="5783" w:type="dxa"/>
+            <w:tcBorders>
+              <w:top w:val="single" w:sz="4" w:space="0" w:color="000000"/>
+              <w:left w:val="single" w:sz="4" w:space="0" w:color="000000"/>
+              <w:bottom w:val="single" w:sz="4" w:space="0" w:color="000000"/>
+              <w:right w:val="single" w:sz="4" w:space="0" w:color="000000"/>
+            </w:tcBorders>
+          </w:tcPr>
+          <w:p>
+            <w:pPr>
+              <w:spacing w:line="360" w:lineRule="auto"/>
+            </w:pPr>
+            <w:r>
+              <w:rPr>
+                <w:color w:val="000000"/>
+                <w:sz w:val="28"/>
+              </w:rPr>
+              <w:t>Отметка, какой узел снят и какая деталь установлена.</w:t>
+            </w:r>
+          </w:p>
+        </w:tc>
+      </w:tr>
+      <w:tr>
+        <w:tc>
+          <w:tcPr>
+            <w:tcW w:w="2721" w:type="dxa"/>
+            <w:tcBorders>
+              <w:top w:val="single" w:sz="4" w:space="0" w:color="000000"/>
+              <w:left w:val="single" w:sz="4" w:space="0" w:color="000000"/>
+              <w:bottom w:val="single" w:sz="4" w:space="0" w:color="000000"/>
+              <w:right w:val="single" w:sz="4" w:space="0" w:color="000000"/>
+            </w:tcBorders>
+          </w:tcPr>
+          <w:p>
+            <w:pPr>
+              <w:spacing w:line="360" w:lineRule="auto"/>
+            </w:pPr>
+            <w:r>
+              <w:rPr>
+                <w:color w:val="000000"/>
+                <w:sz w:val="28"/>
+              </w:rPr>
+              <w:t>Результат регулировки</w:t>
+            </w:r>
+          </w:p>
+        </w:tc>
+        <w:tc>
+          <w:tcPr>
+            <w:tcW w:w="5783" w:type="dxa"/>
+            <w:tcBorders>
+              <w:top w:val="single" w:sz="4" w:space="0" w:color="000000"/>
+              <w:left w:val="single" w:sz="4" w:space="0" w:color="000000"/>
+              <w:bottom w:val="single" w:sz="4" w:space="0" w:color="000000"/>
+              <w:right w:val="single" w:sz="4" w:space="0" w:color="000000"/>
+            </w:tcBorders>
+          </w:tcPr>
+          <w:p>
+            <w:pPr>
+              <w:spacing w:line="360" w:lineRule="auto"/>
+            </w:pPr>
+            <w:r>
+              <w:rPr>
+                <w:color w:val="000000"/>
+                <w:sz w:val="28"/>
+              </w:rPr>
+              <w:t>Отметки по передачам, тормозам и свободному</w:t>
+            </w:r>
+            <w:r>
+              <w:rPr>
+                <w:color w:val="000000"/>
+                <w:sz w:val="28"/>
+              </w:rPr>
+              <w:t xml:space="preserve"> накату.</w:t>
+            </w:r>
+          </w:p>
+        </w:tc>
+      </w:tr>
+      <w:tr>
+        <w:tc>
+          <w:tcPr>
+            <w:tcW w:w="2721" w:type="dxa"/>
+            <w:tcBorders>
+              <w:top w:val="single" w:sz="4" w:space="0" w:color="000000"/>
+              <w:left w:val="single" w:sz="4" w:space="0" w:color="000000"/>
+              <w:bottom w:val="single" w:sz="4" w:space="0" w:color="000000"/>
+              <w:right w:val="single" w:sz="4" w:space="0" w:color="000000"/>
+            </w:tcBorders>
+          </w:tcPr>
+          <w:p>
+            <w:pPr>
+              <w:spacing w:line="360" w:lineRule="auto"/>
+            </w:pPr>
+            <w:r>
+              <w:rPr>
+                <w:color w:val="000000"/>
+                <w:sz w:val="28"/>
+              </w:rPr>
+              <w:t>Подобранные детали</w:t>
+            </w:r>
+          </w:p>
+        </w:tc>
+        <w:tc>
+          <w:tcPr>
+            <w:tcW w:w="5783" w:type="dxa"/>
+            <w:tcBorders>
+              <w:top w:val="single" w:sz="4" w:space="0" w:color="000000"/>
+              <w:left w:val="single" w:sz="4" w:space="0" w:color="000000"/>
+              <w:bottom w:val="single" w:sz="4" w:space="0" w:color="000000"/>
+              <w:right w:val="single" w:sz="4" w:space="0" w:color="000000"/>
+            </w:tcBorders>
+          </w:tcPr>
+          <w:p>
+            <w:pPr>
+              <w:spacing w:line="360" w:lineRule="auto"/>
+            </w:pPr>
+            <w:r>
+              <w:rPr>
+                <w:color w:val="000000"/>
+                <w:sz w:val="28"/>
+              </w:rPr>
+              <w:t>Комплект со склада под ведомость, включая отметку отсутствующих позиций.</w:t>
+            </w:r>
+          </w:p>
+        </w:tc>
+      </w:tr>
+      <w:tr>
+        <w:tc>
+          <w:tcPr>
+            <w:tcW w:w="2721" w:type="dxa"/>
             <w:tcBorders>
               <w:top w:val="single" w:sz="4" w:space="0" w:color="000000"/>
               <w:left w:val="single" w:sz="4" w:space="0" w:color="000000"/>
@@ -2316,7 +6098,7 @@
         </w:tc>
         <w:tc>
           <w:tcPr>
-            <w:tcW w:w="6746" w:type="dxa"/>
+            <w:tcW w:w="5783" w:type="dxa"/>
             <w:tcBorders>
               <w:top w:val="single" w:sz="4" w:space="0" w:color="000000"/>
               <w:left w:val="single" w:sz="4" w:space="0" w:color="000000"/>
@@ -2333,7 +6115,7 @@
                 <w:color w:val="000000"/>
                 <w:sz w:val="28"/>
               </w:rPr>
-              <w:t>Перечень работ мастерской и цен. По нему согласуют предварительную стоимость и закрывают заказ.</w:t>
+              <w:t>Перечень работ и цен мастерской. По нему согласуют предварительную стоимость и закрывают заказ.</w:t>
             </w:r>
           </w:p>
         </w:tc>
@@ -2341,7 +6123,7 @@
       <w:tr>
         <w:tc>
           <w:tcPr>
-            <w:tcW w:w="2608" w:type="dxa"/>
+            <w:tcW w:w="2721" w:type="dxa"/>
             <w:tcBorders>
               <w:top w:val="single" w:sz="4" w:space="0" w:color="000000"/>
               <w:left w:val="single" w:sz="4" w:space="0" w:color="000000"/>
@@ -2364,7 +6146,7 @@
         </w:tc>
         <w:tc>
           <w:tcPr>
-            <w:tcW w:w="6746" w:type="dxa"/>
+            <w:tcW w:w="5783" w:type="dxa"/>
             <w:tcBorders>
               <w:top w:val="single" w:sz="4" w:space="0" w:color="000000"/>
               <w:left w:val="single" w:sz="4" w:space="0" w:color="000000"/>
@@ -2381,7 +6163,14 @@
                 <w:color w:val="000000"/>
                 <w:sz w:val="28"/>
               </w:rPr>
-              <w:t>Правила приёмки, диагностики и ремонта, обязательные для приёмщика и мастера.</w:t>
+              <w:t>Обязательный поряд</w:t>
+            </w:r>
+            <w:r>
+              <w:rPr>
+                <w:color w:val="000000"/>
+                <w:sz w:val="28"/>
+              </w:rPr>
+              <w:t>ок приёмки, диагностики, ремонта, оплаты и выдачи.</w:t>
             </w:r>
           </w:p>
         </w:tc>
@@ -2389,55 +6178,7 @@
       <w:tr>
         <w:tc>
           <w:tcPr>
-            <w:tcW w:w="2608" w:type="dxa"/>
-            <w:tcBorders>
-              <w:top w:val="single" w:sz="4" w:space="0" w:color="000000"/>
-              <w:left w:val="single" w:sz="4" w:space="0" w:color="000000"/>
-              <w:bottom w:val="single" w:sz="4" w:space="0" w:color="000000"/>
-              <w:right w:val="single" w:sz="4" w:space="0" w:color="000000"/>
-            </w:tcBorders>
-          </w:tcPr>
-          <w:p>
-            <w:pPr>
-              <w:spacing w:line="360" w:lineRule="auto"/>
-            </w:pPr>
-            <w:r>
-              <w:rPr>
-                <w:color w:val="000000"/>
-                <w:sz w:val="28"/>
-              </w:rPr>
-              <w:t>Перечень работ</w:t>
-            </w:r>
-          </w:p>
-        </w:tc>
-        <w:tc>
-          <w:tcPr>
-            <w:tcW w:w="6746" w:type="dxa"/>
-            <w:tcBorders>
-              <w:top w:val="single" w:sz="4" w:space="0" w:color="000000"/>
-              <w:left w:val="single" w:sz="4" w:space="0" w:color="000000"/>
-              <w:bottom w:val="single" w:sz="4" w:space="0" w:color="000000"/>
-              <w:right w:val="single" w:sz="4" w:space="0" w:color="000000"/>
-            </w:tcBorders>
-          </w:tcPr>
-          <w:p>
-            <w:pPr>
-              <w:spacing w:line="360" w:lineRule="auto"/>
-            </w:pPr>
-            <w:r>
-              <w:rPr>
-                <w:color w:val="000000"/>
-                <w:sz w:val="28"/>
-              </w:rPr>
-              <w:t>Список фактически выполненных операций и заменённых деталей. Приёмщик переносит его в акт.</w:t>
-            </w:r>
-          </w:p>
-        </w:tc>
-      </w:tr>
-      <w:tr>
-        <w:tc>
-          <w:tcPr>
-            <w:tcW w:w="2608" w:type="dxa"/>
+            <w:tcW w:w="2721" w:type="dxa"/>
             <w:tcBorders>
               <w:top w:val="single" w:sz="4" w:space="0" w:color="000000"/>
               <w:left w:val="single" w:sz="4" w:space="0" w:color="000000"/>
@@ -2460,7 +6201,7 @@
         </w:tc>
         <w:tc>
           <w:tcPr>
-            <w:tcW w:w="6746" w:type="dxa"/>
+            <w:tcW w:w="5783" w:type="dxa"/>
             <w:tcBorders>
               <w:top w:val="single" w:sz="4" w:space="0" w:color="000000"/>
               <w:left w:val="single" w:sz="4" w:space="0" w:color="000000"/>
@@ -2482,20 +6223,215 @@
           </w:p>
         </w:tc>
       </w:tr>
+      <w:tr>
+        <w:tc>
+          <w:tcPr>
+            <w:tcW w:w="2721" w:type="dxa"/>
+            <w:tcBorders>
+              <w:top w:val="single" w:sz="4" w:space="0" w:color="000000"/>
+              <w:left w:val="single" w:sz="4" w:space="0" w:color="000000"/>
+              <w:bottom w:val="single" w:sz="4" w:space="0" w:color="000000"/>
+              <w:right w:val="single" w:sz="4" w:space="0" w:color="000000"/>
+            </w:tcBorders>
+          </w:tcPr>
+          <w:p>
+            <w:pPr>
+              <w:spacing w:line="360" w:lineRule="auto"/>
+            </w:pPr>
+            <w:r>
+              <w:rPr>
+                <w:color w:val="000000"/>
+                <w:sz w:val="28"/>
+              </w:rPr>
+              <w:t>Итоговая сумма</w:t>
+            </w:r>
+          </w:p>
+        </w:tc>
+        <w:tc>
+          <w:tcPr>
+            <w:tcW w:w="5783" w:type="dxa"/>
+            <w:tcBorders>
+              <w:top w:val="single" w:sz="4" w:space="0" w:color="000000"/>
+              <w:left w:val="single" w:sz="4" w:space="0" w:color="000000"/>
+              <w:bottom w:val="single" w:sz="4" w:space="0" w:color="000000"/>
+              <w:right w:val="single" w:sz="4" w:space="0" w:color="000000"/>
+            </w:tcBorders>
+          </w:tcPr>
+          <w:p>
+            <w:pPr>
+              <w:spacing w:line="360" w:lineRule="auto"/>
+            </w:pPr>
+            <w:r>
+              <w:rPr>
+                <w:color w:val="000000"/>
+                <w:sz w:val="28"/>
+              </w:rPr>
+              <w:t>Стоимость работ и деталей по прайсу с учётом ранее согласованной предварительной суммы.</w:t>
+            </w:r>
+          </w:p>
+        </w:tc>
+      </w:tr>
+      <w:tr>
+        <w:tc>
+          <w:tcPr>
+            <w:tcW w:w="2721" w:type="dxa"/>
+            <w:tcBorders>
+              <w:top w:val="single" w:sz="4" w:space="0" w:color="000000"/>
+              <w:left w:val="single" w:sz="4" w:space="0" w:color="000000"/>
+              <w:bottom w:val="single" w:sz="4" w:space="0" w:color="000000"/>
+              <w:right w:val="single" w:sz="4" w:space="0" w:color="000000"/>
+            </w:tcBorders>
+          </w:tcPr>
+          <w:p>
+            <w:pPr>
+              <w:spacing w:line="360" w:lineRule="auto"/>
+            </w:pPr>
+            <w:r>
+              <w:rPr>
+                <w:color w:val="000000"/>
+                <w:sz w:val="28"/>
+              </w:rPr>
+              <w:t>Кассовый чек</w:t>
+            </w:r>
+          </w:p>
+        </w:tc>
+        <w:tc>
+          <w:tcPr>
+            <w:tcW w:w="5783" w:type="dxa"/>
+            <w:tcBorders>
+              <w:top w:val="single" w:sz="4" w:space="0" w:color="000000"/>
+              <w:left w:val="single" w:sz="4" w:space="0" w:color="000000"/>
+              <w:bottom w:val="single" w:sz="4" w:space="0" w:color="000000"/>
+              <w:right w:val="single" w:sz="4" w:space="0" w:color="000000"/>
+            </w:tcBorders>
+          </w:tcPr>
+          <w:p>
+            <w:pPr>
+              <w:spacing w:line="360" w:lineRule="auto"/>
+            </w:pPr>
+            <w:r>
+              <w:rPr>
+                <w:color w:val="000000"/>
+                <w:sz w:val="28"/>
+              </w:rPr>
+              <w:t>Подтверждение оплаты итоговой суммы. Без чека велосипед клиенту не передают.</w:t>
+            </w:r>
+          </w:p>
+        </w:tc>
+      </w:tr>
+      <w:tr>
+        <w:tc>
+          <w:tcPr>
+            <w:tcW w:w="2721" w:type="dxa"/>
+            <w:tcBorders>
+              <w:top w:val="single" w:sz="4" w:space="0" w:color="000000"/>
+              <w:left w:val="single" w:sz="4" w:space="0" w:color="000000"/>
+              <w:bottom w:val="single" w:sz="4" w:space="0" w:color="000000"/>
+              <w:right w:val="single" w:sz="4" w:space="0" w:color="000000"/>
+            </w:tcBorders>
+          </w:tcPr>
+          <w:p>
+            <w:pPr>
+              <w:spacing w:line="360" w:lineRule="auto"/>
+            </w:pPr>
+            <w:r>
+              <w:rPr>
+                <w:color w:val="000000"/>
+                <w:sz w:val="28"/>
+              </w:rPr>
+              <w:t>Комплектующие</w:t>
+            </w:r>
+          </w:p>
+        </w:tc>
+        <w:tc>
+          <w:tcPr>
+            <w:tcW w:w="5783" w:type="dxa"/>
+            <w:tcBorders>
+              <w:top w:val="single" w:sz="4" w:space="0" w:color="000000"/>
+              <w:left w:val="single" w:sz="4" w:space="0" w:color="000000"/>
+              <w:bottom w:val="single" w:sz="4" w:space="0" w:color="000000"/>
+              <w:right w:val="single" w:sz="4" w:space="0" w:color="000000"/>
+            </w:tcBorders>
+          </w:tcPr>
+          <w:p>
+            <w:pPr>
+              <w:spacing w:line="360" w:lineRule="auto"/>
+            </w:pPr>
+            <w:r>
+              <w:rPr>
+                <w:color w:val="000000"/>
+                <w:sz w:val="28"/>
+              </w:rPr>
+              <w:t>Детали на складе мастерской, из которых мастер набирает комплект под ведомость.</w:t>
+            </w:r>
+          </w:p>
+        </w:tc>
+      </w:tr>
+      <w:tr>
+        <w:tc>
+          <w:tcPr>
+            <w:tcW w:w="2721" w:type="dxa"/>
+            <w:tcBorders>
+              <w:top w:val="single" w:sz="4" w:space="0" w:color="000000"/>
+              <w:left w:val="single" w:sz="4" w:space="0" w:color="000000"/>
+              <w:bottom w:val="single" w:sz="4" w:space="0" w:color="000000"/>
+              <w:right w:val="single" w:sz="4" w:space="0" w:color="000000"/>
+            </w:tcBorders>
+          </w:tcPr>
+          <w:p>
+            <w:pPr>
+              <w:spacing w:line="360" w:lineRule="auto"/>
+            </w:pPr>
+            <w:r>
+              <w:rPr>
+                <w:color w:val="000000"/>
+                <w:sz w:val="28"/>
+              </w:rPr>
+              <w:t>Принятый велосипед</w:t>
+            </w:r>
+          </w:p>
+        </w:tc>
+        <w:tc>
+          <w:tcPr>
+            <w:tcW w:w="5783" w:type="dxa"/>
+            <w:tcBorders>
+              <w:top w:val="single" w:sz="4" w:space="0" w:color="000000"/>
+              <w:left w:val="single" w:sz="4" w:space="0" w:color="000000"/>
+              <w:bottom w:val="single" w:sz="4" w:space="0" w:color="000000"/>
+              <w:right w:val="single" w:sz="4" w:space="0" w:color="000000"/>
+            </w:tcBorders>
+          </w:tcPr>
+          <w:p>
+            <w:pPr>
+              <w:spacing w:line="360" w:lineRule="auto"/>
+            </w:pPr>
+            <w:r>
+              <w:rPr>
+                <w:color w:val="000000"/>
+                <w:sz w:val="28"/>
+              </w:rPr>
+              <w:t>Велосипед с биркой заказа, стоящий на назначенном месте хранения</w:t>
+            </w:r>
+            <w:r>
+              <w:rPr>
+                <w:color w:val="000000"/>
+                <w:sz w:val="28"/>
+              </w:rPr>
+              <w:t>.</w:t>
+            </w:r>
+          </w:p>
+        </w:tc>
+      </w:tr>
     </w:tbl>
-    <w:p>
-      <w:r>
-        <w:br w:type="page"/>
-      </w:r>
-    </w:p>
     <w:p>
       <w:pPr>
         <w:keepNext/>
         <w:keepLines/>
+        <w:pageBreakBefore/>
         <w:spacing w:before="240" w:after="120" w:line="360" w:lineRule="auto"/>
         <w:ind w:firstLine="709"/>
       </w:pPr>
-      <w:bookmarkStart w:id="10" w:name="z4"/>
+      <w:bookmarkStart w:id="27" w:name="z4"/>
       <w:r>
         <w:rPr>
           <w:b/>
@@ -2505,7 +6441,7 @@
         <w:lastRenderedPageBreak/>
         <w:t>4 Выводы</w:t>
       </w:r>
-      <w:bookmarkEnd w:id="10"/>
+      <w:bookmarkEnd w:id="27"/>
     </w:p>
     <w:p>
       <w:pPr>
@@ -2518,11 +6454,46 @@
           <w:color w:val="000000"/>
           <w:sz w:val="28"/>
         </w:rPr>
-        <w:t>Построена модель IDEF0 мастерской ремонта велосипедов «Обод» из пяти диаграмм. Контекст А-0 ограничивает модель одним заказом и фиксирует цель и точку зрения владельца. Декомпозиция А0 делит работу на приём, диагностику, ремонт и выдачу. Диаграммы А1, А2 и А3 раскрывают первые три функции, выдача остаётся без дальнейшей декомпозиции. На каждой из этих диаграмм четыре блока, у каждого есть управление и выход, внешние стрелки родителя сохранены. Глоссарий поясняет карточку заказа, дефектную ведомость, прайс-лист, регламент, перечень работ и акт.</w:t>
+        <w:t>Построена модель IDEF0 мастерской «Обод» из 22 диаграмм и 75 блоков. Контекст А-0 ограничивает модель одним заказом и фиксирует цель и точку зрения владельца. А0 делит заказ на приём, диагностику, ремонт и выдачу. Дальше раскрыты регистрация, о</w:t>
+      </w:r>
+      <w:r>
+        <w:rPr>
+          <w:color w:val="000000"/>
+          <w:sz w:val="28"/>
+        </w:rPr>
+        <w:t>смотр, согласование цены и хранение; проверка рулевой, колёс, покрышек, колодок, привода тормоза, цепи, переключателей и каретки; сбор ведомости; подбор со склада, замена, затяжка, регулировка и подпись перечня; расчёт суммы, акт, оплата и передача велосип</w:t>
+      </w:r>
+      <w:r>
+        <w:rPr>
+          <w:color w:val="000000"/>
+          <w:sz w:val="28"/>
+        </w:rPr>
+        <w:t>еда клиенту.</w:t>
+      </w:r>
+    </w:p>
+    <w:p>
+      <w:pPr>
+        <w:spacing w:line="360" w:lineRule="auto"/>
+        <w:ind w:firstLine="709"/>
+        <w:jc w:val="both"/>
+      </w:pPr>
+      <w:r>
+        <w:rPr>
+          <w:color w:val="000000"/>
+          <w:sz w:val="28"/>
+        </w:rPr>
+        <w:t>На каждой диаграмме не больше шести блоков. У каждого блока есть управление, выход и механизм, стрелки родителя сохранены на дочернем листе. Глоссарий поясняет карточку заказа, черновики, ведомость, своды замечаний, перечень работ, прайс-лист,</w:t>
+      </w:r>
+      <w:r>
+        <w:rPr>
+          <w:color w:val="000000"/>
+          <w:sz w:val="28"/>
+        </w:rPr>
+        <w:t xml:space="preserve"> регламент, акт, итоговую сумму и чек.</w:t>
       </w:r>
     </w:p>
     <w:sectPr>
-      <w:footerReference w:type="default" r:id="rId17"/>
+      <w:footerReference w:type="default" r:id="rId51"/>
       <w:pgSz w:w="11906" w:h="16838"/>
       <w:pgMar w:top="1134" w:right="850" w:bottom="1134" w:left="1701" w:header="709" w:footer="709" w:gutter="0"/>
       <w:cols w:space="720"/>
@@ -2597,7 +6568,697 @@
 </w:ftr>
 </file>
 
+<file path=word/footer10.xml><?xml version="1.0" encoding="utf-8"?>
+<w:ftr xmlns:wpc="http://schemas.microsoft.com/office/word/2010/wordprocessingCanvas" xmlns:cx="http://schemas.microsoft.com/office/drawing/2014/chartex" xmlns:cx1="http://schemas.microsoft.com/office/drawing/2015/9/8/chartex" xmlns:cx2="http://schemas.microsoft.com/office/drawing/2015/10/21/chartex" xmlns:cx3="http://schemas.microsoft.com/office/drawing/2016/5/9/chartex" xmlns:cx4="http://schemas.microsoft.com/office/drawing/2016/5/10/chartex" xmlns:cx5="http://schemas.microsoft.com/office/drawing/2016/5/11/chartex" xmlns:cx6="http://schemas.microsoft.com/office/drawing/2016/5/12/chartex" xmlns:cx7="http://schemas.microsoft.com/office/drawing/2016/5/13/chartex" xmlns:cx8="http://schemas.microsoft.com/office/drawing/2016/5/14/chartex" xmlns:mc="http://schemas.openxmlformats.org/markup-compatibility/2006" xmlns:aink="http://schemas.microsoft.com/office/drawing/2016/ink" xmlns:am3d="http://schemas.microsoft.com/office/drawing/2017/model3d" xmlns:o="urn:schemas-microsoft-com:office:office" xmlns:r="http://schemas.openxmlformats.org/officeDocument/2006/relationships" xmlns:m="http://schemas.openxmlformats.org/officeDocument/2006/math" xmlns:v="urn:schemas-microsoft-com:vml" xmlns:wp14="http://schemas.microsoft.com/office/word/2010/wordprocessingDrawing" xmlns:wp="http://schemas.openxmlformats.org/drawingml/2006/wordprocessingDrawing" xmlns:w10="urn:schemas-microsoft-com:office:word" xmlns:w="http://schemas.openxmlformats.org/wordprocessingml/2006/main" xmlns:w14="http://schemas.microsoft.com/office/word/2010/wordml" xmlns:w15="http://schemas.microsoft.com/office/word/2012/wordml" xmlns:w16cid="http://schemas.microsoft.com/office/word/2016/wordml/cid" xmlns:w16se="http://schemas.microsoft.com/office/word/2015/wordml/symex" xmlns:wpg="http://schemas.microsoft.com/office/word/2010/wordprocessingGroup" xmlns:wpi="http://schemas.microsoft.com/office/word/2010/wordprocessingInk" xmlns:wne="http://schemas.microsoft.com/office/word/2006/wordml" xmlns:wps="http://schemas.microsoft.com/office/word/2010/wordprocessingShape" mc:Ignorable="w14 w15 w16se w16cid wp14">
+  <w:p>
+    <w:pPr>
+      <w:jc w:val="center"/>
+    </w:pPr>
+    <w:r>
+      <w:rPr>
+        <w:color w:val="000000"/>
+        <w:sz w:val="28"/>
+      </w:rPr>
+      <w:fldChar w:fldCharType="begin"/>
+    </w:r>
+    <w:r>
+      <w:rPr>
+        <w:color w:val="000000"/>
+        <w:sz w:val="28"/>
+      </w:rPr>
+      <w:instrText xml:space="preserve"> PAGE </w:instrText>
+    </w:r>
+    <w:r>
+      <w:rPr>
+        <w:color w:val="000000"/>
+        <w:sz w:val="28"/>
+      </w:rPr>
+      <w:fldChar w:fldCharType="separate"/>
+    </w:r>
+    <w:r>
+      <w:rPr>
+        <w:noProof/>
+        <w:color w:val="000000"/>
+        <w:sz w:val="28"/>
+      </w:rPr>
+      <w:t>2</w:t>
+    </w:r>
+    <w:r>
+      <w:rPr>
+        <w:color w:val="000000"/>
+        <w:sz w:val="28"/>
+      </w:rPr>
+      <w:fldChar w:fldCharType="end"/>
+    </w:r>
+  </w:p>
+</w:ftr>
+</file>
+
+<file path=word/footer11.xml><?xml version="1.0" encoding="utf-8"?>
+<w:ftr xmlns:wpc="http://schemas.microsoft.com/office/word/2010/wordprocessingCanvas" xmlns:cx="http://schemas.microsoft.com/office/drawing/2014/chartex" xmlns:cx1="http://schemas.microsoft.com/office/drawing/2015/9/8/chartex" xmlns:cx2="http://schemas.microsoft.com/office/drawing/2015/10/21/chartex" xmlns:cx3="http://schemas.microsoft.com/office/drawing/2016/5/9/chartex" xmlns:cx4="http://schemas.microsoft.com/office/drawing/2016/5/10/chartex" xmlns:cx5="http://schemas.microsoft.com/office/drawing/2016/5/11/chartex" xmlns:cx6="http://schemas.microsoft.com/office/drawing/2016/5/12/chartex" xmlns:cx7="http://schemas.microsoft.com/office/drawing/2016/5/13/chartex" xmlns:cx8="http://schemas.microsoft.com/office/drawing/2016/5/14/chartex" xmlns:mc="http://schemas.openxmlformats.org/markup-compatibility/2006" xmlns:aink="http://schemas.microsoft.com/office/drawing/2016/ink" xmlns:am3d="http://schemas.microsoft.com/office/drawing/2017/model3d" xmlns:o="urn:schemas-microsoft-com:office:office" xmlns:r="http://schemas.openxmlformats.org/officeDocument/2006/relationships" xmlns:m="http://schemas.openxmlformats.org/officeDocument/2006/math" xmlns:v="urn:schemas-microsoft-com:vml" xmlns:wp14="http://schemas.microsoft.com/office/word/2010/wordprocessingDrawing" xmlns:wp="http://schemas.openxmlformats.org/drawingml/2006/wordprocessingDrawing" xmlns:w10="urn:schemas-microsoft-com:office:word" xmlns:w="http://schemas.openxmlformats.org/wordprocessingml/2006/main" xmlns:w14="http://schemas.microsoft.com/office/word/2010/wordml" xmlns:w15="http://schemas.microsoft.com/office/word/2012/wordml" xmlns:w16cid="http://schemas.microsoft.com/office/word/2016/wordml/cid" xmlns:w16se="http://schemas.microsoft.com/office/word/2015/wordml/symex" xmlns:wpg="http://schemas.microsoft.com/office/word/2010/wordprocessingGroup" xmlns:wpi="http://schemas.microsoft.com/office/word/2010/wordprocessingInk" xmlns:wne="http://schemas.microsoft.com/office/word/2006/wordml" xmlns:wps="http://schemas.microsoft.com/office/word/2010/wordprocessingShape" mc:Ignorable="w14 w15 w16se w16cid wp14">
+  <w:p>
+    <w:pPr>
+      <w:jc w:val="center"/>
+    </w:pPr>
+    <w:r>
+      <w:rPr>
+        <w:color w:val="000000"/>
+        <w:sz w:val="28"/>
+      </w:rPr>
+      <w:fldChar w:fldCharType="begin"/>
+    </w:r>
+    <w:r>
+      <w:rPr>
+        <w:color w:val="000000"/>
+        <w:sz w:val="28"/>
+      </w:rPr>
+      <w:instrText xml:space="preserve"> PAGE </w:instrText>
+    </w:r>
+    <w:r>
+      <w:rPr>
+        <w:color w:val="000000"/>
+        <w:sz w:val="28"/>
+      </w:rPr>
+      <w:fldChar w:fldCharType="separate"/>
+    </w:r>
+    <w:r>
+      <w:rPr>
+        <w:noProof/>
+        <w:color w:val="000000"/>
+        <w:sz w:val="28"/>
+      </w:rPr>
+      <w:t>2</w:t>
+    </w:r>
+    <w:r>
+      <w:rPr>
+        <w:color w:val="000000"/>
+        <w:sz w:val="28"/>
+      </w:rPr>
+      <w:fldChar w:fldCharType="end"/>
+    </w:r>
+  </w:p>
+</w:ftr>
+</file>
+
+<file path=word/footer12.xml><?xml version="1.0" encoding="utf-8"?>
+<w:ftr xmlns:wpc="http://schemas.microsoft.com/office/word/2010/wordprocessingCanvas" xmlns:cx="http://schemas.microsoft.com/office/drawing/2014/chartex" xmlns:cx1="http://schemas.microsoft.com/office/drawing/2015/9/8/chartex" xmlns:cx2="http://schemas.microsoft.com/office/drawing/2015/10/21/chartex" xmlns:cx3="http://schemas.microsoft.com/office/drawing/2016/5/9/chartex" xmlns:cx4="http://schemas.microsoft.com/office/drawing/2016/5/10/chartex" xmlns:cx5="http://schemas.microsoft.com/office/drawing/2016/5/11/chartex" xmlns:cx6="http://schemas.microsoft.com/office/drawing/2016/5/12/chartex" xmlns:cx7="http://schemas.microsoft.com/office/drawing/2016/5/13/chartex" xmlns:cx8="http://schemas.microsoft.com/office/drawing/2016/5/14/chartex" xmlns:mc="http://schemas.openxmlformats.org/markup-compatibility/2006" xmlns:aink="http://schemas.microsoft.com/office/drawing/2016/ink" xmlns:am3d="http://schemas.microsoft.com/office/drawing/2017/model3d" xmlns:o="urn:schemas-microsoft-com:office:office" xmlns:r="http://schemas.openxmlformats.org/officeDocument/2006/relationships" xmlns:m="http://schemas.openxmlformats.org/officeDocument/2006/math" xmlns:v="urn:schemas-microsoft-com:vml" xmlns:wp14="http://schemas.microsoft.com/office/word/2010/wordprocessingDrawing" xmlns:wp="http://schemas.openxmlformats.org/drawingml/2006/wordprocessingDrawing" xmlns:w10="urn:schemas-microsoft-com:office:word" xmlns:w="http://schemas.openxmlformats.org/wordprocessingml/2006/main" xmlns:w14="http://schemas.microsoft.com/office/word/2010/wordml" xmlns:w15="http://schemas.microsoft.com/office/word/2012/wordml" xmlns:w16cid="http://schemas.microsoft.com/office/word/2016/wordml/cid" xmlns:w16se="http://schemas.microsoft.com/office/word/2015/wordml/symex" xmlns:wpg="http://schemas.microsoft.com/office/word/2010/wordprocessingGroup" xmlns:wpi="http://schemas.microsoft.com/office/word/2010/wordprocessingInk" xmlns:wne="http://schemas.microsoft.com/office/word/2006/wordml" xmlns:wps="http://schemas.microsoft.com/office/word/2010/wordprocessingShape" mc:Ignorable="w14 w15 w16se w16cid wp14">
+  <w:p>
+    <w:pPr>
+      <w:jc w:val="center"/>
+    </w:pPr>
+    <w:r>
+      <w:rPr>
+        <w:color w:val="000000"/>
+        <w:sz w:val="28"/>
+      </w:rPr>
+      <w:fldChar w:fldCharType="begin"/>
+    </w:r>
+    <w:r>
+      <w:rPr>
+        <w:color w:val="000000"/>
+        <w:sz w:val="28"/>
+      </w:rPr>
+      <w:instrText xml:space="preserve"> PAGE </w:instrText>
+    </w:r>
+    <w:r>
+      <w:rPr>
+        <w:color w:val="000000"/>
+        <w:sz w:val="28"/>
+      </w:rPr>
+      <w:fldChar w:fldCharType="separate"/>
+    </w:r>
+    <w:r>
+      <w:rPr>
+        <w:noProof/>
+        <w:color w:val="000000"/>
+        <w:sz w:val="28"/>
+      </w:rPr>
+      <w:t>2</w:t>
+    </w:r>
+    <w:r>
+      <w:rPr>
+        <w:color w:val="000000"/>
+        <w:sz w:val="28"/>
+      </w:rPr>
+      <w:fldChar w:fldCharType="end"/>
+    </w:r>
+  </w:p>
+</w:ftr>
+</file>
+
+<file path=word/footer13.xml><?xml version="1.0" encoding="utf-8"?>
+<w:ftr xmlns:wpc="http://schemas.microsoft.com/office/word/2010/wordprocessingCanvas" xmlns:cx="http://schemas.microsoft.com/office/drawing/2014/chartex" xmlns:cx1="http://schemas.microsoft.com/office/drawing/2015/9/8/chartex" xmlns:cx2="http://schemas.microsoft.com/office/drawing/2015/10/21/chartex" xmlns:cx3="http://schemas.microsoft.com/office/drawing/2016/5/9/chartex" xmlns:cx4="http://schemas.microsoft.com/office/drawing/2016/5/10/chartex" xmlns:cx5="http://schemas.microsoft.com/office/drawing/2016/5/11/chartex" xmlns:cx6="http://schemas.microsoft.com/office/drawing/2016/5/12/chartex" xmlns:cx7="http://schemas.microsoft.com/office/drawing/2016/5/13/chartex" xmlns:cx8="http://schemas.microsoft.com/office/drawing/2016/5/14/chartex" xmlns:mc="http://schemas.openxmlformats.org/markup-compatibility/2006" xmlns:aink="http://schemas.microsoft.com/office/drawing/2016/ink" xmlns:am3d="http://schemas.microsoft.com/office/drawing/2017/model3d" xmlns:o="urn:schemas-microsoft-com:office:office" xmlns:r="http://schemas.openxmlformats.org/officeDocument/2006/relationships" xmlns:m="http://schemas.openxmlformats.org/officeDocument/2006/math" xmlns:v="urn:schemas-microsoft-com:vml" xmlns:wp14="http://schemas.microsoft.com/office/word/2010/wordprocessingDrawing" xmlns:wp="http://schemas.openxmlformats.org/drawingml/2006/wordprocessingDrawing" xmlns:w10="urn:schemas-microsoft-com:office:word" xmlns:w="http://schemas.openxmlformats.org/wordprocessingml/2006/main" xmlns:w14="http://schemas.microsoft.com/office/word/2010/wordml" xmlns:w15="http://schemas.microsoft.com/office/word/2012/wordml" xmlns:w16cid="http://schemas.microsoft.com/office/word/2016/wordml/cid" xmlns:w16se="http://schemas.microsoft.com/office/word/2015/wordml/symex" xmlns:wpg="http://schemas.microsoft.com/office/word/2010/wordprocessingGroup" xmlns:wpi="http://schemas.microsoft.com/office/word/2010/wordprocessingInk" xmlns:wne="http://schemas.microsoft.com/office/word/2006/wordml" xmlns:wps="http://schemas.microsoft.com/office/word/2010/wordprocessingShape" mc:Ignorable="w14 w15 w16se w16cid wp14">
+  <w:p>
+    <w:pPr>
+      <w:jc w:val="center"/>
+    </w:pPr>
+    <w:r>
+      <w:rPr>
+        <w:color w:val="000000"/>
+        <w:sz w:val="28"/>
+      </w:rPr>
+      <w:fldChar w:fldCharType="begin"/>
+    </w:r>
+    <w:r>
+      <w:rPr>
+        <w:color w:val="000000"/>
+        <w:sz w:val="28"/>
+      </w:rPr>
+      <w:instrText xml:space="preserve"> PAGE </w:instrText>
+    </w:r>
+    <w:r>
+      <w:rPr>
+        <w:color w:val="000000"/>
+        <w:sz w:val="28"/>
+      </w:rPr>
+      <w:fldChar w:fldCharType="separate"/>
+    </w:r>
+    <w:r>
+      <w:rPr>
+        <w:noProof/>
+        <w:color w:val="000000"/>
+        <w:sz w:val="28"/>
+      </w:rPr>
+      <w:t>2</w:t>
+    </w:r>
+    <w:r>
+      <w:rPr>
+        <w:color w:val="000000"/>
+        <w:sz w:val="28"/>
+      </w:rPr>
+      <w:fldChar w:fldCharType="end"/>
+    </w:r>
+  </w:p>
+</w:ftr>
+</file>
+
+<file path=word/footer14.xml><?xml version="1.0" encoding="utf-8"?>
+<w:ftr xmlns:wpc="http://schemas.microsoft.com/office/word/2010/wordprocessingCanvas" xmlns:cx="http://schemas.microsoft.com/office/drawing/2014/chartex" xmlns:cx1="http://schemas.microsoft.com/office/drawing/2015/9/8/chartex" xmlns:cx2="http://schemas.microsoft.com/office/drawing/2015/10/21/chartex" xmlns:cx3="http://schemas.microsoft.com/office/drawing/2016/5/9/chartex" xmlns:cx4="http://schemas.microsoft.com/office/drawing/2016/5/10/chartex" xmlns:cx5="http://schemas.microsoft.com/office/drawing/2016/5/11/chartex" xmlns:cx6="http://schemas.microsoft.com/office/drawing/2016/5/12/chartex" xmlns:cx7="http://schemas.microsoft.com/office/drawing/2016/5/13/chartex" xmlns:cx8="http://schemas.microsoft.com/office/drawing/2016/5/14/chartex" xmlns:mc="http://schemas.openxmlformats.org/markup-compatibility/2006" xmlns:aink="http://schemas.microsoft.com/office/drawing/2016/ink" xmlns:am3d="http://schemas.microsoft.com/office/drawing/2017/model3d" xmlns:o="urn:schemas-microsoft-com:office:office" xmlns:r="http://schemas.openxmlformats.org/officeDocument/2006/relationships" xmlns:m="http://schemas.openxmlformats.org/officeDocument/2006/math" xmlns:v="urn:schemas-microsoft-com:vml" xmlns:wp14="http://schemas.microsoft.com/office/word/2010/wordprocessingDrawing" xmlns:wp="http://schemas.openxmlformats.org/drawingml/2006/wordprocessingDrawing" xmlns:w10="urn:schemas-microsoft-com:office:word" xmlns:w="http://schemas.openxmlformats.org/wordprocessingml/2006/main" xmlns:w14="http://schemas.microsoft.com/office/word/2010/wordml" xmlns:w15="http://schemas.microsoft.com/office/word/2012/wordml" xmlns:w16cid="http://schemas.microsoft.com/office/word/2016/wordml/cid" xmlns:w16se="http://schemas.microsoft.com/office/word/2015/wordml/symex" xmlns:wpg="http://schemas.microsoft.com/office/word/2010/wordprocessingGroup" xmlns:wpi="http://schemas.microsoft.com/office/word/2010/wordprocessingInk" xmlns:wne="http://schemas.microsoft.com/office/word/2006/wordml" xmlns:wps="http://schemas.microsoft.com/office/word/2010/wordprocessingShape" mc:Ignorable="w14 w15 w16se w16cid wp14">
+  <w:p>
+    <w:pPr>
+      <w:jc w:val="center"/>
+    </w:pPr>
+    <w:r>
+      <w:rPr>
+        <w:color w:val="000000"/>
+        <w:sz w:val="28"/>
+      </w:rPr>
+      <w:fldChar w:fldCharType="begin"/>
+    </w:r>
+    <w:r>
+      <w:rPr>
+        <w:color w:val="000000"/>
+        <w:sz w:val="28"/>
+      </w:rPr>
+      <w:instrText xml:space="preserve"> PAGE </w:instrText>
+    </w:r>
+    <w:r>
+      <w:rPr>
+        <w:color w:val="000000"/>
+        <w:sz w:val="28"/>
+      </w:rPr>
+      <w:fldChar w:fldCharType="separate"/>
+    </w:r>
+    <w:r>
+      <w:rPr>
+        <w:noProof/>
+        <w:color w:val="000000"/>
+        <w:sz w:val="28"/>
+      </w:rPr>
+      <w:t>2</w:t>
+    </w:r>
+    <w:r>
+      <w:rPr>
+        <w:color w:val="000000"/>
+        <w:sz w:val="28"/>
+      </w:rPr>
+      <w:fldChar w:fldCharType="end"/>
+    </w:r>
+  </w:p>
+</w:ftr>
+</file>
+
+<file path=word/footer15.xml><?xml version="1.0" encoding="utf-8"?>
+<w:ftr xmlns:wpc="http://schemas.microsoft.com/office/word/2010/wordprocessingCanvas" xmlns:cx="http://schemas.microsoft.com/office/drawing/2014/chartex" xmlns:cx1="http://schemas.microsoft.com/office/drawing/2015/9/8/chartex" xmlns:cx2="http://schemas.microsoft.com/office/drawing/2015/10/21/chartex" xmlns:cx3="http://schemas.microsoft.com/office/drawing/2016/5/9/chartex" xmlns:cx4="http://schemas.microsoft.com/office/drawing/2016/5/10/chartex" xmlns:cx5="http://schemas.microsoft.com/office/drawing/2016/5/11/chartex" xmlns:cx6="http://schemas.microsoft.com/office/drawing/2016/5/12/chartex" xmlns:cx7="http://schemas.microsoft.com/office/drawing/2016/5/13/chartex" xmlns:cx8="http://schemas.microsoft.com/office/drawing/2016/5/14/chartex" xmlns:mc="http://schemas.openxmlformats.org/markup-compatibility/2006" xmlns:aink="http://schemas.microsoft.com/office/drawing/2016/ink" xmlns:am3d="http://schemas.microsoft.com/office/drawing/2017/model3d" xmlns:o="urn:schemas-microsoft-com:office:office" xmlns:r="http://schemas.openxmlformats.org/officeDocument/2006/relationships" xmlns:m="http://schemas.openxmlformats.org/officeDocument/2006/math" xmlns:v="urn:schemas-microsoft-com:vml" xmlns:wp14="http://schemas.microsoft.com/office/word/2010/wordprocessingDrawing" xmlns:wp="http://schemas.openxmlformats.org/drawingml/2006/wordprocessingDrawing" xmlns:w10="urn:schemas-microsoft-com:office:word" xmlns:w="http://schemas.openxmlformats.org/wordprocessingml/2006/main" xmlns:w14="http://schemas.microsoft.com/office/word/2010/wordml" xmlns:w15="http://schemas.microsoft.com/office/word/2012/wordml" xmlns:w16cid="http://schemas.microsoft.com/office/word/2016/wordml/cid" xmlns:w16se="http://schemas.microsoft.com/office/word/2015/wordml/symex" xmlns:wpg="http://schemas.microsoft.com/office/word/2010/wordprocessingGroup" xmlns:wpi="http://schemas.microsoft.com/office/word/2010/wordprocessingInk" xmlns:wne="http://schemas.microsoft.com/office/word/2006/wordml" xmlns:wps="http://schemas.microsoft.com/office/word/2010/wordprocessingShape" mc:Ignorable="w14 w15 w16se w16cid wp14">
+  <w:p>
+    <w:pPr>
+      <w:jc w:val="center"/>
+    </w:pPr>
+    <w:r>
+      <w:rPr>
+        <w:color w:val="000000"/>
+        <w:sz w:val="28"/>
+      </w:rPr>
+      <w:fldChar w:fldCharType="begin"/>
+    </w:r>
+    <w:r>
+      <w:rPr>
+        <w:color w:val="000000"/>
+        <w:sz w:val="28"/>
+      </w:rPr>
+      <w:instrText xml:space="preserve"> PAGE </w:instrText>
+    </w:r>
+    <w:r>
+      <w:rPr>
+        <w:color w:val="000000"/>
+        <w:sz w:val="28"/>
+      </w:rPr>
+      <w:fldChar w:fldCharType="separate"/>
+    </w:r>
+    <w:r>
+      <w:rPr>
+        <w:noProof/>
+        <w:color w:val="000000"/>
+        <w:sz w:val="28"/>
+      </w:rPr>
+      <w:t>2</w:t>
+    </w:r>
+    <w:r>
+      <w:rPr>
+        <w:color w:val="000000"/>
+        <w:sz w:val="28"/>
+      </w:rPr>
+      <w:fldChar w:fldCharType="end"/>
+    </w:r>
+  </w:p>
+</w:ftr>
+</file>
+
+<file path=word/footer16.xml><?xml version="1.0" encoding="utf-8"?>
+<w:ftr xmlns:wpc="http://schemas.microsoft.com/office/word/2010/wordprocessingCanvas" xmlns:cx="http://schemas.microsoft.com/office/drawing/2014/chartex" xmlns:cx1="http://schemas.microsoft.com/office/drawing/2015/9/8/chartex" xmlns:cx2="http://schemas.microsoft.com/office/drawing/2015/10/21/chartex" xmlns:cx3="http://schemas.microsoft.com/office/drawing/2016/5/9/chartex" xmlns:cx4="http://schemas.microsoft.com/office/drawing/2016/5/10/chartex" xmlns:cx5="http://schemas.microsoft.com/office/drawing/2016/5/11/chartex" xmlns:cx6="http://schemas.microsoft.com/office/drawing/2016/5/12/chartex" xmlns:cx7="http://schemas.microsoft.com/office/drawing/2016/5/13/chartex" xmlns:cx8="http://schemas.microsoft.com/office/drawing/2016/5/14/chartex" xmlns:mc="http://schemas.openxmlformats.org/markup-compatibility/2006" xmlns:aink="http://schemas.microsoft.com/office/drawing/2016/ink" xmlns:am3d="http://schemas.microsoft.com/office/drawing/2017/model3d" xmlns:o="urn:schemas-microsoft-com:office:office" xmlns:r="http://schemas.openxmlformats.org/officeDocument/2006/relationships" xmlns:m="http://schemas.openxmlformats.org/officeDocument/2006/math" xmlns:v="urn:schemas-microsoft-com:vml" xmlns:wp14="http://schemas.microsoft.com/office/word/2010/wordprocessingDrawing" xmlns:wp="http://schemas.openxmlformats.org/drawingml/2006/wordprocessingDrawing" xmlns:w10="urn:schemas-microsoft-com:office:word" xmlns:w="http://schemas.openxmlformats.org/wordprocessingml/2006/main" xmlns:w14="http://schemas.microsoft.com/office/word/2010/wordml" xmlns:w15="http://schemas.microsoft.com/office/word/2012/wordml" xmlns:w16cid="http://schemas.microsoft.com/office/word/2016/wordml/cid" xmlns:w16se="http://schemas.microsoft.com/office/word/2015/wordml/symex" xmlns:wpg="http://schemas.microsoft.com/office/word/2010/wordprocessingGroup" xmlns:wpi="http://schemas.microsoft.com/office/word/2010/wordprocessingInk" xmlns:wne="http://schemas.microsoft.com/office/word/2006/wordml" xmlns:wps="http://schemas.microsoft.com/office/word/2010/wordprocessingShape" mc:Ignorable="w14 w15 w16se w16cid wp14">
+  <w:p>
+    <w:pPr>
+      <w:jc w:val="center"/>
+    </w:pPr>
+    <w:r>
+      <w:rPr>
+        <w:color w:val="000000"/>
+        <w:sz w:val="28"/>
+      </w:rPr>
+      <w:fldChar w:fldCharType="begin"/>
+    </w:r>
+    <w:r>
+      <w:rPr>
+        <w:color w:val="000000"/>
+        <w:sz w:val="28"/>
+      </w:rPr>
+      <w:instrText xml:space="preserve"> PAGE </w:instrText>
+    </w:r>
+    <w:r>
+      <w:rPr>
+        <w:color w:val="000000"/>
+        <w:sz w:val="28"/>
+      </w:rPr>
+      <w:fldChar w:fldCharType="separate"/>
+    </w:r>
+    <w:r>
+      <w:rPr>
+        <w:noProof/>
+        <w:color w:val="000000"/>
+        <w:sz w:val="28"/>
+      </w:rPr>
+      <w:t>2</w:t>
+    </w:r>
+    <w:r>
+      <w:rPr>
+        <w:color w:val="000000"/>
+        <w:sz w:val="28"/>
+      </w:rPr>
+      <w:fldChar w:fldCharType="end"/>
+    </w:r>
+  </w:p>
+</w:ftr>
+</file>
+
+<file path=word/footer17.xml><?xml version="1.0" encoding="utf-8"?>
+<w:ftr xmlns:wpc="http://schemas.microsoft.com/office/word/2010/wordprocessingCanvas" xmlns:cx="http://schemas.microsoft.com/office/drawing/2014/chartex" xmlns:cx1="http://schemas.microsoft.com/office/drawing/2015/9/8/chartex" xmlns:cx2="http://schemas.microsoft.com/office/drawing/2015/10/21/chartex" xmlns:cx3="http://schemas.microsoft.com/office/drawing/2016/5/9/chartex" xmlns:cx4="http://schemas.microsoft.com/office/drawing/2016/5/10/chartex" xmlns:cx5="http://schemas.microsoft.com/office/drawing/2016/5/11/chartex" xmlns:cx6="http://schemas.microsoft.com/office/drawing/2016/5/12/chartex" xmlns:cx7="http://schemas.microsoft.com/office/drawing/2016/5/13/chartex" xmlns:cx8="http://schemas.microsoft.com/office/drawing/2016/5/14/chartex" xmlns:mc="http://schemas.openxmlformats.org/markup-compatibility/2006" xmlns:aink="http://schemas.microsoft.com/office/drawing/2016/ink" xmlns:am3d="http://schemas.microsoft.com/office/drawing/2017/model3d" xmlns:o="urn:schemas-microsoft-com:office:office" xmlns:r="http://schemas.openxmlformats.org/officeDocument/2006/relationships" xmlns:m="http://schemas.openxmlformats.org/officeDocument/2006/math" xmlns:v="urn:schemas-microsoft-com:vml" xmlns:wp14="http://schemas.microsoft.com/office/word/2010/wordprocessingDrawing" xmlns:wp="http://schemas.openxmlformats.org/drawingml/2006/wordprocessingDrawing" xmlns:w10="urn:schemas-microsoft-com:office:word" xmlns:w="http://schemas.openxmlformats.org/wordprocessingml/2006/main" xmlns:w14="http://schemas.microsoft.com/office/word/2010/wordml" xmlns:w15="http://schemas.microsoft.com/office/word/2012/wordml" xmlns:w16cid="http://schemas.microsoft.com/office/word/2016/wordml/cid" xmlns:w16se="http://schemas.microsoft.com/office/word/2015/wordml/symex" xmlns:wpg="http://schemas.microsoft.com/office/word/2010/wordprocessingGroup" xmlns:wpi="http://schemas.microsoft.com/office/word/2010/wordprocessingInk" xmlns:wne="http://schemas.microsoft.com/office/word/2006/wordml" xmlns:wps="http://schemas.microsoft.com/office/word/2010/wordprocessingShape" mc:Ignorable="w14 w15 w16se w16cid wp14">
+  <w:p>
+    <w:pPr>
+      <w:jc w:val="center"/>
+    </w:pPr>
+    <w:r>
+      <w:rPr>
+        <w:color w:val="000000"/>
+        <w:sz w:val="28"/>
+      </w:rPr>
+      <w:fldChar w:fldCharType="begin"/>
+    </w:r>
+    <w:r>
+      <w:rPr>
+        <w:color w:val="000000"/>
+        <w:sz w:val="28"/>
+      </w:rPr>
+      <w:instrText xml:space="preserve"> PAGE </w:instrText>
+    </w:r>
+    <w:r>
+      <w:rPr>
+        <w:color w:val="000000"/>
+        <w:sz w:val="28"/>
+      </w:rPr>
+      <w:fldChar w:fldCharType="separate"/>
+    </w:r>
+    <w:r>
+      <w:rPr>
+        <w:noProof/>
+        <w:color w:val="000000"/>
+        <w:sz w:val="28"/>
+      </w:rPr>
+      <w:t>2</w:t>
+    </w:r>
+    <w:r>
+      <w:rPr>
+        <w:color w:val="000000"/>
+        <w:sz w:val="28"/>
+      </w:rPr>
+      <w:fldChar w:fldCharType="end"/>
+    </w:r>
+  </w:p>
+</w:ftr>
+</file>
+
+<file path=word/footer18.xml><?xml version="1.0" encoding="utf-8"?>
+<w:ftr xmlns:wpc="http://schemas.microsoft.com/office/word/2010/wordprocessingCanvas" xmlns:cx="http://schemas.microsoft.com/office/drawing/2014/chartex" xmlns:cx1="http://schemas.microsoft.com/office/drawing/2015/9/8/chartex" xmlns:cx2="http://schemas.microsoft.com/office/drawing/2015/10/21/chartex" xmlns:cx3="http://schemas.microsoft.com/office/drawing/2016/5/9/chartex" xmlns:cx4="http://schemas.microsoft.com/office/drawing/2016/5/10/chartex" xmlns:cx5="http://schemas.microsoft.com/office/drawing/2016/5/11/chartex" xmlns:cx6="http://schemas.microsoft.com/office/drawing/2016/5/12/chartex" xmlns:cx7="http://schemas.microsoft.com/office/drawing/2016/5/13/chartex" xmlns:cx8="http://schemas.microsoft.com/office/drawing/2016/5/14/chartex" xmlns:mc="http://schemas.openxmlformats.org/markup-compatibility/2006" xmlns:aink="http://schemas.microsoft.com/office/drawing/2016/ink" xmlns:am3d="http://schemas.microsoft.com/office/drawing/2017/model3d" xmlns:o="urn:schemas-microsoft-com:office:office" xmlns:r="http://schemas.openxmlformats.org/officeDocument/2006/relationships" xmlns:m="http://schemas.openxmlformats.org/officeDocument/2006/math" xmlns:v="urn:schemas-microsoft-com:vml" xmlns:wp14="http://schemas.microsoft.com/office/word/2010/wordprocessingDrawing" xmlns:wp="http://schemas.openxmlformats.org/drawingml/2006/wordprocessingDrawing" xmlns:w10="urn:schemas-microsoft-com:office:word" xmlns:w="http://schemas.openxmlformats.org/wordprocessingml/2006/main" xmlns:w14="http://schemas.microsoft.com/office/word/2010/wordml" xmlns:w15="http://schemas.microsoft.com/office/word/2012/wordml" xmlns:w16cid="http://schemas.microsoft.com/office/word/2016/wordml/cid" xmlns:w16se="http://schemas.microsoft.com/office/word/2015/wordml/symex" xmlns:wpg="http://schemas.microsoft.com/office/word/2010/wordprocessingGroup" xmlns:wpi="http://schemas.microsoft.com/office/word/2010/wordprocessingInk" xmlns:wne="http://schemas.microsoft.com/office/word/2006/wordml" xmlns:wps="http://schemas.microsoft.com/office/word/2010/wordprocessingShape" mc:Ignorable="w14 w15 w16se w16cid wp14">
+  <w:p>
+    <w:pPr>
+      <w:jc w:val="center"/>
+    </w:pPr>
+    <w:r>
+      <w:rPr>
+        <w:color w:val="000000"/>
+        <w:sz w:val="28"/>
+      </w:rPr>
+      <w:fldChar w:fldCharType="begin"/>
+    </w:r>
+    <w:r>
+      <w:rPr>
+        <w:color w:val="000000"/>
+        <w:sz w:val="28"/>
+      </w:rPr>
+      <w:instrText xml:space="preserve"> PAGE </w:instrText>
+    </w:r>
+    <w:r>
+      <w:rPr>
+        <w:color w:val="000000"/>
+        <w:sz w:val="28"/>
+      </w:rPr>
+      <w:fldChar w:fldCharType="separate"/>
+    </w:r>
+    <w:r>
+      <w:rPr>
+        <w:noProof/>
+        <w:color w:val="000000"/>
+        <w:sz w:val="28"/>
+      </w:rPr>
+      <w:t>2</w:t>
+    </w:r>
+    <w:r>
+      <w:rPr>
+        <w:color w:val="000000"/>
+        <w:sz w:val="28"/>
+      </w:rPr>
+      <w:fldChar w:fldCharType="end"/>
+    </w:r>
+  </w:p>
+</w:ftr>
+</file>
+
+<file path=word/footer19.xml><?xml version="1.0" encoding="utf-8"?>
+<w:ftr xmlns:wpc="http://schemas.microsoft.com/office/word/2010/wordprocessingCanvas" xmlns:cx="http://schemas.microsoft.com/office/drawing/2014/chartex" xmlns:cx1="http://schemas.microsoft.com/office/drawing/2015/9/8/chartex" xmlns:cx2="http://schemas.microsoft.com/office/drawing/2015/10/21/chartex" xmlns:cx3="http://schemas.microsoft.com/office/drawing/2016/5/9/chartex" xmlns:cx4="http://schemas.microsoft.com/office/drawing/2016/5/10/chartex" xmlns:cx5="http://schemas.microsoft.com/office/drawing/2016/5/11/chartex" xmlns:cx6="http://schemas.microsoft.com/office/drawing/2016/5/12/chartex" xmlns:cx7="http://schemas.microsoft.com/office/drawing/2016/5/13/chartex" xmlns:cx8="http://schemas.microsoft.com/office/drawing/2016/5/14/chartex" xmlns:mc="http://schemas.openxmlformats.org/markup-compatibility/2006" xmlns:aink="http://schemas.microsoft.com/office/drawing/2016/ink" xmlns:am3d="http://schemas.microsoft.com/office/drawing/2017/model3d" xmlns:o="urn:schemas-microsoft-com:office:office" xmlns:r="http://schemas.openxmlformats.org/officeDocument/2006/relationships" xmlns:m="http://schemas.openxmlformats.org/officeDocument/2006/math" xmlns:v="urn:schemas-microsoft-com:vml" xmlns:wp14="http://schemas.microsoft.com/office/word/2010/wordprocessingDrawing" xmlns:wp="http://schemas.openxmlformats.org/drawingml/2006/wordprocessingDrawing" xmlns:w10="urn:schemas-microsoft-com:office:word" xmlns:w="http://schemas.openxmlformats.org/wordprocessingml/2006/main" xmlns:w14="http://schemas.microsoft.com/office/word/2010/wordml" xmlns:w15="http://schemas.microsoft.com/office/word/2012/wordml" xmlns:w16cid="http://schemas.microsoft.com/office/word/2016/wordml/cid" xmlns:w16se="http://schemas.microsoft.com/office/word/2015/wordml/symex" xmlns:wpg="http://schemas.microsoft.com/office/word/2010/wordprocessingGroup" xmlns:wpi="http://schemas.microsoft.com/office/word/2010/wordprocessingInk" xmlns:wne="http://schemas.microsoft.com/office/word/2006/wordml" xmlns:wps="http://schemas.microsoft.com/office/word/2010/wordprocessingShape" mc:Ignorable="w14 w15 w16se w16cid wp14">
+  <w:p>
+    <w:pPr>
+      <w:jc w:val="center"/>
+    </w:pPr>
+    <w:r>
+      <w:rPr>
+        <w:color w:val="000000"/>
+        <w:sz w:val="28"/>
+      </w:rPr>
+      <w:fldChar w:fldCharType="begin"/>
+    </w:r>
+    <w:r>
+      <w:rPr>
+        <w:color w:val="000000"/>
+        <w:sz w:val="28"/>
+      </w:rPr>
+      <w:instrText xml:space="preserve"> PAGE </w:instrText>
+    </w:r>
+    <w:r>
+      <w:rPr>
+        <w:color w:val="000000"/>
+        <w:sz w:val="28"/>
+      </w:rPr>
+      <w:fldChar w:fldCharType="separate"/>
+    </w:r>
+    <w:r>
+      <w:rPr>
+        <w:noProof/>
+        <w:color w:val="000000"/>
+        <w:sz w:val="28"/>
+      </w:rPr>
+      <w:t>2</w:t>
+    </w:r>
+    <w:r>
+      <w:rPr>
+        <w:color w:val="000000"/>
+        <w:sz w:val="28"/>
+      </w:rPr>
+      <w:fldChar w:fldCharType="end"/>
+    </w:r>
+  </w:p>
+</w:ftr>
+</file>
+
 <file path=word/footer2.xml><?xml version="1.0" encoding="utf-8"?>
+<w:ftr xmlns:wpc="http://schemas.microsoft.com/office/word/2010/wordprocessingCanvas" xmlns:cx="http://schemas.microsoft.com/office/drawing/2014/chartex" xmlns:cx1="http://schemas.microsoft.com/office/drawing/2015/9/8/chartex" xmlns:cx2="http://schemas.microsoft.com/office/drawing/2015/10/21/chartex" xmlns:cx3="http://schemas.microsoft.com/office/drawing/2016/5/9/chartex" xmlns:cx4="http://schemas.microsoft.com/office/drawing/2016/5/10/chartex" xmlns:cx5="http://schemas.microsoft.com/office/drawing/2016/5/11/chartex" xmlns:cx6="http://schemas.microsoft.com/office/drawing/2016/5/12/chartex" xmlns:cx7="http://schemas.microsoft.com/office/drawing/2016/5/13/chartex" xmlns:cx8="http://schemas.microsoft.com/office/drawing/2016/5/14/chartex" xmlns:mc="http://schemas.openxmlformats.org/markup-compatibility/2006" xmlns:aink="http://schemas.microsoft.com/office/drawing/2016/ink" xmlns:am3d="http://schemas.microsoft.com/office/drawing/2017/model3d" xmlns:o="urn:schemas-microsoft-com:office:office" xmlns:r="http://schemas.openxmlformats.org/officeDocument/2006/relationships" xmlns:m="http://schemas.openxmlformats.org/officeDocument/2006/math" xmlns:v="urn:schemas-microsoft-com:vml" xmlns:wp14="http://schemas.microsoft.com/office/word/2010/wordprocessingDrawing" xmlns:wp="http://schemas.openxmlformats.org/drawingml/2006/wordprocessingDrawing" xmlns:w10="urn:schemas-microsoft-com:office:word" xmlns:w="http://schemas.openxmlformats.org/wordprocessingml/2006/main" xmlns:w14="http://schemas.microsoft.com/office/word/2010/wordml" xmlns:w15="http://schemas.microsoft.com/office/word/2012/wordml" xmlns:w16cid="http://schemas.microsoft.com/office/word/2016/wordml/cid" xmlns:w16se="http://schemas.microsoft.com/office/word/2015/wordml/symex" xmlns:wpg="http://schemas.microsoft.com/office/word/2010/wordprocessingGroup" xmlns:wpi="http://schemas.microsoft.com/office/word/2010/wordprocessingInk" xmlns:wne="http://schemas.microsoft.com/office/word/2006/wordml" xmlns:wps="http://schemas.microsoft.com/office/word/2010/wordprocessingShape" mc:Ignorable="w14 w15 w16se w16cid wp14">
+  <w:p>
+    <w:pPr>
+      <w:jc w:val="center"/>
+    </w:pPr>
+    <w:r>
+      <w:rPr>
+        <w:color w:val="000000"/>
+        <w:sz w:val="28"/>
+      </w:rPr>
+      <w:fldChar w:fldCharType="begin"/>
+    </w:r>
+    <w:r>
+      <w:rPr>
+        <w:color w:val="000000"/>
+        <w:sz w:val="28"/>
+      </w:rPr>
+      <w:instrText xml:space="preserve"> PAGE </w:instrText>
+    </w:r>
+    <w:r>
+      <w:rPr>
+        <w:color w:val="000000"/>
+        <w:sz w:val="28"/>
+      </w:rPr>
+      <w:fldChar w:fldCharType="separate"/>
+    </w:r>
+    <w:r>
+      <w:rPr>
+        <w:noProof/>
+        <w:color w:val="000000"/>
+        <w:sz w:val="28"/>
+      </w:rPr>
+      <w:t>2</w:t>
+    </w:r>
+    <w:r>
+      <w:rPr>
+        <w:color w:val="000000"/>
+        <w:sz w:val="28"/>
+      </w:rPr>
+      <w:fldChar w:fldCharType="end"/>
+    </w:r>
+  </w:p>
+</w:ftr>
+</file>
+
+<file path=word/footer20.xml><?xml version="1.0" encoding="utf-8"?>
+<w:ftr xmlns:wpc="http://schemas.microsoft.com/office/word/2010/wordprocessingCanvas" xmlns:cx="http://schemas.microsoft.com/office/drawing/2014/chartex" xmlns:cx1="http://schemas.microsoft.com/office/drawing/2015/9/8/chartex" xmlns:cx2="http://schemas.microsoft.com/office/drawing/2015/10/21/chartex" xmlns:cx3="http://schemas.microsoft.com/office/drawing/2016/5/9/chartex" xmlns:cx4="http://schemas.microsoft.com/office/drawing/2016/5/10/chartex" xmlns:cx5="http://schemas.microsoft.com/office/drawing/2016/5/11/chartex" xmlns:cx6="http://schemas.microsoft.com/office/drawing/2016/5/12/chartex" xmlns:cx7="http://schemas.microsoft.com/office/drawing/2016/5/13/chartex" xmlns:cx8="http://schemas.microsoft.com/office/drawing/2016/5/14/chartex" xmlns:mc="http://schemas.openxmlformats.org/markup-compatibility/2006" xmlns:aink="http://schemas.microsoft.com/office/drawing/2016/ink" xmlns:am3d="http://schemas.microsoft.com/office/drawing/2017/model3d" xmlns:o="urn:schemas-microsoft-com:office:office" xmlns:r="http://schemas.openxmlformats.org/officeDocument/2006/relationships" xmlns:m="http://schemas.openxmlformats.org/officeDocument/2006/math" xmlns:v="urn:schemas-microsoft-com:vml" xmlns:wp14="http://schemas.microsoft.com/office/word/2010/wordprocessingDrawing" xmlns:wp="http://schemas.openxmlformats.org/drawingml/2006/wordprocessingDrawing" xmlns:w10="urn:schemas-microsoft-com:office:word" xmlns:w="http://schemas.openxmlformats.org/wordprocessingml/2006/main" xmlns:w14="http://schemas.microsoft.com/office/word/2010/wordml" xmlns:w15="http://schemas.microsoft.com/office/word/2012/wordml" xmlns:w16cid="http://schemas.microsoft.com/office/word/2016/wordml/cid" xmlns:w16se="http://schemas.microsoft.com/office/word/2015/wordml/symex" xmlns:wpg="http://schemas.microsoft.com/office/word/2010/wordprocessingGroup" xmlns:wpi="http://schemas.microsoft.com/office/word/2010/wordprocessingInk" xmlns:wne="http://schemas.microsoft.com/office/word/2006/wordml" xmlns:wps="http://schemas.microsoft.com/office/word/2010/wordprocessingShape" mc:Ignorable="w14 w15 w16se w16cid wp14">
+  <w:p>
+    <w:pPr>
+      <w:jc w:val="center"/>
+    </w:pPr>
+    <w:r>
+      <w:rPr>
+        <w:color w:val="000000"/>
+        <w:sz w:val="28"/>
+      </w:rPr>
+      <w:fldChar w:fldCharType="begin"/>
+    </w:r>
+    <w:r>
+      <w:rPr>
+        <w:color w:val="000000"/>
+        <w:sz w:val="28"/>
+      </w:rPr>
+      <w:instrText xml:space="preserve"> PAGE </w:instrText>
+    </w:r>
+    <w:r>
+      <w:rPr>
+        <w:color w:val="000000"/>
+        <w:sz w:val="28"/>
+      </w:rPr>
+      <w:fldChar w:fldCharType="separate"/>
+    </w:r>
+    <w:r>
+      <w:rPr>
+        <w:noProof/>
+        <w:color w:val="000000"/>
+        <w:sz w:val="28"/>
+      </w:rPr>
+      <w:t>2</w:t>
+    </w:r>
+    <w:r>
+      <w:rPr>
+        <w:color w:val="000000"/>
+        <w:sz w:val="28"/>
+      </w:rPr>
+      <w:fldChar w:fldCharType="end"/>
+    </w:r>
+  </w:p>
+</w:ftr>
+</file>
+
+<file path=word/footer21.xml><?xml version="1.0" encoding="utf-8"?>
+<w:ftr xmlns:wpc="http://schemas.microsoft.com/office/word/2010/wordprocessingCanvas" xmlns:cx="http://schemas.microsoft.com/office/drawing/2014/chartex" xmlns:cx1="http://schemas.microsoft.com/office/drawing/2015/9/8/chartex" xmlns:cx2="http://schemas.microsoft.com/office/drawing/2015/10/21/chartex" xmlns:cx3="http://schemas.microsoft.com/office/drawing/2016/5/9/chartex" xmlns:cx4="http://schemas.microsoft.com/office/drawing/2016/5/10/chartex" xmlns:cx5="http://schemas.microsoft.com/office/drawing/2016/5/11/chartex" xmlns:cx6="http://schemas.microsoft.com/office/drawing/2016/5/12/chartex" xmlns:cx7="http://schemas.microsoft.com/office/drawing/2016/5/13/chartex" xmlns:cx8="http://schemas.microsoft.com/office/drawing/2016/5/14/chartex" xmlns:mc="http://schemas.openxmlformats.org/markup-compatibility/2006" xmlns:aink="http://schemas.microsoft.com/office/drawing/2016/ink" xmlns:am3d="http://schemas.microsoft.com/office/drawing/2017/model3d" xmlns:o="urn:schemas-microsoft-com:office:office" xmlns:r="http://schemas.openxmlformats.org/officeDocument/2006/relationships" xmlns:m="http://schemas.openxmlformats.org/officeDocument/2006/math" xmlns:v="urn:schemas-microsoft-com:vml" xmlns:wp14="http://schemas.microsoft.com/office/word/2010/wordprocessingDrawing" xmlns:wp="http://schemas.openxmlformats.org/drawingml/2006/wordprocessingDrawing" xmlns:w10="urn:schemas-microsoft-com:office:word" xmlns:w="http://schemas.openxmlformats.org/wordprocessingml/2006/main" xmlns:w14="http://schemas.microsoft.com/office/word/2010/wordml" xmlns:w15="http://schemas.microsoft.com/office/word/2012/wordml" xmlns:w16cid="http://schemas.microsoft.com/office/word/2016/wordml/cid" xmlns:w16se="http://schemas.microsoft.com/office/word/2015/wordml/symex" xmlns:wpg="http://schemas.microsoft.com/office/word/2010/wordprocessingGroup" xmlns:wpi="http://schemas.microsoft.com/office/word/2010/wordprocessingInk" xmlns:wne="http://schemas.microsoft.com/office/word/2006/wordml" xmlns:wps="http://schemas.microsoft.com/office/word/2010/wordprocessingShape" mc:Ignorable="w14 w15 w16se w16cid wp14">
+  <w:p>
+    <w:pPr>
+      <w:jc w:val="center"/>
+    </w:pPr>
+    <w:r>
+      <w:rPr>
+        <w:color w:val="000000"/>
+        <w:sz w:val="28"/>
+      </w:rPr>
+      <w:fldChar w:fldCharType="begin"/>
+    </w:r>
+    <w:r>
+      <w:rPr>
+        <w:color w:val="000000"/>
+        <w:sz w:val="28"/>
+      </w:rPr>
+      <w:instrText xml:space="preserve"> PAGE </w:instrText>
+    </w:r>
+    <w:r>
+      <w:rPr>
+        <w:color w:val="000000"/>
+        <w:sz w:val="28"/>
+      </w:rPr>
+      <w:fldChar w:fldCharType="separate"/>
+    </w:r>
+    <w:r>
+      <w:rPr>
+        <w:noProof/>
+        <w:color w:val="000000"/>
+        <w:sz w:val="28"/>
+      </w:rPr>
+      <w:t>2</w:t>
+    </w:r>
+    <w:r>
+      <w:rPr>
+        <w:color w:val="000000"/>
+        <w:sz w:val="28"/>
+      </w:rPr>
+      <w:fldChar w:fldCharType="end"/>
+    </w:r>
+  </w:p>
+</w:ftr>
+</file>
+
+<file path=word/footer22.xml><?xml version="1.0" encoding="utf-8"?>
+<w:ftr xmlns:wpc="http://schemas.microsoft.com/office/word/2010/wordprocessingCanvas" xmlns:cx="http://schemas.microsoft.com/office/drawing/2014/chartex" xmlns:cx1="http://schemas.microsoft.com/office/drawing/2015/9/8/chartex" xmlns:cx2="http://schemas.microsoft.com/office/drawing/2015/10/21/chartex" xmlns:cx3="http://schemas.microsoft.com/office/drawing/2016/5/9/chartex" xmlns:cx4="http://schemas.microsoft.com/office/drawing/2016/5/10/chartex" xmlns:cx5="http://schemas.microsoft.com/office/drawing/2016/5/11/chartex" xmlns:cx6="http://schemas.microsoft.com/office/drawing/2016/5/12/chartex" xmlns:cx7="http://schemas.microsoft.com/office/drawing/2016/5/13/chartex" xmlns:cx8="http://schemas.microsoft.com/office/drawing/2016/5/14/chartex" xmlns:mc="http://schemas.openxmlformats.org/markup-compatibility/2006" xmlns:aink="http://schemas.microsoft.com/office/drawing/2016/ink" xmlns:am3d="http://schemas.microsoft.com/office/drawing/2017/model3d" xmlns:o="urn:schemas-microsoft-com:office:office" xmlns:r="http://schemas.openxmlformats.org/officeDocument/2006/relationships" xmlns:m="http://schemas.openxmlformats.org/officeDocument/2006/math" xmlns:v="urn:schemas-microsoft-com:vml" xmlns:wp14="http://schemas.microsoft.com/office/word/2010/wordprocessingDrawing" xmlns:wp="http://schemas.openxmlformats.org/drawingml/2006/wordprocessingDrawing" xmlns:w10="urn:schemas-microsoft-com:office:word" xmlns:w="http://schemas.openxmlformats.org/wordprocessingml/2006/main" xmlns:w14="http://schemas.microsoft.com/office/word/2010/wordml" xmlns:w15="http://schemas.microsoft.com/office/word/2012/wordml" xmlns:w16cid="http://schemas.microsoft.com/office/word/2016/wordml/cid" xmlns:w16se="http://schemas.microsoft.com/office/word/2015/wordml/symex" xmlns:wpg="http://schemas.microsoft.com/office/word/2010/wordprocessingGroup" xmlns:wpi="http://schemas.microsoft.com/office/word/2010/wordprocessingInk" xmlns:wne="http://schemas.microsoft.com/office/word/2006/wordml" xmlns:wps="http://schemas.microsoft.com/office/word/2010/wordprocessingShape" mc:Ignorable="w14 w15 w16se w16cid wp14">
+  <w:p>
+    <w:pPr>
+      <w:jc w:val="center"/>
+    </w:pPr>
+    <w:r>
+      <w:rPr>
+        <w:color w:val="000000"/>
+        <w:sz w:val="28"/>
+      </w:rPr>
+      <w:fldChar w:fldCharType="begin"/>
+    </w:r>
+    <w:r>
+      <w:rPr>
+        <w:color w:val="000000"/>
+        <w:sz w:val="28"/>
+      </w:rPr>
+      <w:instrText xml:space="preserve"> PAGE </w:instrText>
+    </w:r>
+    <w:r>
+      <w:rPr>
+        <w:color w:val="000000"/>
+        <w:sz w:val="28"/>
+      </w:rPr>
+      <w:fldChar w:fldCharType="separate"/>
+    </w:r>
+    <w:r>
+      <w:rPr>
+        <w:noProof/>
+        <w:color w:val="000000"/>
+        <w:sz w:val="28"/>
+      </w:rPr>
+      <w:t>2</w:t>
+    </w:r>
+    <w:r>
+      <w:rPr>
+        <w:color w:val="000000"/>
+        <w:sz w:val="28"/>
+      </w:rPr>
+      <w:fldChar w:fldCharType="end"/>
+    </w:r>
+  </w:p>
+</w:ftr>
+</file>
+
+<file path=word/footer23.xml><?xml version="1.0" encoding="utf-8"?>
+<w:ftr xmlns:wpc="http://schemas.microsoft.com/office/word/2010/wordprocessingCanvas" xmlns:cx="http://schemas.microsoft.com/office/drawing/2014/chartex" xmlns:cx1="http://schemas.microsoft.com/office/drawing/2015/9/8/chartex" xmlns:cx2="http://schemas.microsoft.com/office/drawing/2015/10/21/chartex" xmlns:cx3="http://schemas.microsoft.com/office/drawing/2016/5/9/chartex" xmlns:cx4="http://schemas.microsoft.com/office/drawing/2016/5/10/chartex" xmlns:cx5="http://schemas.microsoft.com/office/drawing/2016/5/11/chartex" xmlns:cx6="http://schemas.microsoft.com/office/drawing/2016/5/12/chartex" xmlns:cx7="http://schemas.microsoft.com/office/drawing/2016/5/13/chartex" xmlns:cx8="http://schemas.microsoft.com/office/drawing/2016/5/14/chartex" xmlns:mc="http://schemas.openxmlformats.org/markup-compatibility/2006" xmlns:aink="http://schemas.microsoft.com/office/drawing/2016/ink" xmlns:am3d="http://schemas.microsoft.com/office/drawing/2017/model3d" xmlns:o="urn:schemas-microsoft-com:office:office" xmlns:r="http://schemas.openxmlformats.org/officeDocument/2006/relationships" xmlns:m="http://schemas.openxmlformats.org/officeDocument/2006/math" xmlns:v="urn:schemas-microsoft-com:vml" xmlns:wp14="http://schemas.microsoft.com/office/word/2010/wordprocessingDrawing" xmlns:wp="http://schemas.openxmlformats.org/drawingml/2006/wordprocessingDrawing" xmlns:w10="urn:schemas-microsoft-com:office:word" xmlns:w="http://schemas.openxmlformats.org/wordprocessingml/2006/main" xmlns:w14="http://schemas.microsoft.com/office/word/2010/wordml" xmlns:w15="http://schemas.microsoft.com/office/word/2012/wordml" xmlns:w16cid="http://schemas.microsoft.com/office/word/2016/wordml/cid" xmlns:w16se="http://schemas.microsoft.com/office/word/2015/wordml/symex" xmlns:wpg="http://schemas.microsoft.com/office/word/2010/wordprocessingGroup" xmlns:wpi="http://schemas.microsoft.com/office/word/2010/wordprocessingInk" xmlns:wne="http://schemas.microsoft.com/office/word/2006/wordml" xmlns:wps="http://schemas.microsoft.com/office/word/2010/wordprocessingShape" mc:Ignorable="w14 w15 w16se w16cid wp14">
+  <w:p>
+    <w:pPr>
+      <w:jc w:val="center"/>
+    </w:pPr>
+    <w:r>
+      <w:rPr>
+        <w:color w:val="000000"/>
+        <w:sz w:val="28"/>
+      </w:rPr>
+      <w:fldChar w:fldCharType="begin"/>
+    </w:r>
+    <w:r>
+      <w:rPr>
+        <w:color w:val="000000"/>
+        <w:sz w:val="28"/>
+      </w:rPr>
+      <w:instrText xml:space="preserve"> PAGE </w:instrText>
+    </w:r>
+    <w:r>
+      <w:rPr>
+        <w:color w:val="000000"/>
+        <w:sz w:val="28"/>
+      </w:rPr>
+      <w:fldChar w:fldCharType="separate"/>
+    </w:r>
+    <w:r>
+      <w:rPr>
+        <w:noProof/>
+        <w:color w:val="000000"/>
+        <w:sz w:val="28"/>
+      </w:rPr>
+      <w:t>2</w:t>
+    </w:r>
+    <w:r>
+      <w:rPr>
+        <w:color w:val="000000"/>
+        <w:sz w:val="28"/>
+      </w:rPr>
+      <w:fldChar w:fldCharType="end"/>
+    </w:r>
+  </w:p>
+</w:ftr>
+</file>
+
+<file path=word/footer24.xml><?xml version="1.0" encoding="utf-8"?>
 <w:ftr xmlns:wpc="http://schemas.microsoft.com/office/word/2010/wordprocessingCanvas" xmlns:cx="http://schemas.microsoft.com/office/drawing/2014/chartex" xmlns:cx1="http://schemas.microsoft.com/office/drawing/2015/9/8/chartex" xmlns:cx2="http://schemas.microsoft.com/office/drawing/2015/10/21/chartex" xmlns:cx3="http://schemas.microsoft.com/office/drawing/2016/5/9/chartex" xmlns:cx4="http://schemas.microsoft.com/office/drawing/2016/5/10/chartex" xmlns:cx5="http://schemas.microsoft.com/office/drawing/2016/5/11/chartex" xmlns:cx6="http://schemas.microsoft.com/office/drawing/2016/5/12/chartex" xmlns:cx7="http://schemas.microsoft.com/office/drawing/2016/5/13/chartex" xmlns:cx8="http://schemas.microsoft.com/office/drawing/2016/5/14/chartex" xmlns:mc="http://schemas.openxmlformats.org/markup-compatibility/2006" xmlns:aink="http://schemas.microsoft.com/office/drawing/2016/ink" xmlns:am3d="http://schemas.microsoft.com/office/drawing/2017/model3d" xmlns:o="urn:schemas-microsoft-com:office:office" xmlns:r="http://schemas.openxmlformats.org/officeDocument/2006/relationships" xmlns:m="http://schemas.openxmlformats.org/officeDocument/2006/math" xmlns:v="urn:schemas-microsoft-com:vml" xmlns:wp14="http://schemas.microsoft.com/office/word/2010/wordprocessingDrawing" xmlns:wp="http://schemas.openxmlformats.org/drawingml/2006/wordprocessingDrawing" xmlns:w10="urn:schemas-microsoft-com:office:word" xmlns:w="http://schemas.openxmlformats.org/wordprocessingml/2006/main" xmlns:w14="http://schemas.microsoft.com/office/word/2010/wordml" xmlns:w15="http://schemas.microsoft.com/office/word/2012/wordml" xmlns:w16cid="http://schemas.microsoft.com/office/word/2016/wordml/cid" xmlns:w16se="http://schemas.microsoft.com/office/word/2015/wordml/symex" xmlns:wpg="http://schemas.microsoft.com/office/word/2010/wordprocessingGroup" xmlns:wpi="http://schemas.microsoft.com/office/word/2010/wordprocessingInk" xmlns:wne="http://schemas.microsoft.com/office/word/2006/wordml" xmlns:wps="http://schemas.microsoft.com/office/word/2010/wordprocessingShape" mc:Ignorable="w14 w15 w16se w16cid wp14">
   <w:p>
     <w:pPr>
@@ -2828,6 +7489,98 @@
 </file>
 
 <file path=word/footer7.xml><?xml version="1.0" encoding="utf-8"?>
+<w:ftr xmlns:wpc="http://schemas.microsoft.com/office/word/2010/wordprocessingCanvas" xmlns:cx="http://schemas.microsoft.com/office/drawing/2014/chartex" xmlns:cx1="http://schemas.microsoft.com/office/drawing/2015/9/8/chartex" xmlns:cx2="http://schemas.microsoft.com/office/drawing/2015/10/21/chartex" xmlns:cx3="http://schemas.microsoft.com/office/drawing/2016/5/9/chartex" xmlns:cx4="http://schemas.microsoft.com/office/drawing/2016/5/10/chartex" xmlns:cx5="http://schemas.microsoft.com/office/drawing/2016/5/11/chartex" xmlns:cx6="http://schemas.microsoft.com/office/drawing/2016/5/12/chartex" xmlns:cx7="http://schemas.microsoft.com/office/drawing/2016/5/13/chartex" xmlns:cx8="http://schemas.microsoft.com/office/drawing/2016/5/14/chartex" xmlns:mc="http://schemas.openxmlformats.org/markup-compatibility/2006" xmlns:aink="http://schemas.microsoft.com/office/drawing/2016/ink" xmlns:am3d="http://schemas.microsoft.com/office/drawing/2017/model3d" xmlns:o="urn:schemas-microsoft-com:office:office" xmlns:r="http://schemas.openxmlformats.org/officeDocument/2006/relationships" xmlns:m="http://schemas.openxmlformats.org/officeDocument/2006/math" xmlns:v="urn:schemas-microsoft-com:vml" xmlns:wp14="http://schemas.microsoft.com/office/word/2010/wordprocessingDrawing" xmlns:wp="http://schemas.openxmlformats.org/drawingml/2006/wordprocessingDrawing" xmlns:w10="urn:schemas-microsoft-com:office:word" xmlns:w="http://schemas.openxmlformats.org/wordprocessingml/2006/main" xmlns:w14="http://schemas.microsoft.com/office/word/2010/wordml" xmlns:w15="http://schemas.microsoft.com/office/word/2012/wordml" xmlns:w16cid="http://schemas.microsoft.com/office/word/2016/wordml/cid" xmlns:w16se="http://schemas.microsoft.com/office/word/2015/wordml/symex" xmlns:wpg="http://schemas.microsoft.com/office/word/2010/wordprocessingGroup" xmlns:wpi="http://schemas.microsoft.com/office/word/2010/wordprocessingInk" xmlns:wne="http://schemas.microsoft.com/office/word/2006/wordml" xmlns:wps="http://schemas.microsoft.com/office/word/2010/wordprocessingShape" mc:Ignorable="w14 w15 w16se w16cid wp14">
+  <w:p>
+    <w:pPr>
+      <w:jc w:val="center"/>
+    </w:pPr>
+    <w:r>
+      <w:rPr>
+        <w:color w:val="000000"/>
+        <w:sz w:val="28"/>
+      </w:rPr>
+      <w:fldChar w:fldCharType="begin"/>
+    </w:r>
+    <w:r>
+      <w:rPr>
+        <w:color w:val="000000"/>
+        <w:sz w:val="28"/>
+      </w:rPr>
+      <w:instrText xml:space="preserve"> PAGE </w:instrText>
+    </w:r>
+    <w:r>
+      <w:rPr>
+        <w:color w:val="000000"/>
+        <w:sz w:val="28"/>
+      </w:rPr>
+      <w:fldChar w:fldCharType="separate"/>
+    </w:r>
+    <w:r>
+      <w:rPr>
+        <w:noProof/>
+        <w:color w:val="000000"/>
+        <w:sz w:val="28"/>
+      </w:rPr>
+      <w:t>2</w:t>
+    </w:r>
+    <w:r>
+      <w:rPr>
+        <w:color w:val="000000"/>
+        <w:sz w:val="28"/>
+      </w:rPr>
+      <w:fldChar w:fldCharType="end"/>
+    </w:r>
+  </w:p>
+</w:ftr>
+</file>
+
+<file path=word/footer8.xml><?xml version="1.0" encoding="utf-8"?>
+<w:ftr xmlns:wpc="http://schemas.microsoft.com/office/word/2010/wordprocessingCanvas" xmlns:cx="http://schemas.microsoft.com/office/drawing/2014/chartex" xmlns:cx1="http://schemas.microsoft.com/office/drawing/2015/9/8/chartex" xmlns:cx2="http://schemas.microsoft.com/office/drawing/2015/10/21/chartex" xmlns:cx3="http://schemas.microsoft.com/office/drawing/2016/5/9/chartex" xmlns:cx4="http://schemas.microsoft.com/office/drawing/2016/5/10/chartex" xmlns:cx5="http://schemas.microsoft.com/office/drawing/2016/5/11/chartex" xmlns:cx6="http://schemas.microsoft.com/office/drawing/2016/5/12/chartex" xmlns:cx7="http://schemas.microsoft.com/office/drawing/2016/5/13/chartex" xmlns:cx8="http://schemas.microsoft.com/office/drawing/2016/5/14/chartex" xmlns:mc="http://schemas.openxmlformats.org/markup-compatibility/2006" xmlns:aink="http://schemas.microsoft.com/office/drawing/2016/ink" xmlns:am3d="http://schemas.microsoft.com/office/drawing/2017/model3d" xmlns:o="urn:schemas-microsoft-com:office:office" xmlns:r="http://schemas.openxmlformats.org/officeDocument/2006/relationships" xmlns:m="http://schemas.openxmlformats.org/officeDocument/2006/math" xmlns:v="urn:schemas-microsoft-com:vml" xmlns:wp14="http://schemas.microsoft.com/office/word/2010/wordprocessingDrawing" xmlns:wp="http://schemas.openxmlformats.org/drawingml/2006/wordprocessingDrawing" xmlns:w10="urn:schemas-microsoft-com:office:word" xmlns:w="http://schemas.openxmlformats.org/wordprocessingml/2006/main" xmlns:w14="http://schemas.microsoft.com/office/word/2010/wordml" xmlns:w15="http://schemas.microsoft.com/office/word/2012/wordml" xmlns:w16cid="http://schemas.microsoft.com/office/word/2016/wordml/cid" xmlns:w16se="http://schemas.microsoft.com/office/word/2015/wordml/symex" xmlns:wpg="http://schemas.microsoft.com/office/word/2010/wordprocessingGroup" xmlns:wpi="http://schemas.microsoft.com/office/word/2010/wordprocessingInk" xmlns:wne="http://schemas.microsoft.com/office/word/2006/wordml" xmlns:wps="http://schemas.microsoft.com/office/word/2010/wordprocessingShape" mc:Ignorable="w14 w15 w16se w16cid wp14">
+  <w:p>
+    <w:pPr>
+      <w:jc w:val="center"/>
+    </w:pPr>
+    <w:r>
+      <w:rPr>
+        <w:color w:val="000000"/>
+        <w:sz w:val="28"/>
+      </w:rPr>
+      <w:fldChar w:fldCharType="begin"/>
+    </w:r>
+    <w:r>
+      <w:rPr>
+        <w:color w:val="000000"/>
+        <w:sz w:val="28"/>
+      </w:rPr>
+      <w:instrText xml:space="preserve"> PAGE </w:instrText>
+    </w:r>
+    <w:r>
+      <w:rPr>
+        <w:color w:val="000000"/>
+        <w:sz w:val="28"/>
+      </w:rPr>
+      <w:fldChar w:fldCharType="separate"/>
+    </w:r>
+    <w:r>
+      <w:rPr>
+        <w:noProof/>
+        <w:color w:val="000000"/>
+        <w:sz w:val="28"/>
+      </w:rPr>
+      <w:t>2</w:t>
+    </w:r>
+    <w:r>
+      <w:rPr>
+        <w:color w:val="000000"/>
+        <w:sz w:val="28"/>
+      </w:rPr>
+      <w:fldChar w:fldCharType="end"/>
+    </w:r>
+  </w:p>
+</w:ftr>
+</file>
+
+<file path=word/footer9.xml><?xml version="1.0" encoding="utf-8"?>
 <w:ftr xmlns:wpc="http://schemas.microsoft.com/office/word/2010/wordprocessingCanvas" xmlns:cx="http://schemas.microsoft.com/office/drawing/2014/chartex" xmlns:cx1="http://schemas.microsoft.com/office/drawing/2015/9/8/chartex" xmlns:cx2="http://schemas.microsoft.com/office/drawing/2015/10/21/chartex" xmlns:cx3="http://schemas.microsoft.com/office/drawing/2016/5/9/chartex" xmlns:cx4="http://schemas.microsoft.com/office/drawing/2016/5/10/chartex" xmlns:cx5="http://schemas.microsoft.com/office/drawing/2016/5/11/chartex" xmlns:cx6="http://schemas.microsoft.com/office/drawing/2016/5/12/chartex" xmlns:cx7="http://schemas.microsoft.com/office/drawing/2016/5/13/chartex" xmlns:cx8="http://schemas.microsoft.com/office/drawing/2016/5/14/chartex" xmlns:mc="http://schemas.openxmlformats.org/markup-compatibility/2006" xmlns:aink="http://schemas.microsoft.com/office/drawing/2016/ink" xmlns:am3d="http://schemas.microsoft.com/office/drawing/2017/model3d" xmlns:o="urn:schemas-microsoft-com:office:office" xmlns:r="http://schemas.openxmlformats.org/officeDocument/2006/relationships" xmlns:m="http://schemas.openxmlformats.org/officeDocument/2006/math" xmlns:v="urn:schemas-microsoft-com:vml" xmlns:wp14="http://schemas.microsoft.com/office/word/2010/wordprocessingDrawing" xmlns:wp="http://schemas.openxmlformats.org/drawingml/2006/wordprocessingDrawing" xmlns:w10="urn:schemas-microsoft-com:office:word" xmlns:w="http://schemas.openxmlformats.org/wordprocessingml/2006/main" xmlns:w14="http://schemas.microsoft.com/office/word/2010/wordml" xmlns:w15="http://schemas.microsoft.com/office/word/2012/wordml" xmlns:w16cid="http://schemas.microsoft.com/office/word/2016/wordml/cid" xmlns:w16se="http://schemas.microsoft.com/office/word/2015/wordml/symex" xmlns:wpg="http://schemas.microsoft.com/office/word/2010/wordprocessingGroup" xmlns:wpi="http://schemas.microsoft.com/office/word/2010/wordprocessingInk" xmlns:wne="http://schemas.microsoft.com/office/word/2006/wordml" xmlns:wps="http://schemas.microsoft.com/office/word/2010/wordprocessingShape" mc:Ignorable="w14 w15 w16se w16cid wp14">
   <w:p>
     <w:pPr>
@@ -3557,56 +8310,6 @@
       <w:szCs w:val="24"/>
     </w:rPr>
   </w:style>
-  <w:style w:type="paragraph" w:styleId="a7">
-    <w:name w:val="header"/>
-    <w:basedOn w:val="a"/>
-    <w:link w:val="a8"/>
-    <w:uiPriority w:val="99"/>
-    <w:unhideWhenUsed/>
-    <w:rsid w:val="00423E1C"/>
-    <w:pPr>
-      <w:tabs>
-        <w:tab w:val="center" w:pos="4677"/>
-        <w:tab w:val="right" w:pos="9355"/>
-      </w:tabs>
-    </w:pPr>
-  </w:style>
-  <w:style w:type="character" w:customStyle="1" w:styleId="a8">
-    <w:name w:val="Верхний колонтитул Знак"/>
-    <w:basedOn w:val="a0"/>
-    <w:link w:val="a7"/>
-    <w:uiPriority w:val="99"/>
-    <w:rsid w:val="00423E1C"/>
-    <w:rPr>
-      <w:sz w:val="24"/>
-      <w:szCs w:val="24"/>
-    </w:rPr>
-  </w:style>
-  <w:style w:type="paragraph" w:styleId="a9">
-    <w:name w:val="footer"/>
-    <w:basedOn w:val="a"/>
-    <w:link w:val="aa"/>
-    <w:uiPriority w:val="99"/>
-    <w:unhideWhenUsed/>
-    <w:rsid w:val="00423E1C"/>
-    <w:pPr>
-      <w:tabs>
-        <w:tab w:val="center" w:pos="4677"/>
-        <w:tab w:val="right" w:pos="9355"/>
-      </w:tabs>
-    </w:pPr>
-  </w:style>
-  <w:style w:type="character" w:customStyle="1" w:styleId="aa">
-    <w:name w:val="Нижний колонтитул Знак"/>
-    <w:basedOn w:val="a0"/>
-    <w:link w:val="a9"/>
-    <w:uiPriority w:val="99"/>
-    <w:rsid w:val="00423E1C"/>
-    <w:rPr>
-      <w:sz w:val="24"/>
-      <w:szCs w:val="24"/>
-    </w:rPr>
-  </w:style>
 </w:styles>
 </file>
 
